--- a/docs/Medicronis-User-Manual.docx
+++ b/docs/Medicronis-User-Manual.docx
@@ -44,7 +44,7 @@
         </w:rPr>
         <w:t>Pharma Distributor Secondary Sales Reporting</w:t>
         <w:br/>
-        <w:t>PDF Upload → Product Matching → Review → SSR Excel Export</w:t>
+        <w:t>PDF Upload → Product Matching → Review → Medicronis SSR Excel (DATA sheet)</w:t>
       </w:r>
     </w:p>
     <w:p/>
@@ -58,7 +58,7 @@
           <w:color w:val="646464"/>
           <w:sz w:val="20"/>
         </w:rPr>
-        <w:t>Version 1.1  |  August 08, 2026</w:t>
+        <w:t>Version 1.2  |  August 12, 2026</w:t>
       </w:r>
     </w:p>
     <w:p>
@@ -672,15 +672,43 @@
             <w:color w:val="0563C1"/>
             <w:u w:val="single"/>
           </w:rPr>
-          <w:t>8.4 SSR Excel Contents</w:t>
+          <w:t>8.4 Report Views and Date Ranges</w:t>
         </w:r>
       </w:hyperlink>
     </w:p>
     <w:p>
       <w:pPr>
+        <w:ind w:left="504"/>
+      </w:pPr>
+      <w:hyperlink w:anchor="toc_44">
+        <w:r>
+          <w:rPr>
+            <w:color w:val="0563C1"/>
+            <w:u w:val="single"/>
+          </w:rPr>
+          <w:t>8.5 SSR DATA Sheet Columns</w:t>
+        </w:r>
+      </w:hyperlink>
+    </w:p>
+    <w:p>
+      <w:pPr>
+        <w:ind w:left="504"/>
+      </w:pPr>
+      <w:hyperlink w:anchor="toc_45">
+        <w:r>
+          <w:rPr>
+            <w:color w:val="0563C1"/>
+            <w:u w:val="single"/>
+          </w:rPr>
+          <w:t>8.6 Related Export Layouts</w:t>
+        </w:r>
+      </w:hyperlink>
+    </w:p>
+    <w:p>
+      <w:pPr>
         <w:ind w:left="0"/>
       </w:pPr>
-      <w:hyperlink w:anchor="toc_44">
+      <w:hyperlink w:anchor="toc_46">
         <w:r>
           <w:rPr>
             <w:color w:val="0563C1"/>
@@ -694,7 +722,7 @@
       <w:pPr>
         <w:ind w:left="504"/>
       </w:pPr>
-      <w:hyperlink w:anchor="toc_45">
+      <w:hyperlink w:anchor="toc_47">
         <w:r>
           <w:rPr>
             <w:color w:val="0563C1"/>
@@ -708,7 +736,7 @@
       <w:pPr>
         <w:ind w:left="504"/>
       </w:pPr>
-      <w:hyperlink w:anchor="toc_46">
+      <w:hyperlink w:anchor="toc_48">
         <w:r>
           <w:rPr>
             <w:color w:val="0563C1"/>
@@ -722,7 +750,7 @@
       <w:pPr>
         <w:ind w:left="504"/>
       </w:pPr>
-      <w:hyperlink w:anchor="toc_47">
+      <w:hyperlink w:anchor="toc_49">
         <w:r>
           <w:rPr>
             <w:color w:val="0563C1"/>
@@ -736,7 +764,7 @@
       <w:pPr>
         <w:ind w:left="504"/>
       </w:pPr>
-      <w:hyperlink w:anchor="toc_48">
+      <w:hyperlink w:anchor="toc_50">
         <w:r>
           <w:rPr>
             <w:color w:val="0563C1"/>
@@ -750,7 +778,7 @@
       <w:pPr>
         <w:ind w:left="0"/>
       </w:pPr>
-      <w:hyperlink w:anchor="toc_49">
+      <w:hyperlink w:anchor="toc_51">
         <w:r>
           <w:rPr>
             <w:color w:val="0563C1"/>
@@ -764,7 +792,7 @@
       <w:pPr>
         <w:ind w:left="504"/>
       </w:pPr>
-      <w:hyperlink w:anchor="toc_50">
+      <w:hyperlink w:anchor="toc_52">
         <w:r>
           <w:rPr>
             <w:color w:val="0563C1"/>
@@ -778,7 +806,7 @@
       <w:pPr>
         <w:ind w:left="504"/>
       </w:pPr>
-      <w:hyperlink w:anchor="toc_51">
+      <w:hyperlink w:anchor="toc_53">
         <w:r>
           <w:rPr>
             <w:color w:val="0563C1"/>
@@ -792,7 +820,7 @@
       <w:pPr>
         <w:ind w:left="504"/>
       </w:pPr>
-      <w:hyperlink w:anchor="toc_52">
+      <w:hyperlink w:anchor="toc_54">
         <w:r>
           <w:rPr>
             <w:color w:val="0563C1"/>
@@ -806,7 +834,7 @@
       <w:pPr>
         <w:ind w:left="504"/>
       </w:pPr>
-      <w:hyperlink w:anchor="toc_53">
+      <w:hyperlink w:anchor="toc_55">
         <w:r>
           <w:rPr>
             <w:color w:val="0563C1"/>
@@ -820,7 +848,7 @@
       <w:pPr>
         <w:ind w:left="504"/>
       </w:pPr>
-      <w:hyperlink w:anchor="toc_54">
+      <w:hyperlink w:anchor="toc_56">
         <w:r>
           <w:rPr>
             <w:color w:val="0563C1"/>
@@ -834,7 +862,7 @@
       <w:pPr>
         <w:ind w:left="0"/>
       </w:pPr>
-      <w:hyperlink w:anchor="toc_55">
+      <w:hyperlink w:anchor="toc_57">
         <w:r>
           <w:rPr>
             <w:color w:val="0563C1"/>
@@ -848,7 +876,7 @@
       <w:pPr>
         <w:ind w:left="504"/>
       </w:pPr>
-      <w:hyperlink w:anchor="toc_56">
+      <w:hyperlink w:anchor="toc_58">
         <w:r>
           <w:rPr>
             <w:color w:val="0563C1"/>
@@ -862,49 +890,77 @@
       <w:pPr>
         <w:ind w:left="504"/>
       </w:pPr>
-      <w:hyperlink w:anchor="toc_57">
-        <w:r>
-          <w:rPr>
-            <w:color w:val="0563C1"/>
-            <w:u w:val="single"/>
-          </w:rPr>
-          <w:t>11.2 Adding a Product</w:t>
-        </w:r>
-      </w:hyperlink>
-    </w:p>
-    <w:p>
-      <w:pPr>
-        <w:ind w:left="504"/>
-      </w:pPr>
-      <w:hyperlink w:anchor="toc_58">
-        <w:r>
-          <w:rPr>
-            <w:color w:val="0563C1"/>
-            <w:u w:val="single"/>
-          </w:rPr>
-          <w:t>11.3 Bulk Product Upload</w:t>
-        </w:r>
-      </w:hyperlink>
-    </w:p>
-    <w:p>
-      <w:pPr>
-        <w:ind w:left="504"/>
-      </w:pPr>
       <w:hyperlink w:anchor="toc_59">
         <w:r>
           <w:rPr>
             <w:color w:val="0563C1"/>
             <w:u w:val="single"/>
           </w:rPr>
-          <w:t>11.4 Product Aliases</w:t>
+          <w:t>11.2 Product Groups</w:t>
         </w:r>
       </w:hyperlink>
     </w:p>
     <w:p>
       <w:pPr>
+        <w:ind w:left="504"/>
+      </w:pPr>
+      <w:hyperlink w:anchor="toc_60">
+        <w:r>
+          <w:rPr>
+            <w:color w:val="0563C1"/>
+            <w:u w:val="single"/>
+          </w:rPr>
+          <w:t>11.3 Adding a Product</w:t>
+        </w:r>
+      </w:hyperlink>
+    </w:p>
+    <w:p>
+      <w:pPr>
+        <w:ind w:left="504"/>
+      </w:pPr>
+      <w:hyperlink w:anchor="toc_61">
+        <w:r>
+          <w:rPr>
+            <w:color w:val="0563C1"/>
+            <w:u w:val="single"/>
+          </w:rPr>
+          <w:t>11.4 Bulk Product Upload</w:t>
+        </w:r>
+      </w:hyperlink>
+    </w:p>
+    <w:p>
+      <w:pPr>
+        <w:ind w:left="504"/>
+      </w:pPr>
+      <w:hyperlink w:anchor="toc_62">
+        <w:r>
+          <w:rPr>
+            <w:color w:val="0563C1"/>
+            <w:u w:val="single"/>
+          </w:rPr>
+          <w:t>11.5 Product Import Template Columns</w:t>
+        </w:r>
+      </w:hyperlink>
+    </w:p>
+    <w:p>
+      <w:pPr>
+        <w:ind w:left="504"/>
+      </w:pPr>
+      <w:hyperlink w:anchor="toc_63">
+        <w:r>
+          <w:rPr>
+            <w:color w:val="0563C1"/>
+            <w:u w:val="single"/>
+          </w:rPr>
+          <w:t>11.6 Product Aliases</w:t>
+        </w:r>
+      </w:hyperlink>
+    </w:p>
+    <w:p>
+      <w:pPr>
         <w:ind w:left="0"/>
       </w:pPr>
-      <w:hyperlink w:anchor="toc_60">
+      <w:hyperlink w:anchor="toc_64">
         <w:r>
           <w:rPr>
             <w:color w:val="0563C1"/>
@@ -918,7 +974,7 @@
       <w:pPr>
         <w:ind w:left="504"/>
       </w:pPr>
-      <w:hyperlink w:anchor="toc_61">
+      <w:hyperlink w:anchor="toc_65">
         <w:r>
           <w:rPr>
             <w:color w:val="0563C1"/>
@@ -932,7 +988,7 @@
       <w:pPr>
         <w:ind w:left="504"/>
       </w:pPr>
-      <w:hyperlink w:anchor="toc_62">
+      <w:hyperlink w:anchor="toc_66">
         <w:r>
           <w:rPr>
             <w:color w:val="0563C1"/>
@@ -946,7 +1002,7 @@
       <w:pPr>
         <w:ind w:left="504"/>
       </w:pPr>
-      <w:hyperlink w:anchor="toc_63">
+      <w:hyperlink w:anchor="toc_67">
         <w:r>
           <w:rPr>
             <w:color w:val="0563C1"/>
@@ -960,7 +1016,7 @@
       <w:pPr>
         <w:ind w:left="504"/>
       </w:pPr>
-      <w:hyperlink w:anchor="toc_64">
+      <w:hyperlink w:anchor="toc_68">
         <w:r>
           <w:rPr>
             <w:color w:val="0563C1"/>
@@ -974,7 +1030,7 @@
       <w:pPr>
         <w:ind w:left="504"/>
       </w:pPr>
-      <w:hyperlink w:anchor="toc_65">
+      <w:hyperlink w:anchor="toc_69">
         <w:r>
           <w:rPr>
             <w:color w:val="0563C1"/>
@@ -988,7 +1044,7 @@
       <w:pPr>
         <w:ind w:left="0"/>
       </w:pPr>
-      <w:hyperlink w:anchor="toc_66">
+      <w:hyperlink w:anchor="toc_70">
         <w:r>
           <w:rPr>
             <w:color w:val="0563C1"/>
@@ -1002,7 +1058,7 @@
       <w:pPr>
         <w:ind w:left="504"/>
       </w:pPr>
-      <w:hyperlink w:anchor="toc_67">
+      <w:hyperlink w:anchor="toc_71">
         <w:r>
           <w:rPr>
             <w:color w:val="0563C1"/>
@@ -1016,7 +1072,7 @@
       <w:pPr>
         <w:ind w:left="504"/>
       </w:pPr>
-      <w:hyperlink w:anchor="toc_68">
+      <w:hyperlink w:anchor="toc_72">
         <w:r>
           <w:rPr>
             <w:color w:val="0563C1"/>
@@ -1030,7 +1086,7 @@
       <w:pPr>
         <w:ind w:left="504"/>
       </w:pPr>
-      <w:hyperlink w:anchor="toc_69">
+      <w:hyperlink w:anchor="toc_73">
         <w:r>
           <w:rPr>
             <w:color w:val="0563C1"/>
@@ -1044,7 +1100,7 @@
       <w:pPr>
         <w:ind w:left="0"/>
       </w:pPr>
-      <w:hyperlink w:anchor="toc_70">
+      <w:hyperlink w:anchor="toc_74">
         <w:r>
           <w:rPr>
             <w:color w:val="0563C1"/>
@@ -1058,7 +1114,7 @@
       <w:pPr>
         <w:ind w:left="504"/>
       </w:pPr>
-      <w:hyperlink w:anchor="toc_71">
+      <w:hyperlink w:anchor="toc_75">
         <w:r>
           <w:rPr>
             <w:color w:val="0563C1"/>
@@ -1072,7 +1128,7 @@
       <w:pPr>
         <w:ind w:left="504"/>
       </w:pPr>
-      <w:hyperlink w:anchor="toc_72">
+      <w:hyperlink w:anchor="toc_76">
         <w:r>
           <w:rPr>
             <w:color w:val="0563C1"/>
@@ -1086,7 +1142,7 @@
       <w:pPr>
         <w:ind w:left="504"/>
       </w:pPr>
-      <w:hyperlink w:anchor="toc_73">
+      <w:hyperlink w:anchor="toc_77">
         <w:r>
           <w:rPr>
             <w:color w:val="0563C1"/>
@@ -1100,7 +1156,7 @@
       <w:pPr>
         <w:ind w:left="504"/>
       </w:pPr>
-      <w:hyperlink w:anchor="toc_74">
+      <w:hyperlink w:anchor="toc_78">
         <w:r>
           <w:rPr>
             <w:color w:val="0563C1"/>
@@ -1228,7 +1284,7 @@
         <w:pStyle w:val="ListBullet"/>
       </w:pPr>
       <w:r>
-        <w:t>Automatic extraction of product rows from 10 PDF layout families (A–J)</w:t>
+        <w:t>Automatic extraction of product rows from 10 PDF layout families (A–J), including Family J line-parser mode</w:t>
       </w:r>
     </w:p>
     <w:p>
@@ -1252,6 +1308,14 @@
         <w:pStyle w:val="ListBullet"/>
       </w:pPr>
       <w:r>
+        <w:t>Product groups (Medicronis | Transformer) required on every catalog product for SSR grouping</w:t>
+      </w:r>
+    </w:p>
+    <w:p>
+      <w:pPr>
+        <w:pStyle w:val="ListBullet"/>
+      </w:pPr>
+      <w:r>
         <w:t>Review queue for unmatched or ambiguous product rows</w:t>
       </w:r>
     </w:p>
@@ -1268,7 +1332,7 @@
         <w:pStyle w:val="ListBullet"/>
       </w:pPr>
       <w:r>
-        <w:t>Generate and download SSR Excel reports (day, week, or month views)</w:t>
+        <w:t>Generate Medicronis-format SSR Excel (DATA sheet) for day, week, or month views</w:t>
       </w:r>
     </w:p>
     <w:p>
@@ -1277,6 +1341,14 @@
       </w:pPr>
       <w:r>
         <w:t>Manage distributors, products, and per-distributor PDF templates</w:t>
+      </w:r>
+    </w:p>
+    <w:p>
+      <w:pPr>
+        <w:pStyle w:val="ListBullet"/>
+      </w:pPr>
+      <w:r>
+        <w:t>Bulk import distributors and products from Excel (.xlsx) templates</w:t>
       </w:r>
     </w:p>
     <w:p>
@@ -3845,7 +3917,7 @@
               <w:rPr>
                 <w:sz w:val="20"/>
               </w:rPr>
-              <w:t>Creates catalog entry and maps the row</w:t>
+              <w:t>Creates catalog entry (Group required) and maps the row</w:t>
             </w:r>
           </w:p>
         </w:tc>
@@ -3893,6 +3965,11 @@
       </w:tr>
     </w:tbl>
     <w:p/>
+    <w:p>
+      <w:r>
+        <w:t>When creating a new product from Review, you must select a product group (Medicronis or Transformer). The form defaults to Medicronis when available. Quantity on review cards is labeled Sales Units to match SSR terminology.</w:t>
+      </w:r>
+    </w:p>
     <w:p>
       <w:r>
         <w:t>Important: Approved mappings are saved as DistributorProductMapping records. Future uploads from the same distributor will automatically match these product names.</w:t>
@@ -3973,7 +4050,7 @@
     </w:p>
     <w:p>
       <w:r>
-        <w:t>SSR (Secondary Sales Report) reports consolidate approved sales data into Excel-format reports suitable for analysis and distribution.</w:t>
+        <w:t>SSR (Secondary Sales Report) reports consolidate approved sales data into Medicronis-format Excel workbooks. The on-screen preview and downloaded file both use the same DATA sheet column layout.</w:t>
       </w:r>
     </w:p>
     <w:p>
@@ -4080,7 +4157,7 @@
     </w:p>
     <w:p>
       <w:r>
-        <w:t>The report detail page (/reports/[id]) shows a preview grid of the SSR data including product rows, quantities, sales values, and totals.</w:t>
+        <w:t>The report detail page (/reports/[id]) shows a full DATA-sheet preview titled "Updated Sales Till DD-MM-YY", with the same columns as the Excel download. Product Name and Sales Value are emphasized for quick scanning.</w:t>
       </w:r>
     </w:p>
     <w:p>
@@ -4096,7 +4173,7 @@
         <w:pStyle w:val="ListNumber"/>
       </w:pPr>
       <w:r>
-        <w:t>Review the preview grid for accuracy</w:t>
+        <w:t>Scroll horizontally through the preview grid to review all metrics</w:t>
       </w:r>
     </w:p>
     <w:p>
@@ -4104,7 +4181,7 @@
         <w:pStyle w:val="ListNumber"/>
       </w:pPr>
       <w:r>
-        <w:t>Click "Download Excel" to save the .xlsx file</w:t>
+        <w:t>Click "Download Excel" to save the .xlsx file (DATA sheet)</w:t>
       </w:r>
     </w:p>
     <w:p>
@@ -4121,216 +4198,9 @@
         <w:pStyle w:val="Heading2"/>
       </w:pPr>
       <w:r>
-        <w:t>8.4 SSR Excel Contents</w:t>
+        <w:t>8.4 Report Views and Date Ranges</w:t>
       </w:r>
       <w:bookmarkEnd w:id="43"/>
-    </w:p>
-    <w:p>
-      <w:pPr>
-        <w:pStyle w:val="ListBullet"/>
-      </w:pPr>
-      <w:r>
-        <w:t>Product name and SKU</w:t>
-      </w:r>
-    </w:p>
-    <w:p>
-      <w:pPr>
-        <w:pStyle w:val="ListBullet"/>
-      </w:pPr>
-      <w:r>
-        <w:t>Quantity sold</w:t>
-      </w:r>
-    </w:p>
-    <w:p>
-      <w:pPr>
-        <w:pStyle w:val="ListBullet"/>
-      </w:pPr>
-      <w:r>
-        <w:t>Net sale value</w:t>
-      </w:r>
-    </w:p>
-    <w:p>
-      <w:pPr>
-        <w:pStyle w:val="ListBullet"/>
-      </w:pPr>
-      <w:r>
-        <w:t>Closing stock (where available in source PDF)</w:t>
-      </w:r>
-    </w:p>
-    <w:p>
-      <w:pPr>
-        <w:pStyle w:val="ListBullet"/>
-      </w:pPr>
-      <w:r>
-        <w:t>Distributor and date metadata</w:t>
-      </w:r>
-    </w:p>
-    <w:p>
-      <w:pPr>
-        <w:pStyle w:val="ListBullet"/>
-      </w:pPr>
-      <w:r>
-        <w:t>Summary totals row</w:t>
-      </w:r>
-    </w:p>
-    <w:p>
-      <w:bookmarkStart w:id="44" w:name="toc_44"/>
-      <w:pPr>
-        <w:pStyle w:val="Heading1"/>
-      </w:pPr>
-      <w:r>
-        <w:t>9. Managing Distributors</w:t>
-      </w:r>
-      <w:bookmarkEnd w:id="44"/>
-    </w:p>
-    <w:p>
-      <w:r>
-        <w:t>The Distributors page (/distributors) lets you view and manage your distributor network.</w:t>
-      </w:r>
-    </w:p>
-    <w:p>
-      <w:bookmarkStart w:id="45" w:name="toc_45"/>
-      <w:pPr>
-        <w:pStyle w:val="Heading2"/>
-      </w:pPr>
-      <w:r>
-        <w:t>9.1 Distributor List</w:t>
-      </w:r>
-      <w:bookmarkEnd w:id="45"/>
-    </w:p>
-    <w:p>
-      <w:pPr>
-        <w:pStyle w:val="ListBullet"/>
-      </w:pPr>
-      <w:r>
-        <w:t>View all registered distributors with code, name, region, and template status</w:t>
-      </w:r>
-    </w:p>
-    <w:p>
-      <w:pPr>
-        <w:pStyle w:val="ListBullet"/>
-      </w:pPr>
-      <w:r>
-        <w:t>Filter by active/inactive status</w:t>
-      </w:r>
-    </w:p>
-    <w:p>
-      <w:pPr>
-        <w:pStyle w:val="ListBullet"/>
-      </w:pPr>
-      <w:r>
-        <w:t>See which distributors have configured PDF templates (required for upload)</w:t>
-      </w:r>
-    </w:p>
-    <w:p>
-      <w:bookmarkStart w:id="46" w:name="toc_46"/>
-      <w:pPr>
-        <w:pStyle w:val="Heading2"/>
-      </w:pPr>
-      <w:r>
-        <w:t>9.2 Adding a Distributor</w:t>
-      </w:r>
-      <w:bookmarkEnd w:id="46"/>
-    </w:p>
-    <w:p>
-      <w:pPr>
-        <w:pStyle w:val="ListNumber"/>
-      </w:pPr>
-      <w:r>
-        <w:t>Navigate to Distributors</w:t>
-      </w:r>
-    </w:p>
-    <w:p>
-      <w:pPr>
-        <w:pStyle w:val="ListNumber"/>
-      </w:pPr>
-      <w:r>
-        <w:t>Click "Add Distributor"</w:t>
-      </w:r>
-    </w:p>
-    <w:p>
-      <w:pPr>
-        <w:pStyle w:val="ListNumber"/>
-      </w:pPr>
-      <w:r>
-        <w:t>Enter distributor details: code, name, region, country, city, and assigned manager</w:t>
-      </w:r>
-    </w:p>
-    <w:p>
-      <w:pPr>
-        <w:pStyle w:val="ListNumber"/>
-      </w:pPr>
-      <w:r>
-        <w:t>Save the new distributor record</w:t>
-      </w:r>
-    </w:p>
-    <w:p>
-      <w:pPr>
-        <w:pStyle w:val="ListNumber"/>
-      </w:pPr>
-      <w:r>
-        <w:t>Configure the PDF template before uploading documents (see Section 10)</w:t>
-      </w:r>
-    </w:p>
-    <w:p>
-      <w:bookmarkStart w:id="47" w:name="toc_47"/>
-      <w:pPr>
-        <w:pStyle w:val="Heading2"/>
-      </w:pPr>
-      <w:r>
-        <w:t>9.3 Bulk Upload</w:t>
-      </w:r>
-      <w:bookmarkEnd w:id="47"/>
-    </w:p>
-    <w:p>
-      <w:pPr>
-        <w:pStyle w:val="ListNumber"/>
-      </w:pPr>
-      <w:r>
-        <w:t>On the Distributors page, locate the bulk upload option</w:t>
-      </w:r>
-    </w:p>
-    <w:p>
-      <w:pPr>
-        <w:pStyle w:val="ListNumber"/>
-      </w:pPr>
-      <w:r>
-        <w:t>Download the CSV template if needed</w:t>
-      </w:r>
-    </w:p>
-    <w:p>
-      <w:pPr>
-        <w:pStyle w:val="ListNumber"/>
-      </w:pPr>
-      <w:r>
-        <w:t>Fill in distributor details following the template format</w:t>
-      </w:r>
-    </w:p>
-    <w:p>
-      <w:pPr>
-        <w:pStyle w:val="ListNumber"/>
-      </w:pPr>
-      <w:r>
-        <w:t>Upload the completed CSV file</w:t>
-      </w:r>
-    </w:p>
-    <w:p>
-      <w:pPr>
-        <w:pStyle w:val="ListNumber"/>
-      </w:pPr>
-      <w:r>
-        <w:t>Review imported records and configure templates as needed</w:t>
-      </w:r>
-    </w:p>
-    <w:p>
-      <w:bookmarkStart w:id="48" w:name="toc_48"/>
-      <w:pPr>
-        <w:pStyle w:val="Heading2"/>
-      </w:pPr>
-      <w:r>
-        <w:t>9.4 Distributor Fields</w:t>
-      </w:r>
-      <w:bookmarkEnd w:id="48"/>
     </w:p>
     <w:tbl>
       <w:tblPr>
@@ -4356,7 +4226,7 @@
                 <w:color w:val="FFFFFF"/>
                 <w:sz w:val="20"/>
               </w:rPr>
-              <w:t>Field</w:t>
+              <w:t>View</w:t>
             </w:r>
           </w:p>
         </w:tc>
@@ -4372,7 +4242,7 @@
                 <w:color w:val="FFFFFF"/>
                 <w:sz w:val="20"/>
               </w:rPr>
-              <w:t>Description</w:t>
+              <w:t>Period Covered</w:t>
             </w:r>
           </w:p>
         </w:tc>
@@ -4388,7 +4258,7 @@
                 <w:color w:val="FFFFFF"/>
                 <w:sz w:val="20"/>
               </w:rPr>
-              <w:t>Required</w:t>
+              <w:t>Prior Comparison ("Yesterday" columns)</w:t>
             </w:r>
           </w:p>
         </w:tc>
@@ -4403,7 +4273,7 @@
               <w:rPr>
                 <w:sz w:val="20"/>
               </w:rPr>
-              <w:t>Code</w:t>
+              <w:t>Day</w:t>
             </w:r>
           </w:p>
         </w:tc>
@@ -4416,7 +4286,7 @@
               <w:rPr>
                 <w:sz w:val="20"/>
               </w:rPr>
-              <w:t>Unique distributor identifier</w:t>
+              <w:t>Single as-of date</w:t>
             </w:r>
           </w:p>
         </w:tc>
@@ -4429,7 +4299,7 @@
               <w:rPr>
                 <w:sz w:val="20"/>
               </w:rPr>
-              <w:t>Yes</w:t>
+              <w:t>Previous calendar day</w:t>
             </w:r>
           </w:p>
         </w:tc>
@@ -4444,7 +4314,7 @@
               <w:rPr>
                 <w:sz w:val="20"/>
               </w:rPr>
-              <w:t>Name</w:t>
+              <w:t>Week</w:t>
             </w:r>
           </w:p>
         </w:tc>
@@ -4457,7 +4327,7 @@
               <w:rPr>
                 <w:sz w:val="20"/>
               </w:rPr>
-              <w:t>Full distributor business name (used for PDF header matching)</w:t>
+              <w:t>Week containing the as-of date</w:t>
             </w:r>
           </w:p>
         </w:tc>
@@ -4470,7 +4340,7 @@
               <w:rPr>
                 <w:sz w:val="20"/>
               </w:rPr>
-              <w:t>Yes</w:t>
+              <w:t>Prior week window</w:t>
             </w:r>
           </w:p>
         </w:tc>
@@ -4485,7 +4355,7 @@
               <w:rPr>
                 <w:sz w:val="20"/>
               </w:rPr>
-              <w:t>Region</w:t>
+              <w:t>Month</w:t>
             </w:r>
           </w:p>
         </w:tc>
@@ -4498,7 +4368,7 @@
               <w:rPr>
                 <w:sz w:val="20"/>
               </w:rPr>
-              <w:t>Geographic region</w:t>
+              <w:t>Month containing the as-of date</w:t>
             </w:r>
           </w:p>
         </w:tc>
@@ -4511,171 +4381,7 @@
               <w:rPr>
                 <w:sz w:val="20"/>
               </w:rPr>
-              <w:t>Yes</w:t>
-            </w:r>
-          </w:p>
-        </w:tc>
-      </w:tr>
-      <w:tr>
-        <w:tc>
-          <w:tcPr>
-            <w:tcW w:type="dxa" w:w="2880"/>
-          </w:tcPr>
-          <w:p>
-            <w:r>
-              <w:rPr>
-                <w:sz w:val="20"/>
-              </w:rPr>
-              <w:t>Country</w:t>
-            </w:r>
-          </w:p>
-        </w:tc>
-        <w:tc>
-          <w:tcPr>
-            <w:tcW w:type="dxa" w:w="2880"/>
-          </w:tcPr>
-          <w:p>
-            <w:r>
-              <w:rPr>
-                <w:sz w:val="20"/>
-              </w:rPr>
-              <w:t>Country of operation</w:t>
-            </w:r>
-          </w:p>
-        </w:tc>
-        <w:tc>
-          <w:tcPr>
-            <w:tcW w:type="dxa" w:w="2880"/>
-          </w:tcPr>
-          <w:p>
-            <w:r>
-              <w:rPr>
-                <w:sz w:val="20"/>
-              </w:rPr>
-              <w:t>Yes</w:t>
-            </w:r>
-          </w:p>
-        </w:tc>
-      </w:tr>
-      <w:tr>
-        <w:tc>
-          <w:tcPr>
-            <w:tcW w:type="dxa" w:w="2880"/>
-          </w:tcPr>
-          <w:p>
-            <w:r>
-              <w:rPr>
-                <w:sz w:val="20"/>
-              </w:rPr>
-              <w:t>City</w:t>
-            </w:r>
-          </w:p>
-        </w:tc>
-        <w:tc>
-          <w:tcPr>
-            <w:tcW w:type="dxa" w:w="2880"/>
-          </w:tcPr>
-          <w:p>
-            <w:r>
-              <w:rPr>
-                <w:sz w:val="20"/>
-              </w:rPr>
-              <w:t>City location</w:t>
-            </w:r>
-          </w:p>
-        </w:tc>
-        <w:tc>
-          <w:tcPr>
-            <w:tcW w:type="dxa" w:w="2880"/>
-          </w:tcPr>
-          <w:p>
-            <w:r>
-              <w:rPr>
-                <w:sz w:val="20"/>
-              </w:rPr>
-              <w:t>Optional</w:t>
-            </w:r>
-          </w:p>
-        </w:tc>
-      </w:tr>
-      <w:tr>
-        <w:tc>
-          <w:tcPr>
-            <w:tcW w:type="dxa" w:w="2880"/>
-          </w:tcPr>
-          <w:p>
-            <w:r>
-              <w:rPr>
-                <w:sz w:val="20"/>
-              </w:rPr>
-              <w:t>Manager</w:t>
-            </w:r>
-          </w:p>
-        </w:tc>
-        <w:tc>
-          <w:tcPr>
-            <w:tcW w:type="dxa" w:w="2880"/>
-          </w:tcPr>
-          <w:p>
-            <w:r>
-              <w:rPr>
-                <w:sz w:val="20"/>
-              </w:rPr>
-              <w:t>Assigned sales manager</w:t>
-            </w:r>
-          </w:p>
-        </w:tc>
-        <w:tc>
-          <w:tcPr>
-            <w:tcW w:type="dxa" w:w="2880"/>
-          </w:tcPr>
-          <w:p>
-            <w:r>
-              <w:rPr>
-                <w:sz w:val="20"/>
-              </w:rPr>
-              <w:t>Optional</w:t>
-            </w:r>
-          </w:p>
-        </w:tc>
-      </w:tr>
-      <w:tr>
-        <w:tc>
-          <w:tcPr>
-            <w:tcW w:type="dxa" w:w="2880"/>
-          </w:tcPr>
-          <w:p>
-            <w:r>
-              <w:rPr>
-                <w:sz w:val="20"/>
-              </w:rPr>
-              <w:t>Active</w:t>
-            </w:r>
-          </w:p>
-        </w:tc>
-        <w:tc>
-          <w:tcPr>
-            <w:tcW w:type="dxa" w:w="2880"/>
-          </w:tcPr>
-          <w:p>
-            <w:r>
-              <w:rPr>
-                <w:sz w:val="20"/>
-              </w:rPr>
-              <w:t>Whether distributor is active for uploads</w:t>
-            </w:r>
-          </w:p>
-        </w:tc>
-        <w:tc>
-          <w:tcPr>
-            <w:tcW w:type="dxa" w:w="2880"/>
-          </w:tcPr>
-          <w:p>
-            <w:r>
-              <w:rPr>
-                <w:sz w:val="20"/>
-              </w:rPr>
-              <w:t>Yes</w:t>
+              <w:t>Prior month matching window</w:t>
             </w:r>
           </w:p>
         </w:tc>
@@ -4683,186 +4389,792 @@
     </w:tbl>
     <w:p/>
     <w:p>
+      <w:r>
+        <w:t>LMTD (Last Month To Date) columns always compare against the same calendar day in the prior month, regardless of Day/Week/Month view.</w:t>
+      </w:r>
+    </w:p>
+    <w:p>
+      <w:bookmarkStart w:id="44" w:name="toc_44"/>
+      <w:pPr>
+        <w:pStyle w:val="Heading2"/>
+      </w:pPr>
+      <w:r>
+        <w:t>8.5 SSR DATA Sheet Columns</w:t>
+      </w:r>
+      <w:bookmarkEnd w:id="44"/>
+    </w:p>
+    <w:p>
+      <w:r>
+        <w:t>Each row is one distributor × product combination from the active master grid. Products without sales in the period still appear with zero units where applicable.</w:t>
+      </w:r>
+    </w:p>
+    <w:tbl>
+      <w:tblPr>
+        <w:tblStyle w:val="TableGrid"/>
+        <w:tblW w:type="auto" w:w="0"/>
+        <w:tblLook w:firstColumn="1" w:firstRow="1" w:lastColumn="0" w:lastRow="0" w:noHBand="0" w:noVBand="1" w:val="04A0"/>
+      </w:tblPr>
+      <w:tblGrid>
+        <w:gridCol w:w="4320"/>
+        <w:gridCol w:w="4320"/>
+      </w:tblGrid>
+      <w:tr>
+        <w:tc>
+          <w:tcPr>
+            <w:tcW w:type="dxa" w:w="4320"/>
+            <w:shd w:fill="1F4E79" w:val="clear"/>
+          </w:tcPr>
+          <w:p>
+            <w:r>
+              <w:rPr>
+                <w:b/>
+                <w:color w:val="FFFFFF"/>
+                <w:sz w:val="20"/>
+              </w:rPr>
+              <w:t>Column</w:t>
+            </w:r>
+          </w:p>
+        </w:tc>
+        <w:tc>
+          <w:tcPr>
+            <w:tcW w:type="dxa" w:w="4320"/>
+            <w:shd w:fill="1F4E79" w:val="clear"/>
+          </w:tcPr>
+          <w:p>
+            <w:r>
+              <w:rPr>
+                <w:b/>
+                <w:color w:val="FFFFFF"/>
+                <w:sz w:val="20"/>
+              </w:rPr>
+              <w:t>Description</w:t>
+            </w:r>
+          </w:p>
+        </w:tc>
+      </w:tr>
+      <w:tr>
+        <w:tc>
+          <w:tcPr>
+            <w:tcW w:type="dxa" w:w="4320"/>
+          </w:tcPr>
+          <w:p>
+            <w:r>
+              <w:rPr>
+                <w:sz w:val="20"/>
+              </w:rPr>
+              <w:t>Distributor Name, City, Region, Country</w:t>
+            </w:r>
+          </w:p>
+        </w:tc>
+        <w:tc>
+          <w:tcPr>
+            <w:tcW w:type="dxa" w:w="4320"/>
+          </w:tcPr>
+          <w:p>
+            <w:r>
+              <w:rPr>
+                <w:sz w:val="20"/>
+              </w:rPr>
+              <w:t>Distributor master data</w:t>
+            </w:r>
+          </w:p>
+        </w:tc>
+      </w:tr>
+      <w:tr>
+        <w:tc>
+          <w:tcPr>
+            <w:tcW w:type="dxa" w:w="4320"/>
+          </w:tcPr>
+          <w:p>
+            <w:r>
+              <w:rPr>
+                <w:sz w:val="20"/>
+              </w:rPr>
+              <w:t>Category</w:t>
+            </w:r>
+          </w:p>
+        </w:tc>
+        <w:tc>
+          <w:tcPr>
+            <w:tcW w:type="dxa" w:w="4320"/>
+          </w:tcPr>
+          <w:p>
+            <w:r>
+              <w:rPr>
+                <w:sz w:val="20"/>
+              </w:rPr>
+              <w:t>Always "Distributor" for this grid</w:t>
+            </w:r>
+          </w:p>
+        </w:tc>
+      </w:tr>
+      <w:tr>
+        <w:tc>
+          <w:tcPr>
+            <w:tcW w:type="dxa" w:w="4320"/>
+          </w:tcPr>
+          <w:p>
+            <w:r>
+              <w:rPr>
+                <w:sz w:val="20"/>
+              </w:rPr>
+              <w:t>Group</w:t>
+            </w:r>
+          </w:p>
+        </w:tc>
+        <w:tc>
+          <w:tcPr>
+            <w:tcW w:type="dxa" w:w="4320"/>
+          </w:tcPr>
+          <w:p>
+            <w:r>
+              <w:rPr>
+                <w:sz w:val="20"/>
+              </w:rPr>
+              <w:t>Product group: Medicronis or Transformer</w:t>
+            </w:r>
+          </w:p>
+        </w:tc>
+      </w:tr>
+      <w:tr>
+        <w:tc>
+          <w:tcPr>
+            <w:tcW w:type="dxa" w:w="4320"/>
+          </w:tcPr>
+          <w:p>
+            <w:r>
+              <w:rPr>
+                <w:sz w:val="20"/>
+              </w:rPr>
+              <w:t>Manager</w:t>
+            </w:r>
+          </w:p>
+        </w:tc>
+        <w:tc>
+          <w:tcPr>
+            <w:tcW w:type="dxa" w:w="4320"/>
+          </w:tcPr>
+          <w:p>
+            <w:r>
+              <w:rPr>
+                <w:sz w:val="20"/>
+              </w:rPr>
+              <w:t>Assigned sales manager for the distributor</w:t>
+            </w:r>
+          </w:p>
+        </w:tc>
+      </w:tr>
+      <w:tr>
+        <w:tc>
+          <w:tcPr>
+            <w:tcW w:type="dxa" w:w="4320"/>
+          </w:tcPr>
+          <w:p>
+            <w:r>
+              <w:rPr>
+                <w:sz w:val="20"/>
+              </w:rPr>
+              <w:t>Product Name</w:t>
+            </w:r>
+          </w:p>
+        </w:tc>
+        <w:tc>
+          <w:tcPr>
+            <w:tcW w:type="dxa" w:w="4320"/>
+          </w:tcPr>
+          <w:p>
+            <w:r>
+              <w:rPr>
+                <w:sz w:val="20"/>
+              </w:rPr>
+              <w:t>Catalog product name</w:t>
+            </w:r>
+          </w:p>
+        </w:tc>
+      </w:tr>
+      <w:tr>
+        <w:tc>
+          <w:tcPr>
+            <w:tcW w:type="dxa" w:w="4320"/>
+          </w:tcPr>
+          <w:p>
+            <w:r>
+              <w:rPr>
+                <w:sz w:val="20"/>
+              </w:rPr>
+              <w:t>S.P</w:t>
+            </w:r>
+          </w:p>
+        </w:tc>
+        <w:tc>
+          <w:tcPr>
+            <w:tcW w:type="dxa" w:w="4320"/>
+          </w:tcPr>
+          <w:p>
+            <w:r>
+              <w:rPr>
+                <w:sz w:val="20"/>
+              </w:rPr>
+              <w:t>Selling price used for value calculations</w:t>
+            </w:r>
+          </w:p>
+        </w:tc>
+      </w:tr>
+      <w:tr>
+        <w:tc>
+          <w:tcPr>
+            <w:tcW w:type="dxa" w:w="4320"/>
+          </w:tcPr>
+          <w:p>
+            <w:r>
+              <w:rPr>
+                <w:sz w:val="20"/>
+              </w:rPr>
+              <w:t>Sales Units</w:t>
+            </w:r>
+          </w:p>
+        </w:tc>
+        <w:tc>
+          <w:tcPr>
+            <w:tcW w:type="dxa" w:w="4320"/>
+          </w:tcPr>
+          <w:p>
+            <w:r>
+              <w:rPr>
+                <w:sz w:val="20"/>
+              </w:rPr>
+              <w:t>Units sold in the selected period</w:t>
+            </w:r>
+          </w:p>
+        </w:tc>
+      </w:tr>
+      <w:tr>
+        <w:tc>
+          <w:tcPr>
+            <w:tcW w:type="dxa" w:w="4320"/>
+          </w:tcPr>
+          <w:p>
+            <w:r>
+              <w:rPr>
+                <w:sz w:val="20"/>
+              </w:rPr>
+              <w:t>Closing Stock</w:t>
+            </w:r>
+          </w:p>
+        </w:tc>
+        <w:tc>
+          <w:tcPr>
+            <w:tcW w:type="dxa" w:w="4320"/>
+          </w:tcPr>
+          <w:p>
+            <w:r>
+              <w:rPr>
+                <w:sz w:val="20"/>
+              </w:rPr>
+              <w:t>Latest closing stock on/before as-of date (— if missing)</w:t>
+            </w:r>
+          </w:p>
+        </w:tc>
+      </w:tr>
+      <w:tr>
+        <w:tc>
+          <w:tcPr>
+            <w:tcW w:type="dxa" w:w="4320"/>
+          </w:tcPr>
+          <w:p>
+            <w:r>
+              <w:rPr>
+                <w:sz w:val="20"/>
+              </w:rPr>
+              <w:t>Sales Value</w:t>
+            </w:r>
+          </w:p>
+        </w:tc>
+        <w:tc>
+          <w:tcPr>
+            <w:tcW w:type="dxa" w:w="4320"/>
+          </w:tcPr>
+          <w:p>
+            <w:r>
+              <w:rPr>
+                <w:sz w:val="20"/>
+              </w:rPr>
+              <w:t>Sales Units × S.P</w:t>
+            </w:r>
+          </w:p>
+        </w:tc>
+      </w:tr>
+      <w:tr>
+        <w:tc>
+          <w:tcPr>
+            <w:tcW w:type="dxa" w:w="4320"/>
+          </w:tcPr>
+          <w:p>
+            <w:r>
+              <w:rPr>
+                <w:sz w:val="20"/>
+              </w:rPr>
+              <w:t>Stock Value</w:t>
+            </w:r>
+          </w:p>
+        </w:tc>
+        <w:tc>
+          <w:tcPr>
+            <w:tcW w:type="dxa" w:w="4320"/>
+          </w:tcPr>
+          <w:p>
+            <w:r>
+              <w:rPr>
+                <w:sz w:val="20"/>
+              </w:rPr>
+              <w:t>Closing Stock × S.P (0 when stock missing in Excel)</w:t>
+            </w:r>
+          </w:p>
+        </w:tc>
+      </w:tr>
+      <w:tr>
+        <w:tc>
+          <w:tcPr>
+            <w:tcW w:type="dxa" w:w="4320"/>
+          </w:tcPr>
+          <w:p>
+            <w:r>
+              <w:rPr>
+                <w:sz w:val="20"/>
+              </w:rPr>
+              <w:t>Yesterday / Yesterday Sale Value</w:t>
+            </w:r>
+          </w:p>
+        </w:tc>
+        <w:tc>
+          <w:tcPr>
+            <w:tcW w:type="dxa" w:w="4320"/>
+          </w:tcPr>
+          <w:p>
+            <w:r>
+              <w:rPr>
+                <w:sz w:val="20"/>
+              </w:rPr>
+              <w:t>Prior-period units and value (label kept for Medicronis workbook parity)</w:t>
+            </w:r>
+          </w:p>
+        </w:tc>
+      </w:tr>
+      <w:tr>
+        <w:tc>
+          <w:tcPr>
+            <w:tcW w:type="dxa" w:w="4320"/>
+          </w:tcPr>
+          <w:p>
+            <w:r>
+              <w:rPr>
+                <w:sz w:val="20"/>
+              </w:rPr>
+              <w:t>Difference</w:t>
+            </w:r>
+          </w:p>
+        </w:tc>
+        <w:tc>
+          <w:tcPr>
+            <w:tcW w:type="dxa" w:w="4320"/>
+          </w:tcPr>
+          <w:p>
+            <w:r>
+              <w:rPr>
+                <w:sz w:val="20"/>
+              </w:rPr>
+              <w:t>Current Sales Value − prior-period sale value</w:t>
+            </w:r>
+          </w:p>
+        </w:tc>
+      </w:tr>
+      <w:tr>
+        <w:tc>
+          <w:tcPr>
+            <w:tcW w:type="dxa" w:w="4320"/>
+          </w:tcPr>
+          <w:p>
+            <w:r>
+              <w:rPr>
+                <w:sz w:val="20"/>
+              </w:rPr>
+              <w:t>LMTD Sales Unit / Value</w:t>
+            </w:r>
+          </w:p>
+        </w:tc>
+        <w:tc>
+          <w:tcPr>
+            <w:tcW w:type="dxa" w:w="4320"/>
+          </w:tcPr>
+          <w:p>
+            <w:r>
+              <w:rPr>
+                <w:sz w:val="20"/>
+              </w:rPr>
+              <w:t>Same-day-prior-month units and value</w:t>
+            </w:r>
+          </w:p>
+        </w:tc>
+      </w:tr>
+      <w:tr>
+        <w:tc>
+          <w:tcPr>
+            <w:tcW w:type="dxa" w:w="4320"/>
+          </w:tcPr>
+          <w:p>
+            <w:r>
+              <w:rPr>
+                <w:sz w:val="20"/>
+              </w:rPr>
+              <w:t>LMTD Difference (units / value)</w:t>
+            </w:r>
+          </w:p>
+        </w:tc>
+        <w:tc>
+          <w:tcPr>
+            <w:tcW w:type="dxa" w:w="4320"/>
+          </w:tcPr>
+          <w:p>
+            <w:r>
+              <w:rPr>
+                <w:sz w:val="20"/>
+              </w:rPr>
+              <w:t>Current − LMTD for units and value</w:t>
+            </w:r>
+          </w:p>
+        </w:tc>
+      </w:tr>
+      <w:tr>
+        <w:tc>
+          <w:tcPr>
+            <w:tcW w:type="dxa" w:w="4320"/>
+          </w:tcPr>
+          <w:p>
+            <w:r>
+              <w:rPr>
+                <w:sz w:val="20"/>
+              </w:rPr>
+              <w:t>LMTD %age</w:t>
+            </w:r>
+          </w:p>
+        </w:tc>
+        <w:tc>
+          <w:tcPr>
+            <w:tcW w:type="dxa" w:w="4320"/>
+          </w:tcPr>
+          <w:p>
+            <w:r>
+              <w:rPr>
+                <w:sz w:val="20"/>
+              </w:rPr>
+              <w:t>(Sales Value / LMTD Sales Value − 1), or "-" if LMTD value is zero</w:t>
+            </w:r>
+          </w:p>
+        </w:tc>
+      </w:tr>
+      <w:tr>
+        <w:tc>
+          <w:tcPr>
+            <w:tcW w:type="dxa" w:w="4320"/>
+          </w:tcPr>
+          <w:p>
+            <w:r>
+              <w:rPr>
+                <w:sz w:val="20"/>
+              </w:rPr>
+              <w:t>Inventory</w:t>
+            </w:r>
+          </w:p>
+        </w:tc>
+        <w:tc>
+          <w:tcPr>
+            <w:tcW w:type="dxa" w:w="4320"/>
+          </w:tcPr>
+          <w:p>
+            <w:r>
+              <w:rPr>
+                <w:sz w:val="20"/>
+              </w:rPr>
+              <w:t>Sales Units × 1.5 (target stock heuristic)</w:t>
+            </w:r>
+          </w:p>
+        </w:tc>
+      </w:tr>
+      <w:tr>
+        <w:tc>
+          <w:tcPr>
+            <w:tcW w:type="dxa" w:w="4320"/>
+          </w:tcPr>
+          <w:p>
+            <w:r>
+              <w:rPr>
+                <w:sz w:val="20"/>
+              </w:rPr>
+              <w:t>Order / Order Value</w:t>
+            </w:r>
+          </w:p>
+        </w:tc>
+        <w:tc>
+          <w:tcPr>
+            <w:tcW w:type="dxa" w:w="4320"/>
+          </w:tcPr>
+          <w:p>
+            <w:r>
+              <w:rPr>
+                <w:sz w:val="20"/>
+              </w:rPr>
+              <w:t>Units (and value) needed when Inventory &gt; Closing Stock</w:t>
+            </w:r>
+          </w:p>
+        </w:tc>
+      </w:tr>
+      <w:tr>
+        <w:tc>
+          <w:tcPr>
+            <w:tcW w:type="dxa" w:w="4320"/>
+          </w:tcPr>
+          <w:p>
+            <w:r>
+              <w:rPr>
+                <w:sz w:val="20"/>
+              </w:rPr>
+              <w:t>Excess Stock / Excess Stock Value</w:t>
+            </w:r>
+          </w:p>
+        </w:tc>
+        <w:tc>
+          <w:tcPr>
+            <w:tcW w:type="dxa" w:w="4320"/>
+          </w:tcPr>
+          <w:p>
+            <w:r>
+              <w:rPr>
+                <w:sz w:val="20"/>
+              </w:rPr>
+              <w:t>Units (and value) when Closing Stock &gt; Inventory</w:t>
+            </w:r>
+          </w:p>
+        </w:tc>
+      </w:tr>
+      <w:tr>
+        <w:tc>
+          <w:tcPr>
+            <w:tcW w:type="dxa" w:w="4320"/>
+          </w:tcPr>
+          <w:p>
+            <w:r>
+              <w:rPr>
+                <w:sz w:val="20"/>
+              </w:rPr>
+              <w:t>Inventory Value</w:t>
+            </w:r>
+          </w:p>
+        </w:tc>
+        <w:tc>
+          <w:tcPr>
+            <w:tcW w:type="dxa" w:w="4320"/>
+          </w:tcPr>
+          <w:p>
+            <w:r>
+              <w:rPr>
+                <w:sz w:val="20"/>
+              </w:rPr>
+              <w:t>Inventory × S.P</w:t>
+            </w:r>
+          </w:p>
+        </w:tc>
+      </w:tr>
+    </w:tbl>
+    <w:p/>
+    <w:p>
+      <w:bookmarkStart w:id="45" w:name="toc_45"/>
+      <w:pPr>
+        <w:pStyle w:val="Heading2"/>
+      </w:pPr>
+      <w:r>
+        <w:t>8.6 Related Export Layouts</w:t>
+      </w:r>
+      <w:bookmarkEnd w:id="45"/>
+    </w:p>
+    <w:p>
+      <w:r>
+        <w:t>The primary user download from SSR Reports is the DATA sheet workbook described above. The platform also supports a Wholeseller (Direct Party) line layout used in related exports: Party Name, Product, Quatity, S.P, Value, with Total Direct Sale and Total Sales rows.</w:t>
+      </w:r>
+    </w:p>
+    <w:p>
+      <w:bookmarkStart w:id="46" w:name="toc_46"/>
+      <w:pPr>
+        <w:pStyle w:val="Heading1"/>
+      </w:pPr>
+      <w:r>
+        <w:t>9. Managing Distributors</w:t>
+      </w:r>
+      <w:bookmarkEnd w:id="46"/>
+    </w:p>
+    <w:p>
+      <w:r>
+        <w:t>The Distributors page (/distributors) lets you view and manage your distributor network.</w:t>
+      </w:r>
+    </w:p>
+    <w:p>
+      <w:bookmarkStart w:id="47" w:name="toc_47"/>
+      <w:pPr>
+        <w:pStyle w:val="Heading2"/>
+      </w:pPr>
+      <w:r>
+        <w:t>9.1 Distributor List</w:t>
+      </w:r>
+      <w:bookmarkEnd w:id="47"/>
+    </w:p>
+    <w:p>
+      <w:pPr>
+        <w:pStyle w:val="ListBullet"/>
+      </w:pPr>
+      <w:r>
+        <w:t>View all registered distributors with code, name, region, country, city, manager, and template status</w:t>
+      </w:r>
+    </w:p>
+    <w:p>
+      <w:pPr>
+        <w:pStyle w:val="ListBullet"/>
+      </w:pPr>
+      <w:r>
+        <w:t>Search by code, name, city, manager, region, or country</w:t>
+      </w:r>
+    </w:p>
+    <w:p>
+      <w:pPr>
+        <w:pStyle w:val="ListBullet"/>
+      </w:pPr>
+      <w:r>
+        <w:t>Filter visually by Active / Inactive status badges</w:t>
+      </w:r>
+    </w:p>
+    <w:p>
+      <w:pPr>
+        <w:pStyle w:val="ListBullet"/>
+      </w:pPr>
+      <w:r>
+        <w:t>See Template Ready vs Template required badges (template required before upload)</w:t>
+      </w:r>
+    </w:p>
+    <w:p>
+      <w:pPr>
+        <w:pStyle w:val="ListBullet"/>
+      </w:pPr>
+      <w:r>
+        <w:t>Document and mapping counts per distributor</w:t>
+      </w:r>
+    </w:p>
+    <w:p>
+      <w:bookmarkStart w:id="48" w:name="toc_48"/>
+      <w:pPr>
+        <w:pStyle w:val="Heading2"/>
+      </w:pPr>
+      <w:r>
+        <w:t>9.2 Adding a Distributor</w:t>
+      </w:r>
+      <w:bookmarkEnd w:id="48"/>
+    </w:p>
+    <w:p>
+      <w:pPr>
+        <w:pStyle w:val="ListNumber"/>
+      </w:pPr>
+      <w:r>
+        <w:t>Navigate to Distributors</w:t>
+      </w:r>
+    </w:p>
+    <w:p>
+      <w:pPr>
+        <w:pStyle w:val="ListNumber"/>
+      </w:pPr>
+      <w:r>
+        <w:t>Click "Add Distributor"</w:t>
+      </w:r>
+    </w:p>
+    <w:p>
+      <w:pPr>
+        <w:pStyle w:val="ListNumber"/>
+      </w:pPr>
+      <w:r>
+        <w:t>Enter distributor details: code, name, region, country, city, and assigned manager</w:t>
+      </w:r>
+    </w:p>
+    <w:p>
+      <w:pPr>
+        <w:pStyle w:val="ListNumber"/>
+      </w:pPr>
+      <w:r>
+        <w:t>Save the new distributor record</w:t>
+      </w:r>
+    </w:p>
+    <w:p>
+      <w:pPr>
+        <w:pStyle w:val="ListNumber"/>
+      </w:pPr>
+      <w:r>
+        <w:t>Configure the PDF template before uploading documents (see Section 10)</w:t>
+      </w:r>
+    </w:p>
+    <w:p>
       <w:bookmarkStart w:id="49" w:name="toc_49"/>
       <w:pPr>
-        <w:pStyle w:val="Heading1"/>
+        <w:pStyle w:val="Heading2"/>
       </w:pPr>
       <w:r>
-        <w:t>10. PDF Template Configuration</w:t>
+        <w:t>9.3 Bulk Upload</w:t>
       </w:r>
       <w:bookmarkEnd w:id="49"/>
     </w:p>
     <w:p>
+      <w:pPr>
+        <w:pStyle w:val="ListNumber"/>
+      </w:pPr>
       <w:r>
-        <w:t>Each distributor's PDF reports have a unique layout. Before uploading documents for a distributor, you must configure a PDF template that maps the PDF columns to the system's data fields.</w:t>
+        <w:t>On the Distributors page, click the bulk upload option</w:t>
       </w:r>
     </w:p>
     <w:p>
+      <w:pPr>
+        <w:pStyle w:val="ListNumber"/>
+      </w:pPr>
+      <w:r>
+        <w:t>Download the Excel (.xlsx) template if needed</w:t>
+      </w:r>
+    </w:p>
+    <w:p>
+      <w:pPr>
+        <w:pStyle w:val="ListNumber"/>
+      </w:pPr>
+      <w:r>
+        <w:t>Fill in distributor details following the template columns</w:t>
+      </w:r>
+    </w:p>
+    <w:p>
+      <w:pPr>
+        <w:pStyle w:val="ListNumber"/>
+      </w:pPr>
+      <w:r>
+        <w:t>Upload the completed .xlsx file</w:t>
+      </w:r>
+    </w:p>
+    <w:p>
+      <w:pPr>
+        <w:pStyle w:val="ListNumber"/>
+      </w:pPr>
+      <w:r>
+        <w:t>Review imported records and configure templates as needed</w:t>
+      </w:r>
+    </w:p>
+    <w:p>
       <w:bookmarkStart w:id="50" w:name="toc_50"/>
       <w:pPr>
         <w:pStyle w:val="Heading2"/>
       </w:pPr>
       <w:r>
-        <w:t>10.1 When Template Configuration Is Required</w:t>
+        <w:t>9.4 Distributor Fields</w:t>
       </w:r>
       <w:bookmarkEnd w:id="50"/>
-    </w:p>
-    <w:p>
-      <w:pPr>
-        <w:pStyle w:val="ListBullet"/>
-      </w:pPr>
-      <w:r>
-        <w:t>Adding a new distributor to the system</w:t>
-      </w:r>
-    </w:p>
-    <w:p>
-      <w:pPr>
-        <w:pStyle w:val="ListBullet"/>
-      </w:pPr>
-      <w:r>
-        <w:t>Distributor's PDF layout has changed</w:t>
-      </w:r>
-    </w:p>
-    <w:p>
-      <w:pPr>
-        <w:pStyle w:val="ListBullet"/>
-      </w:pPr>
-      <w:r>
-        <w:t>Upload results in TEMPLATE_MISMATCH status</w:t>
-      </w:r>
-    </w:p>
-    <w:p>
-      <w:pPr>
-        <w:pStyle w:val="ListBullet"/>
-      </w:pPr>
-      <w:r>
-        <w:t>Template Required badge appears on the Upload or Distributors page</w:t>
-      </w:r>
-    </w:p>
-    <w:p>
-      <w:bookmarkStart w:id="51" w:name="toc_51"/>
-      <w:pPr>
-        <w:pStyle w:val="Heading2"/>
-      </w:pPr>
-      <w:r>
-        <w:t>10.2 Template Mismatch Triggers</w:t>
-      </w:r>
-      <w:bookmarkEnd w:id="51"/>
-    </w:p>
-    <w:p>
-      <w:r>
-        <w:t>The system flags TEMPLATE_MISMATCH when any of the following occur:</w:t>
-      </w:r>
-    </w:p>
-    <w:p>
-      <w:pPr>
-        <w:pStyle w:val="ListBullet"/>
-      </w:pPr>
-      <w:r>
-        <w:t>PDF layout cannot be parsed with the saved template mapping</w:t>
-      </w:r>
-    </w:p>
-    <w:p>
-      <w:pPr>
-        <w:pStyle w:val="ListBullet"/>
-      </w:pPr>
-      <w:r>
-        <w:t>Column headers cannot be resolved from the saved template mapping</w:t>
-      </w:r>
-    </w:p>
-    <w:p>
-      <w:pPr>
-        <w:pStyle w:val="ListBullet"/>
-      </w:pPr>
-      <w:r>
-        <w:t>Extracted row count drops more than 30% compared to the last successful upload</w:t>
-      </w:r>
-    </w:p>
-    <w:p>
-      <w:bookmarkStart w:id="52" w:name="toc_52"/>
-      <w:pPr>
-        <w:pStyle w:val="Heading2"/>
-      </w:pPr>
-      <w:r>
-        <w:t>10.3 Template Wizard Steps</w:t>
-      </w:r>
-      <w:bookmarkEnd w:id="52"/>
-    </w:p>
-    <w:p>
-      <w:r>
-        <w:t>Access the template wizard from Distributors → select distributor → Configure PDF Template (/distributors/[id]/template), or from the Re-map PDF Template button on a mismatched document.</w:t>
-      </w:r>
-    </w:p>
-    <w:p>
-      <w:pPr>
-        <w:pStyle w:val="ListNumber"/>
-      </w:pPr>
-      <w:r>
-        <w:t>Upload a sample PDF from the distributor</w:t>
-      </w:r>
-    </w:p>
-    <w:p>
-      <w:pPr>
-        <w:pStyle w:val="ListNumber"/>
-      </w:pPr>
-      <w:r>
-        <w:t>Review the auto-suggested PDF format family (A through J)</w:t>
-      </w:r>
-    </w:p>
-    <w:p>
-      <w:pPr>
-        <w:pStyle w:val="ListNumber"/>
-      </w:pPr>
-      <w:r>
-        <w:t>Map header columns to system fields (product name, quantity, net sale, closing stock, etc.)</w:t>
-      </w:r>
-    </w:p>
-    <w:p>
-      <w:pPr>
-        <w:pStyle w:val="ListNumber"/>
-      </w:pPr>
-      <w:r>
-        <w:t>Preview extraction results to verify row data is correct</w:t>
-      </w:r>
-    </w:p>
-    <w:p>
-      <w:pPr>
-        <w:pStyle w:val="ListNumber"/>
-      </w:pPr>
-      <w:r>
-        <w:t>Adjust advanced settings if needed (skip rows, extraction mode, line-fallback)</w:t>
-      </w:r>
-    </w:p>
-    <w:p>
-      <w:pPr>
-        <w:pStyle w:val="ListNumber"/>
-      </w:pPr>
-      <w:r>
-        <w:t>Save the template configuration</w:t>
-      </w:r>
-    </w:p>
-    <w:p>
-      <w:pPr>
-        <w:pStyle w:val="ListNumber"/>
-      </w:pPr>
-      <w:r>
-        <w:t>Return to Upload and process PDFs for this distributor</w:t>
-      </w:r>
-    </w:p>
-    <w:p>
-      <w:bookmarkStart w:id="53" w:name="toc_53"/>
-      <w:pPr>
-        <w:pStyle w:val="Heading2"/>
-      </w:pPr>
-      <w:r>
-        <w:t>10.4 PDF Format Families</w:t>
-      </w:r>
-      <w:bookmarkEnd w:id="53"/>
-    </w:p>
-    <w:p>
-      <w:r>
-        <w:t>The system supports 10 PDF layout families (A–J) covering 46 real distributor report formats from July Closing analysis. Each family has a preset column structure.</w:t>
-      </w:r>
     </w:p>
     <w:tbl>
       <w:tblPr>
@@ -4888,7 +5200,7 @@
                 <w:color w:val="FFFFFF"/>
                 <w:sz w:val="20"/>
               </w:rPr>
-              <w:t>Family</w:t>
+              <w:t>Field</w:t>
             </w:r>
           </w:p>
         </w:tc>
@@ -4920,7 +5232,7 @@
                 <w:color w:val="FFFFFF"/>
                 <w:sz w:val="20"/>
               </w:rPr>
-              <w:t>Example Distributors</w:t>
+              <w:t>Required</w:t>
             </w:r>
           </w:p>
         </w:tc>
@@ -4935,7 +5247,7 @@
               <w:rPr>
                 <w:sz w:val="20"/>
               </w:rPr>
-              <w:t>A</w:t>
+              <w:t>Code</w:t>
             </w:r>
           </w:p>
         </w:tc>
@@ -4948,7 +5260,7 @@
               <w:rPr>
                 <w:sz w:val="20"/>
               </w:rPr>
-              <w:t>SSR Stock &amp; Return — grouped two-row header</w:t>
+              <w:t>Unique distributor identifier</w:t>
             </w:r>
           </w:p>
         </w:tc>
@@ -4961,7 +5273,7 @@
               <w:rPr>
                 <w:sz w:val="20"/>
               </w:rPr>
-              <w:t>AIM Pharma HYD, Reliable Pharma MPK</w:t>
+              <w:t>Yes</w:t>
             </w:r>
           </w:p>
         </w:tc>
@@ -4976,7 +5288,7 @@
               <w:rPr>
                 <w:sz w:val="20"/>
               </w:rPr>
-              <w:t>B</w:t>
+              <w:t>Name</w:t>
             </w:r>
           </w:p>
         </w:tc>
@@ -4989,7 +5301,7 @@
               <w:rPr>
                 <w:sz w:val="20"/>
               </w:rPr>
-              <w:t>Medicronis ERP Sales and Stock Statement</w:t>
+              <w:t>Full distributor business name (used for PDF header matching)</w:t>
             </w:r>
           </w:p>
         </w:tc>
@@ -5002,7 +5314,7 @@
               <w:rPr>
                 <w:sz w:val="20"/>
               </w:rPr>
-              <w:t>AQ Enterprises Sargodha, N&amp;G Enterprises SWL</w:t>
+              <w:t>Yes</w:t>
             </w:r>
           </w:p>
         </w:tc>
@@ -5017,7 +5329,7 @@
               <w:rPr>
                 <w:sz w:val="20"/>
               </w:rPr>
-              <w:t>C</w:t>
+              <w:t>Region</w:t>
             </w:r>
           </w:p>
         </w:tc>
@@ -5030,7 +5342,7 @@
               <w:rPr>
                 <w:sz w:val="20"/>
               </w:rPr>
-              <w:t>Item Description / Net Sales</w:t>
+              <w:t>Geographic region</w:t>
             </w:r>
           </w:p>
         </w:tc>
@@ -5043,7 +5355,7 @@
               <w:rPr>
                 <w:sz w:val="20"/>
               </w:rPr>
-              <w:t>Bashir Pharma Gujranwala, M&amp;C RWP</w:t>
+              <w:t>Yes</w:t>
             </w:r>
           </w:p>
         </w:tc>
@@ -5058,7 +5370,7 @@
               <w:rPr>
                 <w:sz w:val="20"/>
               </w:rPr>
-              <w:t>D</w:t>
+              <w:t>Country</w:t>
             </w:r>
           </w:p>
         </w:tc>
@@ -5071,7 +5383,7 @@
               <w:rPr>
                 <w:sz w:val="20"/>
               </w:rPr>
-              <w:t>Product Name T.P. Tax — 19-column</w:t>
+              <w:t>Country of operation</w:t>
             </w:r>
           </w:p>
         </w:tc>
@@ -5084,7 +5396,7 @@
               <w:rPr>
                 <w:sz w:val="20"/>
               </w:rPr>
-              <w:t>Al Makkah Trading Buner, Umar Medicine Swabi</w:t>
+              <w:t>Yes</w:t>
             </w:r>
           </w:p>
         </w:tc>
@@ -5099,7 +5411,7 @@
               <w:rPr>
                 <w:sz w:val="20"/>
               </w:rPr>
-              <w:t>E</w:t>
+              <w:t>City</w:t>
             </w:r>
           </w:p>
         </w:tc>
@@ -5112,7 +5424,7 @@
               <w:rPr>
                 <w:sz w:val="20"/>
               </w:rPr>
-              <w:t>TRAD RATE / NET SALE</w:t>
+              <w:t>City location</w:t>
             </w:r>
           </w:p>
         </w:tc>
@@ -5125,7 +5437,7 @@
               <w:rPr>
                 <w:sz w:val="20"/>
               </w:rPr>
-              <w:t>Hamed Pharma Bannu, Mehran Traders Mardan</w:t>
+              <w:t>Optional</w:t>
             </w:r>
           </w:p>
         </w:tc>
@@ -5140,7 +5452,7 @@
               <w:rPr>
                 <w:sz w:val="20"/>
               </w:rPr>
-              <w:t>F</w:t>
+              <w:t>Manager</w:t>
             </w:r>
           </w:p>
         </w:tc>
@@ -5153,7 +5465,7 @@
               <w:rPr>
                 <w:sz w:val="20"/>
               </w:rPr>
-              <w:t>Simple Description / Sales Qty / Sale Value</w:t>
+              <w:t>Assigned sales manager</w:t>
             </w:r>
           </w:p>
         </w:tc>
@@ -5166,7 +5478,7 @@
               <w:rPr>
                 <w:sz w:val="20"/>
               </w:rPr>
-              <w:t>Simple single-row header layouts</w:t>
+              <w:t>Optional</w:t>
             </w:r>
           </w:p>
         </w:tc>
@@ -5181,7 +5493,7 @@
               <w:rPr>
                 <w:sz w:val="20"/>
               </w:rPr>
-              <w:t>G–J</w:t>
+              <w:t>Active</w:t>
             </w:r>
           </w:p>
         </w:tc>
@@ -5194,7 +5506,7 @@
               <w:rPr>
                 <w:sz w:val="20"/>
               </w:rPr>
-              <w:t>Additional layout variants</w:t>
+              <w:t>Whether distributor is active for uploads</w:t>
             </w:r>
           </w:p>
         </w:tc>
@@ -5207,7 +5519,7 @@
               <w:rPr>
                 <w:sz w:val="20"/>
               </w:rPr>
-              <w:t>See docs/pdf-families.md for full list</w:t>
+              <w:t>Yes</w:t>
             </w:r>
           </w:p>
         </w:tc>
@@ -5215,14 +5527,194 @@
     </w:tbl>
     <w:p/>
     <w:p>
+      <w:bookmarkStart w:id="51" w:name="toc_51"/>
+      <w:pPr>
+        <w:pStyle w:val="Heading1"/>
+      </w:pPr>
+      <w:r>
+        <w:t>10. PDF Template Configuration</w:t>
+      </w:r>
+      <w:bookmarkEnd w:id="51"/>
+    </w:p>
+    <w:p>
+      <w:r>
+        <w:t>Each distributor's PDF reports have a unique layout. Before uploading documents for a distributor, you must configure a PDF template that maps the PDF columns to the system's data fields.</w:t>
+      </w:r>
+    </w:p>
+    <w:p>
+      <w:bookmarkStart w:id="52" w:name="toc_52"/>
+      <w:pPr>
+        <w:pStyle w:val="Heading2"/>
+      </w:pPr>
+      <w:r>
+        <w:t>10.1 When Template Configuration Is Required</w:t>
+      </w:r>
+      <w:bookmarkEnd w:id="52"/>
+    </w:p>
+    <w:p>
+      <w:pPr>
+        <w:pStyle w:val="ListBullet"/>
+      </w:pPr>
+      <w:r>
+        <w:t>Adding a new distributor to the system</w:t>
+      </w:r>
+    </w:p>
+    <w:p>
+      <w:pPr>
+        <w:pStyle w:val="ListBullet"/>
+      </w:pPr>
+      <w:r>
+        <w:t>Distributor's PDF layout has changed</w:t>
+      </w:r>
+    </w:p>
+    <w:p>
+      <w:pPr>
+        <w:pStyle w:val="ListBullet"/>
+      </w:pPr>
+      <w:r>
+        <w:t>Upload results in TEMPLATE_MISMATCH status</w:t>
+      </w:r>
+    </w:p>
+    <w:p>
+      <w:pPr>
+        <w:pStyle w:val="ListBullet"/>
+      </w:pPr>
+      <w:r>
+        <w:t>Template Required badge appears on the Upload or Distributors page</w:t>
+      </w:r>
+    </w:p>
+    <w:p>
+      <w:bookmarkStart w:id="53" w:name="toc_53"/>
+      <w:pPr>
+        <w:pStyle w:val="Heading2"/>
+      </w:pPr>
+      <w:r>
+        <w:t>10.2 Template Mismatch Triggers</w:t>
+      </w:r>
+      <w:bookmarkEnd w:id="53"/>
+    </w:p>
+    <w:p>
+      <w:r>
+        <w:t>The system flags TEMPLATE_MISMATCH when any of the following occur:</w:t>
+      </w:r>
+    </w:p>
+    <w:p>
+      <w:pPr>
+        <w:pStyle w:val="ListBullet"/>
+      </w:pPr>
+      <w:r>
+        <w:t>PDF layout cannot be parsed with the saved template mapping</w:t>
+      </w:r>
+    </w:p>
+    <w:p>
+      <w:pPr>
+        <w:pStyle w:val="ListBullet"/>
+      </w:pPr>
+      <w:r>
+        <w:t>Column headers cannot be resolved from the saved template mapping</w:t>
+      </w:r>
+    </w:p>
+    <w:p>
+      <w:pPr>
+        <w:pStyle w:val="ListBullet"/>
+      </w:pPr>
+      <w:r>
+        <w:t>Extracted row count drops more than 30% compared to the last successful upload</w:t>
+      </w:r>
+    </w:p>
+    <w:p>
       <w:bookmarkStart w:id="54" w:name="toc_54"/>
       <w:pPr>
         <w:pStyle w:val="Heading2"/>
       </w:pPr>
       <w:r>
-        <w:t>10.5 Field Mapping Reference</w:t>
+        <w:t>10.3 Template Wizard Steps</w:t>
       </w:r>
       <w:bookmarkEnd w:id="54"/>
+    </w:p>
+    <w:p>
+      <w:r>
+        <w:t>Access the template wizard from Distributors → select distributor → Configure PDF Template (/distributors/[id]/template), or from the Re-map PDF Template button on a mismatched document.</w:t>
+      </w:r>
+    </w:p>
+    <w:p>
+      <w:pPr>
+        <w:pStyle w:val="ListNumber"/>
+      </w:pPr>
+      <w:r>
+        <w:t>Upload a sample PDF from the distributor</w:t>
+      </w:r>
+    </w:p>
+    <w:p>
+      <w:pPr>
+        <w:pStyle w:val="ListNumber"/>
+      </w:pPr>
+      <w:r>
+        <w:t>Review the auto-suggested PDF format family (A through J)</w:t>
+      </w:r>
+    </w:p>
+    <w:p>
+      <w:pPr>
+        <w:pStyle w:val="ListNumber"/>
+      </w:pPr>
+      <w:r>
+        <w:t>Map header columns to system fields (product name, sales units / quantity, net sale, closing stock, etc.)</w:t>
+      </w:r>
+    </w:p>
+    <w:p>
+      <w:pPr>
+        <w:pStyle w:val="ListNumber"/>
+      </w:pPr>
+      <w:r>
+        <w:t>Preview extraction results to verify row data is correct</w:t>
+      </w:r>
+    </w:p>
+    <w:p>
+      <w:pPr>
+        <w:pStyle w:val="ListNumber"/>
+      </w:pPr>
+      <w:r>
+        <w:t>Adjust advanced settings if needed (skip rows, extraction mode, line-fallback)</w:t>
+      </w:r>
+    </w:p>
+    <w:p>
+      <w:pPr>
+        <w:pStyle w:val="ListNumber"/>
+      </w:pPr>
+      <w:r>
+        <w:t>For Family J (line parser), set Sales Units and Sales Value column indices until the live preview looks correct</w:t>
+      </w:r>
+    </w:p>
+    <w:p>
+      <w:pPr>
+        <w:pStyle w:val="ListNumber"/>
+      </w:pPr>
+      <w:r>
+        <w:t>Save the template configuration</w:t>
+      </w:r>
+    </w:p>
+    <w:p>
+      <w:pPr>
+        <w:pStyle w:val="ListNumber"/>
+      </w:pPr>
+      <w:r>
+        <w:t>Return to Upload and process PDFs for this distributor</w:t>
+      </w:r>
+    </w:p>
+    <w:p>
+      <w:bookmarkStart w:id="55" w:name="toc_55"/>
+      <w:pPr>
+        <w:pStyle w:val="Heading2"/>
+      </w:pPr>
+      <w:r>
+        <w:t>10.4 PDF Format Families</w:t>
+      </w:r>
+      <w:bookmarkEnd w:id="55"/>
+    </w:p>
+    <w:p>
+      <w:r>
+        <w:t>The system supports 10 PDF layout families (A–J) covering 46 real distributor report formats from July Closing analysis. Each family has a preset column structure.</w:t>
+      </w:r>
     </w:p>
     <w:tbl>
       <w:tblPr>
@@ -5248,7 +5740,7 @@
                 <w:color w:val="FFFFFF"/>
                 <w:sz w:val="20"/>
               </w:rPr>
-              <w:t>System Field</w:t>
+              <w:t>Family</w:t>
             </w:r>
           </w:p>
         </w:tc>
@@ -5264,7 +5756,7 @@
                 <w:color w:val="FFFFFF"/>
                 <w:sz w:val="20"/>
               </w:rPr>
-              <w:t>Typical PDF Column Names</w:t>
+              <w:t>Description</w:t>
             </w:r>
           </w:p>
         </w:tc>
@@ -5280,7 +5772,7 @@
                 <w:color w:val="FFFFFF"/>
                 <w:sz w:val="20"/>
               </w:rPr>
-              <w:t>Required</w:t>
+              <w:t>Example Distributors</w:t>
             </w:r>
           </w:p>
         </w:tc>
@@ -5295,7 +5787,7 @@
               <w:rPr>
                 <w:sz w:val="20"/>
               </w:rPr>
-              <w:t>Product Name</w:t>
+              <w:t>A</w:t>
             </w:r>
           </w:p>
         </w:tc>
@@ -5308,7 +5800,7 @@
               <w:rPr>
                 <w:sz w:val="20"/>
               </w:rPr>
-              <w:t>ITEM, DESCRIPTION, Product Name, Item Description</w:t>
+              <w:t>SSR Stock &amp; Return — grouped two-row header</w:t>
             </w:r>
           </w:p>
         </w:tc>
@@ -5321,7 +5813,7 @@
               <w:rPr>
                 <w:sz w:val="20"/>
               </w:rPr>
-              <w:t>Yes</w:t>
+              <w:t>AIM Pharma HYD, Reliable Pharma MPK</w:t>
             </w:r>
           </w:p>
         </w:tc>
@@ -5336,7 +5828,7 @@
               <w:rPr>
                 <w:sz w:val="20"/>
               </w:rPr>
-              <w:t>Quantity</w:t>
+              <w:t>B</w:t>
             </w:r>
           </w:p>
         </w:tc>
@@ -5349,7 +5841,7 @@
               <w:rPr>
                 <w:sz w:val="20"/>
               </w:rPr>
-              <w:t>QTY, SALE, Sales Qty, Quantity Sold</w:t>
+              <w:t>Medicronis ERP Sales and Stock Statement</w:t>
             </w:r>
           </w:p>
         </w:tc>
@@ -5362,7 +5854,7 @@
               <w:rPr>
                 <w:sz w:val="20"/>
               </w:rPr>
-              <w:t>Yes</w:t>
+              <w:t>AQ Enterprises Sargodha, N&amp;G Enterprises SWL</w:t>
             </w:r>
           </w:p>
         </w:tc>
@@ -5377,7 +5869,7 @@
               <w:rPr>
                 <w:sz w:val="20"/>
               </w:rPr>
-              <w:t>Net Sale</w:t>
+              <w:t>C</w:t>
             </w:r>
           </w:p>
         </w:tc>
@@ -5390,7 +5882,7 @@
               <w:rPr>
                 <w:sz w:val="20"/>
               </w:rPr>
-              <w:t>NET SALE, Net Sales, Sale Value, AMOUNT</w:t>
+              <w:t>Item Description / Net Sales</w:t>
             </w:r>
           </w:p>
         </w:tc>
@@ -5403,7 +5895,7 @@
               <w:rPr>
                 <w:sz w:val="20"/>
               </w:rPr>
-              <w:t>Yes</w:t>
+              <w:t>Bashir Pharma Gujranwala, M&amp;C RWP</w:t>
             </w:r>
           </w:p>
         </w:tc>
@@ -5418,7 +5910,7 @@
               <w:rPr>
                 <w:sz w:val="20"/>
               </w:rPr>
-              <w:t>Closing Stock</w:t>
+              <w:t>D</w:t>
             </w:r>
           </w:p>
         </w:tc>
@@ -5431,7 +5923,7 @@
               <w:rPr>
                 <w:sz w:val="20"/>
               </w:rPr>
-              <w:t>CLOSING, Closing Balance, Stock</w:t>
+              <w:t>Product Name T.P. Tax — 19-column</w:t>
             </w:r>
           </w:p>
         </w:tc>
@@ -5444,7 +5936,7 @@
               <w:rPr>
                 <w:sz w:val="20"/>
               </w:rPr>
-              <w:t>Optional</w:t>
+              <w:t>Al Makkah Trading Buner, Umar Medicine Swabi</w:t>
             </w:r>
           </w:p>
         </w:tc>
@@ -5459,7 +5951,7 @@
               <w:rPr>
                 <w:sz w:val="20"/>
               </w:rPr>
-              <w:t>Rate / TP</w:t>
+              <w:t>E</w:t>
             </w:r>
           </w:p>
         </w:tc>
@@ -5472,7 +5964,7 @@
               <w:rPr>
                 <w:sz w:val="20"/>
               </w:rPr>
-              <w:t>RATE, TP, TRAD RATE, T.P.</w:t>
+              <w:t>TRAD RATE / NET SALE</w:t>
             </w:r>
           </w:p>
         </w:tc>
@@ -5485,7 +5977,212 @@
               <w:rPr>
                 <w:sz w:val="20"/>
               </w:rPr>
-              <w:t>Optional</w:t>
+              <w:t>Hamed Pharma Bannu, Mehran Traders Mardan</w:t>
+            </w:r>
+          </w:p>
+        </w:tc>
+      </w:tr>
+      <w:tr>
+        <w:tc>
+          <w:tcPr>
+            <w:tcW w:type="dxa" w:w="2880"/>
+          </w:tcPr>
+          <w:p>
+            <w:r>
+              <w:rPr>
+                <w:sz w:val="20"/>
+              </w:rPr>
+              <w:t>F</w:t>
+            </w:r>
+          </w:p>
+        </w:tc>
+        <w:tc>
+          <w:tcPr>
+            <w:tcW w:type="dxa" w:w="2880"/>
+          </w:tcPr>
+          <w:p>
+            <w:r>
+              <w:rPr>
+                <w:sz w:val="20"/>
+              </w:rPr>
+              <w:t>Simple Description / Sales Qty / Sale Value</w:t>
+            </w:r>
+          </w:p>
+        </w:tc>
+        <w:tc>
+          <w:tcPr>
+            <w:tcW w:type="dxa" w:w="2880"/>
+          </w:tcPr>
+          <w:p>
+            <w:r>
+              <w:rPr>
+                <w:sz w:val="20"/>
+              </w:rPr>
+              <w:t>Simple single-row header layouts</w:t>
+            </w:r>
+          </w:p>
+        </w:tc>
+      </w:tr>
+      <w:tr>
+        <w:tc>
+          <w:tcPr>
+            <w:tcW w:type="dxa" w:w="2880"/>
+          </w:tcPr>
+          <w:p>
+            <w:r>
+              <w:rPr>
+                <w:sz w:val="20"/>
+              </w:rPr>
+              <w:t>G</w:t>
+            </w:r>
+          </w:p>
+        </w:tc>
+        <w:tc>
+          <w:tcPr>
+            <w:tcW w:type="dxa" w:w="2880"/>
+          </w:tcPr>
+          <w:p>
+            <w:r>
+              <w:rPr>
+                <w:sz w:val="20"/>
+              </w:rPr>
+              <w:t>Code / Product / Net Sale (label-path + column fallbacks)</w:t>
+            </w:r>
+          </w:p>
+        </w:tc>
+        <w:tc>
+          <w:tcPr>
+            <w:tcW w:type="dxa" w:w="2880"/>
+          </w:tcPr>
+          <w:p>
+            <w:r>
+              <w:rPr>
+                <w:sz w:val="20"/>
+              </w:rPr>
+              <w:t>Chishti Pharma Multan, Zavion Pharma Jhang</w:t>
+            </w:r>
+          </w:p>
+        </w:tc>
+      </w:tr>
+      <w:tr>
+        <w:tc>
+          <w:tcPr>
+            <w:tcW w:type="dxa" w:w="2880"/>
+          </w:tcPr>
+          <w:p>
+            <w:r>
+              <w:rPr>
+                <w:sz w:val="20"/>
+              </w:rPr>
+              <w:t>H</w:t>
+            </w:r>
+          </w:p>
+        </w:tc>
+        <w:tc>
+          <w:tcPr>
+            <w:tcW w:type="dxa" w:w="2880"/>
+          </w:tcPr>
+          <w:p>
+            <w:r>
+              <w:rPr>
+                <w:sz w:val="20"/>
+              </w:rPr>
+              <w:t>NAME / PRICE / OPEN STOCK / SALES — 21-col grouped</w:t>
+            </w:r>
+          </w:p>
+        </w:tc>
+        <w:tc>
+          <w:tcPr>
+            <w:tcW w:type="dxa" w:w="2880"/>
+          </w:tcPr>
+          <w:p>
+            <w:r>
+              <w:rPr>
+                <w:sz w:val="20"/>
+              </w:rPr>
+              <w:t>Mashal Enterprises Bajaur</w:t>
+            </w:r>
+          </w:p>
+        </w:tc>
+      </w:tr>
+      <w:tr>
+        <w:tc>
+          <w:tcPr>
+            <w:tcW w:type="dxa" w:w="2880"/>
+          </w:tcPr>
+          <w:p>
+            <w:r>
+              <w:rPr>
+                <w:sz w:val="20"/>
+              </w:rPr>
+              <w:t>I</w:t>
+            </w:r>
+          </w:p>
+        </w:tc>
+        <w:tc>
+          <w:tcPr>
+            <w:tcW w:type="dxa" w:w="2880"/>
+          </w:tcPr>
+          <w:p>
+            <w:r>
+              <w:rPr>
+                <w:sz w:val="20"/>
+              </w:rPr>
+              <w:t>Vertical NET SALES QTY.BON AMOUNT</w:t>
+            </w:r>
+          </w:p>
+        </w:tc>
+        <w:tc>
+          <w:tcPr>
+            <w:tcW w:type="dxa" w:w="2880"/>
+          </w:tcPr>
+          <w:p>
+            <w:r>
+              <w:rPr>
+                <w:sz w:val="20"/>
+              </w:rPr>
+              <w:t>Hashmani Health Care Karachi</w:t>
+            </w:r>
+          </w:p>
+        </w:tc>
+      </w:tr>
+      <w:tr>
+        <w:tc>
+          <w:tcPr>
+            <w:tcW w:type="dxa" w:w="2880"/>
+          </w:tcPr>
+          <w:p>
+            <w:r>
+              <w:rPr>
+                <w:sz w:val="20"/>
+              </w:rPr>
+              <w:t>J</w:t>
+            </w:r>
+          </w:p>
+        </w:tc>
+        <w:tc>
+          <w:tcPr>
+            <w:tcW w:type="dxa" w:w="2880"/>
+          </w:tcPr>
+          <w:p>
+            <w:r>
+              <w:rPr>
+                <w:sz w:val="20"/>
+              </w:rPr>
+              <w:t>No table — line parser only (table extraction disabled)</w:t>
+            </w:r>
+          </w:p>
+        </w:tc>
+        <w:tc>
+          <w:tcPr>
+            <w:tcW w:type="dxa" w:w="2880"/>
+          </w:tcPr>
+          <w:p>
+            <w:r>
+              <w:rPr>
+                <w:sz w:val="20"/>
+              </w:rPr>
+              <w:t>Ayan Pharma Taunsa, Globar Enterprises SKP, others</w:t>
             </w:r>
           </w:p>
         </w:tc>
@@ -5493,533 +6190,19 @@
     </w:tbl>
     <w:p/>
     <w:p>
-      <w:bookmarkStart w:id="55" w:name="toc_55"/>
-      <w:pPr>
-        <w:pStyle w:val="Heading1"/>
-      </w:pPr>
       <w:r>
-        <w:t>11. Managing Products</w:t>
+        <w:t>Family J PDFs have no reliable table grid. The Template Wizard enables line-parser settings so you can map which numeric token positions are Sales Units and Sales Value. Scanned PDFs without extractable text still require OCR (Tesseract) on the worker. See docs/pdf-families.md for the full distributor list.</w:t>
       </w:r>
-      <w:bookmarkEnd w:id="55"/>
-    </w:p>
-    <w:p>
+    </w:p>
+    <w:p>
+      <w:bookmarkStart w:id="56" w:name="toc_56"/>
+      <w:pPr>
+        <w:pStyle w:val="Heading2"/>
+      </w:pPr>
       <w:r>
-        <w:t>The Products page (/products) manages the product catalog used for matching extracted PDF rows.</w:t>
-      </w:r>
-    </w:p>
-    <w:p>
-      <w:bookmarkStart w:id="56" w:name="toc_56"/>
-      <w:pPr>
-        <w:pStyle w:val="Heading2"/>
-      </w:pPr>
-      <w:r>
-        <w:t>11.1 Product Catalog</w:t>
+        <w:t>10.5 Field Mapping Reference</w:t>
       </w:r>
       <w:bookmarkEnd w:id="56"/>
-    </w:p>
-    <w:p>
-      <w:pPr>
-        <w:pStyle w:val="ListBullet"/>
-      </w:pPr>
-      <w:r>
-        <w:t>View all products with SKU, name, manufacturer, and pricing fields</w:t>
-      </w:r>
-    </w:p>
-    <w:p>
-      <w:pPr>
-        <w:pStyle w:val="ListBullet"/>
-      </w:pPr>
-      <w:r>
-        <w:t>Search and filter products by name or SKU</w:t>
-      </w:r>
-    </w:p>
-    <w:p>
-      <w:pPr>
-        <w:pStyle w:val="ListBullet"/>
-      </w:pPr>
-      <w:r>
-        <w:t>See product aliases used for fuzzy matching</w:t>
-      </w:r>
-    </w:p>
-    <w:p>
-      <w:bookmarkStart w:id="57" w:name="toc_57"/>
-      <w:pPr>
-        <w:pStyle w:val="Heading2"/>
-      </w:pPr>
-      <w:r>
-        <w:t>11.2 Adding a Product</w:t>
-      </w:r>
-      <w:bookmarkEnd w:id="57"/>
-    </w:p>
-    <w:p>
-      <w:pPr>
-        <w:pStyle w:val="ListNumber"/>
-      </w:pPr>
-      <w:r>
-        <w:t>Navigate to Products</w:t>
-      </w:r>
-    </w:p>
-    <w:p>
-      <w:pPr>
-        <w:pStyle w:val="ListNumber"/>
-      </w:pPr>
-      <w:r>
-        <w:t>Click "Add Product"</w:t>
-      </w:r>
-    </w:p>
-    <w:p>
-      <w:pPr>
-        <w:pStyle w:val="ListNumber"/>
-      </w:pPr>
-      <w:r>
-        <w:t>Enter SKU, product name, manufacturer, and pricing fields</w:t>
-      </w:r>
-    </w:p>
-    <w:p>
-      <w:pPr>
-        <w:pStyle w:val="ListNumber"/>
-      </w:pPr>
-      <w:r>
-        <w:t>Add aliases if the product is known by alternate names</w:t>
-      </w:r>
-    </w:p>
-    <w:p>
-      <w:pPr>
-        <w:pStyle w:val="ListNumber"/>
-      </w:pPr>
-      <w:r>
-        <w:t>Save the product</w:t>
-      </w:r>
-    </w:p>
-    <w:p>
-      <w:bookmarkStart w:id="58" w:name="toc_58"/>
-      <w:pPr>
-        <w:pStyle w:val="Heading2"/>
-      </w:pPr>
-      <w:r>
-        <w:t>11.3 Bulk Product Upload</w:t>
-      </w:r>
-      <w:bookmarkEnd w:id="58"/>
-    </w:p>
-    <w:p>
-      <w:pPr>
-        <w:pStyle w:val="ListNumber"/>
-      </w:pPr>
-      <w:r>
-        <w:t>Download the CSV template from the Products page</w:t>
-      </w:r>
-    </w:p>
-    <w:p>
-      <w:pPr>
-        <w:pStyle w:val="ListNumber"/>
-      </w:pPr>
-      <w:r>
-        <w:t>Fill in product details following the template format</w:t>
-      </w:r>
-    </w:p>
-    <w:p>
-      <w:pPr>
-        <w:pStyle w:val="ListNumber"/>
-      </w:pPr>
-      <w:r>
-        <w:t>Upload the completed CSV file</w:t>
-      </w:r>
-    </w:p>
-    <w:p>
-      <w:pPr>
-        <w:pStyle w:val="ListNumber"/>
-      </w:pPr>
-      <w:r>
-        <w:t>Verify imported products appear in the catalog</w:t>
-      </w:r>
-    </w:p>
-    <w:p>
-      <w:bookmarkStart w:id="59" w:name="toc_59"/>
-      <w:pPr>
-        <w:pStyle w:val="Heading2"/>
-      </w:pPr>
-      <w:r>
-        <w:t>11.4 Product Aliases</w:t>
-      </w:r>
-      <w:bookmarkEnd w:id="59"/>
-    </w:p>
-    <w:p>
-      <w:r>
-        <w:t>Aliases are alternate names for a product used during fuzzy matching. For example, a product might appear in distributor PDFs as an abbreviated name or regional spelling variant. Adding aliases improves automatic match rates.</w:t>
-      </w:r>
-    </w:p>
-    <w:p>
-      <w:bookmarkStart w:id="60" w:name="toc_60"/>
-      <w:pPr>
-        <w:pStyle w:val="Heading1"/>
-      </w:pPr>
-      <w:r>
-        <w:t>12. Complete Workflows</w:t>
-      </w:r>
-      <w:bookmarkEnd w:id="60"/>
-    </w:p>
-    <w:p>
-      <w:bookmarkStart w:id="61" w:name="toc_61"/>
-      <w:pPr>
-        <w:pStyle w:val="Heading2"/>
-      </w:pPr>
-      <w:r>
-        <w:t>12.1 Quick Demo Path (No Review Required)</w:t>
-      </w:r>
-      <w:bookmarkEnd w:id="61"/>
-    </w:p>
-    <w:p>
-      <w:r>
-        <w:t>Use sample file medsupply_jul2026.pdf for the fastest end-to-end demonstration.</w:t>
-      </w:r>
-    </w:p>
-    <w:p>
-      <w:pPr>
-        <w:pStyle w:val="ListNumber"/>
-      </w:pPr>
-      <w:r>
-        <w:t>Log in with password: demo</w:t>
-      </w:r>
-    </w:p>
-    <w:p>
-      <w:pPr>
-        <w:pStyle w:val="ListNumber"/>
-      </w:pPr>
-      <w:r>
-        <w:t>Go to Upload</w:t>
-      </w:r>
-    </w:p>
-    <w:p>
-      <w:pPr>
-        <w:pStyle w:val="ListNumber"/>
-      </w:pPr>
-      <w:r>
-        <w:t>Set report date and upload medsupply_jul2026.pdf (auto-detect distributor from header)</w:t>
-      </w:r>
-    </w:p>
-    <w:p>
-      <w:pPr>
-        <w:pStyle w:val="ListNumber"/>
-      </w:pPr>
-      <w:r>
-        <w:t>You are redirected to document detail — verify 6 extracted rows with high match rate</w:t>
-      </w:r>
-    </w:p>
-    <w:p>
-      <w:pPr>
-        <w:pStyle w:val="ListNumber"/>
-      </w:pPr>
-      <w:r>
-        <w:t>Click "Approve &amp; Promote to Sales"</w:t>
-      </w:r>
-    </w:p>
-    <w:p>
-      <w:pPr>
-        <w:pStyle w:val="ListNumber"/>
-      </w:pPr>
-      <w:r>
-        <w:t>Go to Reports or click Generate SSR on the document</w:t>
-      </w:r>
-    </w:p>
-    <w:p>
-      <w:pPr>
-        <w:pStyle w:val="ListNumber"/>
-      </w:pPr>
-      <w:r>
-        <w:t>Click "Download Excel" and open the .xlsx file</w:t>
-      </w:r>
-    </w:p>
-    <w:p>
-      <w:bookmarkStart w:id="62" w:name="toc_62"/>
-      <w:pPr>
-        <w:pStyle w:val="Heading2"/>
-      </w:pPr>
-      <w:r>
-        <w:t>12.2 Full Workflow with Review</w:t>
-      </w:r>
-      <w:bookmarkEnd w:id="62"/>
-    </w:p>
-    <w:p>
-      <w:pPr>
-        <w:pStyle w:val="ListNumber"/>
-      </w:pPr>
-      <w:r>
-        <w:t>Log in to the application</w:t>
-      </w:r>
-    </w:p>
-    <w:p>
-      <w:pPr>
-        <w:pStyle w:val="ListNumber"/>
-      </w:pPr>
-      <w:r>
-        <w:t>Upload pharmalink_jul2026.pdf with auto-detect enabled</w:t>
-      </w:r>
-    </w:p>
-    <w:p>
-      <w:pPr>
-        <w:pStyle w:val="ListNumber"/>
-      </w:pPr>
-      <w:r>
-        <w:t>Document status becomes REVIEW_REQUIRED</w:t>
-      </w:r>
-    </w:p>
-    <w:p>
-      <w:pPr>
-        <w:pStyle w:val="ListNumber"/>
-      </w:pPr>
-      <w:r>
-        <w:t>Open Review Queue from sidebar (check badge count)</w:t>
-      </w:r>
-    </w:p>
-    <w:p>
-      <w:pPr>
-        <w:pStyle w:val="ListNumber"/>
-      </w:pPr>
-      <w:r>
-        <w:t>Resolve each unmatched row (approve, select, create, or reject)</w:t>
-      </w:r>
-    </w:p>
-    <w:p>
-      <w:pPr>
-        <w:pStyle w:val="ListNumber"/>
-      </w:pPr>
-      <w:r>
-        <w:t>Return to document detail — status becomes EXTRACTED</w:t>
-      </w:r>
-    </w:p>
-    <w:p>
-      <w:pPr>
-        <w:pStyle w:val="ListNumber"/>
-      </w:pPr>
-      <w:r>
-        <w:t>Click "Approve &amp; Promote to Sales"</w:t>
-      </w:r>
-    </w:p>
-    <w:p>
-      <w:pPr>
-        <w:pStyle w:val="ListNumber"/>
-      </w:pPr>
-      <w:r>
-        <w:t>Generate SSR report</w:t>
-      </w:r>
-    </w:p>
-    <w:p>
-      <w:pPr>
-        <w:pStyle w:val="ListNumber"/>
-      </w:pPr>
-      <w:r>
-        <w:t>Download and verify Excel output</w:t>
-      </w:r>
-    </w:p>
-    <w:p>
-      <w:bookmarkStart w:id="63" w:name="toc_63"/>
-      <w:pPr>
-        <w:pStyle w:val="Heading2"/>
-      </w:pPr>
-      <w:r>
-        <w:t>12.3 Bulk Upload Workflow</w:t>
-      </w:r>
-      <w:bookmarkEnd w:id="63"/>
-    </w:p>
-    <w:p>
-      <w:pPr>
-        <w:pStyle w:val="ListNumber"/>
-      </w:pPr>
-      <w:r>
-        <w:t>Collect PDF sales reports from multiple distributors</w:t>
-      </w:r>
-    </w:p>
-    <w:p>
-      <w:pPr>
-        <w:pStyle w:val="ListNumber"/>
-      </w:pPr>
-      <w:r>
-        <w:t>Go to Upload and drag all PDF files (or a ZIP) into the upload area</w:t>
-      </w:r>
-    </w:p>
-    <w:p>
-      <w:pPr>
-        <w:pStyle w:val="ListNumber"/>
-      </w:pPr>
-      <w:r>
-        <w:t>Set the shared report date for all files</w:t>
-      </w:r>
-    </w:p>
-    <w:p>
-      <w:pPr>
-        <w:pStyle w:val="ListNumber"/>
-      </w:pPr>
-      <w:r>
-        <w:t>Leave distributor on auto-detect (each PDF matched from its header)</w:t>
-      </w:r>
-    </w:p>
-    <w:p>
-      <w:pPr>
-        <w:pStyle w:val="ListNumber"/>
-      </w:pPr>
-      <w:r>
-        <w:t>Click "Upload Documents"</w:t>
-      </w:r>
-    </w:p>
-    <w:p>
-      <w:pPr>
-        <w:pStyle w:val="ListNumber"/>
-      </w:pPr>
-      <w:r>
-        <w:t>Review the Upload Results card for each file's status</w:t>
-      </w:r>
-    </w:p>
-    <w:p>
-      <w:pPr>
-        <w:pStyle w:val="ListNumber"/>
-      </w:pPr>
-      <w:r>
-        <w:t>Resolve review items, approve each document, then generate consolidated SSR</w:t>
-      </w:r>
-    </w:p>
-    <w:p>
-      <w:bookmarkStart w:id="64" w:name="toc_64"/>
-      <w:pPr>
-        <w:pStyle w:val="Heading2"/>
-      </w:pPr>
-      <w:r>
-        <w:t>12.4 Setting Up a New Distributor</w:t>
-      </w:r>
-      <w:bookmarkEnd w:id="64"/>
-    </w:p>
-    <w:p>
-      <w:pPr>
-        <w:pStyle w:val="ListNumber"/>
-      </w:pPr>
-      <w:r>
-        <w:t>Add the distributor on the Distributors page (or bulk CSV upload)</w:t>
-      </w:r>
-    </w:p>
-    <w:p>
-      <w:pPr>
-        <w:pStyle w:val="ListNumber"/>
-      </w:pPr>
-      <w:r>
-        <w:t>Open the distributor and launch the Template Wizard</w:t>
-      </w:r>
-    </w:p>
-    <w:p>
-      <w:pPr>
-        <w:pStyle w:val="ListNumber"/>
-      </w:pPr>
-      <w:r>
-        <w:t>Upload a sample PDF and configure column mapping</w:t>
-      </w:r>
-    </w:p>
-    <w:p>
-      <w:pPr>
-        <w:pStyle w:val="ListNumber"/>
-      </w:pPr>
-      <w:r>
-        <w:t>Save the template and verify Template Ready shows true</w:t>
-      </w:r>
-    </w:p>
-    <w:p>
-      <w:pPr>
-        <w:pStyle w:val="ListNumber"/>
-      </w:pPr>
-      <w:r>
-        <w:t>Upload the first real sales report PDF with auto-detect or override</w:t>
-      </w:r>
-    </w:p>
-    <w:p>
-      <w:pPr>
-        <w:pStyle w:val="ListNumber"/>
-      </w:pPr>
-      <w:r>
-        <w:t>Complete review if needed, then approve and generate SSR</w:t>
-      </w:r>
-    </w:p>
-    <w:p>
-      <w:bookmarkStart w:id="65" w:name="toc_65"/>
-      <w:pPr>
-        <w:pStyle w:val="Heading2"/>
-      </w:pPr>
-      <w:r>
-        <w:t>12.5 Monthly Reporting Cycle</w:t>
-      </w:r>
-      <w:bookmarkEnd w:id="65"/>
-    </w:p>
-    <w:p>
-      <w:pPr>
-        <w:pStyle w:val="ListNumber"/>
-      </w:pPr>
-      <w:r>
-        <w:t>Collect PDF sales reports from all active distributors for the month</w:t>
-      </w:r>
-    </w:p>
-    <w:p>
-      <w:pPr>
-        <w:pStyle w:val="ListNumber"/>
-      </w:pPr>
-      <w:r>
-        <w:t>Upload PDFs individually or in bulk with the correct report date</w:t>
-      </w:r>
-    </w:p>
-    <w:p>
-      <w:pPr>
-        <w:pStyle w:val="ListNumber"/>
-      </w:pPr>
-      <w:r>
-        <w:t>Resolve all review queue items across all documents</w:t>
-      </w:r>
-    </w:p>
-    <w:p>
-      <w:pPr>
-        <w:pStyle w:val="ListNumber"/>
-      </w:pPr>
-      <w:r>
-        <w:t>Approve all extracted documents</w:t>
-      </w:r>
-    </w:p>
-    <w:p>
-      <w:pPr>
-        <w:pStyle w:val="ListNumber"/>
-      </w:pPr>
-      <w:r>
-        <w:t>Go to Reports, select Month view, set the month-end date</w:t>
-      </w:r>
-    </w:p>
-    <w:p>
-      <w:pPr>
-        <w:pStyle w:val="ListNumber"/>
-      </w:pPr>
-      <w:r>
-        <w:t>Generate consolidated SSR and download Excel</w:t>
-      </w:r>
-    </w:p>
-    <w:p>
-      <w:pPr>
-        <w:pStyle w:val="ListNumber"/>
-      </w:pPr>
-      <w:r>
-        <w:t>Distribute the SSR report to stakeholders</w:t>
-      </w:r>
-    </w:p>
-    <w:p>
-      <w:bookmarkStart w:id="66" w:name="toc_66"/>
-      <w:pPr>
-        <w:pStyle w:val="Heading1"/>
-      </w:pPr>
-      <w:r>
-        <w:t>13. Troubleshooting</w:t>
-      </w:r>
-      <w:bookmarkEnd w:id="66"/>
-    </w:p>
-    <w:p>
-      <w:bookmarkStart w:id="67" w:name="toc_67"/>
-      <w:pPr>
-        <w:pStyle w:val="Heading2"/>
-      </w:pPr>
-      <w:r>
-        <w:t>13.1 Common Issues and Solutions</w:t>
-      </w:r>
-      <w:bookmarkEnd w:id="67"/>
     </w:p>
     <w:tbl>
       <w:tblPr>
@@ -6045,7 +6228,7 @@
                 <w:color w:val="FFFFFF"/>
                 <w:sz w:val="20"/>
               </w:rPr>
-              <w:t>Issue</w:t>
+              <w:t>System Field</w:t>
             </w:r>
           </w:p>
         </w:tc>
@@ -6061,7 +6244,7 @@
                 <w:color w:val="FFFFFF"/>
                 <w:sz w:val="20"/>
               </w:rPr>
-              <w:t>Possible Cause</w:t>
+              <w:t>Typical PDF Column Names</w:t>
             </w:r>
           </w:p>
         </w:tc>
@@ -6077,7 +6260,7 @@
                 <w:color w:val="FFFFFF"/>
                 <w:sz w:val="20"/>
               </w:rPr>
-              <w:t>Solution</w:t>
+              <w:t>Required</w:t>
             </w:r>
           </w:p>
         </w:tc>
@@ -6092,7 +6275,7 @@
               <w:rPr>
                 <w:sz w:val="20"/>
               </w:rPr>
-              <w:t>Upload fails or 'Extraction failed'</w:t>
+              <w:t>Product Name</w:t>
             </w:r>
           </w:p>
         </w:tc>
@@ -6105,7 +6288,7 @@
               <w:rPr>
                 <w:sz w:val="20"/>
               </w:rPr>
-              <w:t>PDF worker service not running</w:t>
+              <w:t>ITEM, DESCRIPTION, Product Name, Item Description</w:t>
             </w:r>
           </w:p>
         </w:tc>
@@ -6118,7 +6301,7 @@
               <w:rPr>
                 <w:sz w:val="20"/>
               </w:rPr>
-              <w:t>Ask administrator to start PDF worker; verify health at port 8000</w:t>
+              <w:t>Yes</w:t>
             </w:r>
           </w:p>
         </w:tc>
@@ -6133,7 +6316,7 @@
               <w:rPr>
                 <w:sz w:val="20"/>
               </w:rPr>
-              <w:t>Could not detect distributor from PDF header</w:t>
+              <w:t>Quantity / Sales Units</w:t>
             </w:r>
           </w:p>
         </w:tc>
@@ -6146,7 +6329,7 @@
               <w:rPr>
                 <w:sz w:val="20"/>
               </w:rPr>
-              <w:t>Distributor name not in PDF or not registered</w:t>
+              <w:t>QTY, SALE, Sales Qty, Quantity Sold</w:t>
             </w:r>
           </w:p>
         </w:tc>
@@ -6159,7 +6342,7 @@
               <w:rPr>
                 <w:sz w:val="20"/>
               </w:rPr>
-              <w:t>Register distributor or use manual override on Upload page</w:t>
+              <w:t>Yes</w:t>
             </w:r>
           </w:p>
         </w:tc>
@@ -6174,7 +6357,7 @@
               <w:rPr>
                 <w:sz w:val="20"/>
               </w:rPr>
-              <w:t>Could not match distributor from PDF header</w:t>
+              <w:t>Net Sale</w:t>
             </w:r>
           </w:p>
         </w:tc>
@@ -6187,7 +6370,7 @@
               <w:rPr>
                 <w:sz w:val="20"/>
               </w:rPr>
-              <w:t>Name in PDF differs from registered name</w:t>
+              <w:t>NET SALE, Net Sales, Sale Value, AMOUNT</w:t>
             </w:r>
           </w:p>
         </w:tc>
@@ -6200,7 +6383,7 @@
               <w:rPr>
                 <w:sz w:val="20"/>
               </w:rPr>
-              <w:t>Fix distributor name or use manual override</w:t>
+              <w:t>Yes</w:t>
             </w:r>
           </w:p>
         </w:tc>
@@ -6215,7 +6398,7 @@
               <w:rPr>
                 <w:sz w:val="20"/>
               </w:rPr>
-              <w:t>Database errors on any page</w:t>
+              <w:t>Closing Stock</w:t>
             </w:r>
           </w:p>
         </w:tc>
@@ -6228,7 +6411,7 @@
               <w:rPr>
                 <w:sz w:val="20"/>
               </w:rPr>
-              <w:t>Database not initialized</w:t>
+              <w:t>CLOSING, Closing Balance, Stock</w:t>
             </w:r>
           </w:p>
         </w:tc>
@@ -6241,7 +6424,7 @@
               <w:rPr>
                 <w:sz w:val="20"/>
               </w:rPr>
-              <w:t>Administrator: run migrations and seed data</w:t>
+              <w:t>Optional</w:t>
             </w:r>
           </w:p>
         </w:tc>
@@ -6256,7 +6439,7 @@
               <w:rPr>
                 <w:sz w:val="20"/>
               </w:rPr>
-              <w:t>Empty dashboard sales chart</w:t>
+              <w:t>Rate / TP</w:t>
             </w:r>
           </w:p>
         </w:tc>
@@ -6269,7 +6452,7 @@
               <w:rPr>
                 <w:sz w:val="20"/>
               </w:rPr>
-              <w:t>No approved documents yet</w:t>
+              <w:t>RATE, TP, TRAD RATE, T.P.</w:t>
             </w:r>
           </w:p>
         </w:tc>
@@ -6282,335 +6465,7 @@
               <w:rPr>
                 <w:sz w:val="20"/>
               </w:rPr>
-              <w:t>Approve at least one document to populate chart</w:t>
-            </w:r>
-          </w:p>
-        </w:tc>
-      </w:tr>
-      <w:tr>
-        <w:tc>
-          <w:tcPr>
-            <w:tcW w:type="dxa" w:w="2880"/>
-          </w:tcPr>
-          <w:p>
-            <w:r>
-              <w:rPr>
-                <w:sz w:val="20"/>
-              </w:rPr>
-              <w:t>Template required on upload</w:t>
-            </w:r>
-          </w:p>
-        </w:tc>
-        <w:tc>
-          <w:tcPr>
-            <w:tcW w:type="dxa" w:w="2880"/>
-          </w:tcPr>
-          <w:p>
-            <w:r>
-              <w:rPr>
-                <w:sz w:val="20"/>
-              </w:rPr>
-              <w:t>Distributor has no configured template</w:t>
-            </w:r>
-          </w:p>
-        </w:tc>
-        <w:tc>
-          <w:tcPr>
-            <w:tcW w:type="dxa" w:w="2880"/>
-          </w:tcPr>
-          <w:p>
-            <w:r>
-              <w:rPr>
-                <w:sz w:val="20"/>
-              </w:rPr>
-              <w:t>Configure template via Template Wizard (Section 10)</w:t>
-            </w:r>
-          </w:p>
-        </w:tc>
-      </w:tr>
-      <w:tr>
-        <w:tc>
-          <w:tcPr>
-            <w:tcW w:type="dxa" w:w="2880"/>
-          </w:tcPr>
-          <w:p>
-            <w:r>
-              <w:rPr>
-                <w:sz w:val="20"/>
-              </w:rPr>
-              <w:t>TEMPLATE_MISMATCH status</w:t>
-            </w:r>
-          </w:p>
-        </w:tc>
-        <w:tc>
-          <w:tcPr>
-            <w:tcW w:type="dxa" w:w="2880"/>
-          </w:tcPr>
-          <w:p>
-            <w:r>
-              <w:rPr>
-                <w:sz w:val="20"/>
-              </w:rPr>
-              <w:t>PDF layout changed or wrong mapping</w:t>
-            </w:r>
-          </w:p>
-        </w:tc>
-        <w:tc>
-          <w:tcPr>
-            <w:tcW w:type="dxa" w:w="2880"/>
-          </w:tcPr>
-          <w:p>
-            <w:r>
-              <w:rPr>
-                <w:sz w:val="20"/>
-              </w:rPr>
-              <w:t>Click Re-map PDF Template; check row count drop &gt;30%</w:t>
-            </w:r>
-          </w:p>
-        </w:tc>
-      </w:tr>
-      <w:tr>
-        <w:tc>
-          <w:tcPr>
-            <w:tcW w:type="dxa" w:w="2880"/>
-          </w:tcPr>
-          <w:p>
-            <w:r>
-              <w:rPr>
-                <w:sz w:val="20"/>
-              </w:rPr>
-              <w:t>Review queue won't clear</w:t>
-            </w:r>
-          </w:p>
-        </w:tc>
-        <w:tc>
-          <w:tcPr>
-            <w:tcW w:type="dxa" w:w="2880"/>
-          </w:tcPr>
-          <w:p>
-            <w:r>
-              <w:rPr>
-                <w:sz w:val="20"/>
-              </w:rPr>
-              <w:t>Unresolved UNMATCHED/PENDING rows remain</w:t>
-            </w:r>
-          </w:p>
-        </w:tc>
-        <w:tc>
-          <w:tcPr>
-            <w:tcW w:type="dxa" w:w="2880"/>
-          </w:tcPr>
-          <w:p>
-            <w:r>
-              <w:rPr>
-                <w:sz w:val="20"/>
-              </w:rPr>
-              <w:t>Resolve all rows in Review Queue before approval</w:t>
-            </w:r>
-          </w:p>
-        </w:tc>
-      </w:tr>
-      <w:tr>
-        <w:tc>
-          <w:tcPr>
-            <w:tcW w:type="dxa" w:w="2880"/>
-          </w:tcPr>
-          <w:p>
-            <w:r>
-              <w:rPr>
-                <w:sz w:val="20"/>
-              </w:rPr>
-              <w:t>Approval blocked</w:t>
-            </w:r>
-          </w:p>
-        </w:tc>
-        <w:tc>
-          <w:tcPr>
-            <w:tcW w:type="dxa" w:w="2880"/>
-          </w:tcPr>
-          <w:p>
-            <w:r>
-              <w:rPr>
-                <w:sz w:val="20"/>
-              </w:rPr>
-              <w:t>Unresolved review rows exist</w:t>
-            </w:r>
-          </w:p>
-        </w:tc>
-        <w:tc>
-          <w:tcPr>
-            <w:tcW w:type="dxa" w:w="2880"/>
-          </w:tcPr>
-          <w:p>
-            <w:r>
-              <w:rPr>
-                <w:sz w:val="20"/>
-              </w:rPr>
-              <w:t>Complete all review items first</w:t>
-            </w:r>
-          </w:p>
-        </w:tc>
-      </w:tr>
-      <w:tr>
-        <w:tc>
-          <w:tcPr>
-            <w:tcW w:type="dxa" w:w="2880"/>
-          </w:tcPr>
-          <w:p>
-            <w:r>
-              <w:rPr>
-                <w:sz w:val="20"/>
-              </w:rPr>
-              <w:t>Duplicate upload warning</w:t>
-            </w:r>
-          </w:p>
-        </w:tc>
-        <w:tc>
-          <w:tcPr>
-            <w:tcW w:type="dxa" w:w="2880"/>
-          </w:tcPr>
-          <w:p>
-            <w:r>
-              <w:rPr>
-                <w:sz w:val="20"/>
-              </w:rPr>
-              <w:t>Approved doc exists for same distributor + date</w:t>
-            </w:r>
-          </w:p>
-        </w:tc>
-        <w:tc>
-          <w:tcPr>
-            <w:tcW w:type="dxa" w:w="2880"/>
-          </w:tcPr>
-          <w:p>
-            <w:r>
-              <w:rPr>
-                <w:sz w:val="20"/>
-              </w:rPr>
-              <w:t>Expected; only re-upload to replace existing data</w:t>
-            </w:r>
-          </w:p>
-        </w:tc>
-      </w:tr>
-      <w:tr>
-        <w:tc>
-          <w:tcPr>
-            <w:tcW w:type="dxa" w:w="2880"/>
-          </w:tcPr>
-          <w:p>
-            <w:r>
-              <w:rPr>
-                <w:sz w:val="20"/>
-              </w:rPr>
-              <w:t>Scanned PDF fails</w:t>
-            </w:r>
-          </w:p>
-        </w:tc>
-        <w:tc>
-          <w:tcPr>
-            <w:tcW w:type="dxa" w:w="2880"/>
-          </w:tcPr>
-          <w:p>
-            <w:r>
-              <w:rPr>
-                <w:sz w:val="20"/>
-              </w:rPr>
-              <w:t>No extractable text in PDF</w:t>
-            </w:r>
-          </w:p>
-        </w:tc>
-        <w:tc>
-          <w:tcPr>
-            <w:tcW w:type="dxa" w:w="2880"/>
-          </w:tcPr>
-          <w:p>
-            <w:r>
-              <w:rPr>
-                <w:sz w:val="20"/>
-              </w:rPr>
-              <w:t>Administrator: install Tesseract OCR on worker</w:t>
-            </w:r>
-          </w:p>
-        </w:tc>
-      </w:tr>
-      <w:tr>
-        <w:tc>
-          <w:tcPr>
-            <w:tcW w:type="dxa" w:w="2880"/>
-          </w:tcPr>
-          <w:p>
-            <w:r>
-              <w:rPr>
-                <w:sz w:val="20"/>
-              </w:rPr>
-              <w:t>Downloaded Excel is empty</w:t>
-            </w:r>
-          </w:p>
-        </w:tc>
-        <w:tc>
-          <w:tcPr>
-            <w:tcW w:type="dxa" w:w="2880"/>
-          </w:tcPr>
-          <w:p>
-            <w:r>
-              <w:rPr>
-                <w:sz w:val="20"/>
-              </w:rPr>
-              <w:t>No approved data for selected period</w:t>
-            </w:r>
-          </w:p>
-        </w:tc>
-        <w:tc>
-          <w:tcPr>
-            <w:tcW w:type="dxa" w:w="2880"/>
-          </w:tcPr>
-          <w:p>
-            <w:r>
-              <w:rPr>
-                <w:sz w:val="20"/>
-              </w:rPr>
-              <w:t>Approve documents for the report date first</w:t>
-            </w:r>
-          </w:p>
-        </w:tc>
-      </w:tr>
-      <w:tr>
-        <w:tc>
-          <w:tcPr>
-            <w:tcW w:type="dxa" w:w="2880"/>
-          </w:tcPr>
-          <w:p>
-            <w:r>
-              <w:rPr>
-                <w:sz w:val="20"/>
-              </w:rPr>
-              <w:t>Session expired</w:t>
-            </w:r>
-          </w:p>
-        </w:tc>
-        <w:tc>
-          <w:tcPr>
-            <w:tcW w:type="dxa" w:w="2880"/>
-          </w:tcPr>
-          <w:p>
-            <w:r>
-              <w:rPr>
-                <w:sz w:val="20"/>
-              </w:rPr>
-              <w:t>7-day cookie expired</w:t>
-            </w:r>
-          </w:p>
-        </w:tc>
-        <w:tc>
-          <w:tcPr>
-            <w:tcW w:type="dxa" w:w="2880"/>
-          </w:tcPr>
-          <w:p>
-            <w:r>
-              <w:rPr>
-                <w:sz w:val="20"/>
-              </w:rPr>
-              <w:t>Log in again with your password</w:t>
+              <w:t>Optional</w:t>
             </w:r>
           </w:p>
         </w:tc>
@@ -6618,14 +6473,76 @@
     </w:tbl>
     <w:p/>
     <w:p>
-      <w:bookmarkStart w:id="68" w:name="toc_68"/>
+      <w:bookmarkStart w:id="57" w:name="toc_57"/>
+      <w:pPr>
+        <w:pStyle w:val="Heading1"/>
+      </w:pPr>
+      <w:r>
+        <w:t>11. Managing Products</w:t>
+      </w:r>
+      <w:bookmarkEnd w:id="57"/>
+    </w:p>
+    <w:p>
+      <w:r>
+        <w:t>The Products page (/products) manages the product catalog used for matching extracted PDF rows and for SSR DATA sheet line items (including Group).</w:t>
+      </w:r>
+    </w:p>
+    <w:p>
+      <w:bookmarkStart w:id="58" w:name="toc_58"/>
       <w:pPr>
         <w:pStyle w:val="Heading2"/>
       </w:pPr>
       <w:r>
-        <w:t>13.2 Document Status Reference</w:t>
+        <w:t>11.1 Product Catalog</w:t>
       </w:r>
-      <w:bookmarkEnd w:id="68"/>
+      <w:bookmarkEnd w:id="58"/>
+    </w:p>
+    <w:p>
+      <w:pPr>
+        <w:pStyle w:val="ListBullet"/>
+      </w:pPr>
+      <w:r>
+        <w:t>View all products with SKU, name, group, manufacturer, category, and bonus</w:t>
+      </w:r>
+    </w:p>
+    <w:p>
+      <w:pPr>
+        <w:pStyle w:val="ListBullet"/>
+      </w:pPr>
+      <w:r>
+        <w:t>Search by SKU, name, manufacturer, group, category, or aliases</w:t>
+      </w:r>
+    </w:p>
+    <w:p>
+      <w:pPr>
+        <w:pStyle w:val="ListBullet"/>
+      </w:pPr>
+      <w:r>
+        <w:t>Each product must belong to a product group: Medicronis or Transformer</w:t>
+      </w:r>
+    </w:p>
+    <w:p>
+      <w:pPr>
+        <w:pStyle w:val="ListBullet"/>
+      </w:pPr>
+      <w:r>
+        <w:t>Aliases improve fuzzy matching from distributor PDF text</w:t>
+      </w:r>
+    </w:p>
+    <w:p>
+      <w:bookmarkStart w:id="59" w:name="toc_59"/>
+      <w:pPr>
+        <w:pStyle w:val="Heading2"/>
+      </w:pPr>
+      <w:r>
+        <w:t>11.2 Product Groups</w:t>
+      </w:r>
+      <w:bookmarkEnd w:id="59"/>
+    </w:p>
+    <w:p>
+      <w:r>
+        <w:t>Product groups are seeded master values used on the SSR DATA sheet Group column. Only two groups are supported:</w:t>
+      </w:r>
     </w:p>
     <w:tbl>
       <w:tblPr>
@@ -6650,7 +6567,7 @@
                 <w:color w:val="FFFFFF"/>
                 <w:sz w:val="20"/>
               </w:rPr>
-              <w:t>Status</w:t>
+              <w:t>Group</w:t>
             </w:r>
           </w:p>
         </w:tc>
@@ -6666,7 +6583,7 @@
                 <w:color w:val="FFFFFF"/>
                 <w:sz w:val="20"/>
               </w:rPr>
-              <w:t>Description</w:t>
+              <w:t>Use</w:t>
             </w:r>
           </w:p>
         </w:tc>
@@ -6681,7 +6598,7 @@
               <w:rPr>
                 <w:sz w:val="20"/>
               </w:rPr>
-              <w:t>UPLOADED</w:t>
+              <w:t>Medicronis</w:t>
             </w:r>
           </w:p>
         </w:tc>
@@ -6694,7 +6611,7 @@
               <w:rPr>
                 <w:sz w:val="20"/>
               </w:rPr>
-              <w:t>File saved, processing not yet started</w:t>
+              <w:t>Standard Medicronis portfolio products</w:t>
             </w:r>
           </w:p>
         </w:tc>
@@ -6709,7 +6626,7 @@
               <w:rPr>
                 <w:sz w:val="20"/>
               </w:rPr>
-              <w:t>PROCESSING</w:t>
+              <w:t>Transformer</w:t>
             </w:r>
           </w:p>
         </w:tc>
@@ -6722,147 +6639,7 @@
               <w:rPr>
                 <w:sz w:val="20"/>
               </w:rPr>
-              <w:t>Extraction and matching in progress</w:t>
-            </w:r>
-          </w:p>
-        </w:tc>
-      </w:tr>
-      <w:tr>
-        <w:tc>
-          <w:tcPr>
-            <w:tcW w:type="dxa" w:w="4320"/>
-          </w:tcPr>
-          <w:p>
-            <w:r>
-              <w:rPr>
-                <w:sz w:val="20"/>
-              </w:rPr>
-              <w:t>EXTRACTED</w:t>
-            </w:r>
-          </w:p>
-        </w:tc>
-        <w:tc>
-          <w:tcPr>
-            <w:tcW w:type="dxa" w:w="4320"/>
-          </w:tcPr>
-          <w:p>
-            <w:r>
-              <w:rPr>
-                <w:sz w:val="20"/>
-              </w:rPr>
-              <w:t>All rows extracted and matched — ready for approval</w:t>
-            </w:r>
-          </w:p>
-        </w:tc>
-      </w:tr>
-      <w:tr>
-        <w:tc>
-          <w:tcPr>
-            <w:tcW w:type="dxa" w:w="4320"/>
-          </w:tcPr>
-          <w:p>
-            <w:r>
-              <w:rPr>
-                <w:sz w:val="20"/>
-              </w:rPr>
-              <w:t>REVIEW_REQUIRED</w:t>
-            </w:r>
-          </w:p>
-        </w:tc>
-        <w:tc>
-          <w:tcPr>
-            <w:tcW w:type="dxa" w:w="4320"/>
-          </w:tcPr>
-          <w:p>
-            <w:r>
-              <w:rPr>
-                <w:sz w:val="20"/>
-              </w:rPr>
-              <w:t>Some rows need manual resolution in Review Queue</w:t>
-            </w:r>
-          </w:p>
-        </w:tc>
-      </w:tr>
-      <w:tr>
-        <w:tc>
-          <w:tcPr>
-            <w:tcW w:type="dxa" w:w="4320"/>
-          </w:tcPr>
-          <w:p>
-            <w:r>
-              <w:rPr>
-                <w:sz w:val="20"/>
-              </w:rPr>
-              <w:t>TEMPLATE_MISMATCH</w:t>
-            </w:r>
-          </w:p>
-        </w:tc>
-        <w:tc>
-          <w:tcPr>
-            <w:tcW w:type="dxa" w:w="4320"/>
-          </w:tcPr>
-          <w:p>
-            <w:r>
-              <w:rPr>
-                <w:sz w:val="20"/>
-              </w:rPr>
-              <w:t>PDF layout does not match configured template</w:t>
-            </w:r>
-          </w:p>
-        </w:tc>
-      </w:tr>
-      <w:tr>
-        <w:tc>
-          <w:tcPr>
-            <w:tcW w:type="dxa" w:w="4320"/>
-          </w:tcPr>
-          <w:p>
-            <w:r>
-              <w:rPr>
-                <w:sz w:val="20"/>
-              </w:rPr>
-              <w:t>FAILED</w:t>
-            </w:r>
-          </w:p>
-        </w:tc>
-        <w:tc>
-          <w:tcPr>
-            <w:tcW w:type="dxa" w:w="4320"/>
-          </w:tcPr>
-          <w:p>
-            <w:r>
-              <w:rPr>
-                <w:sz w:val="20"/>
-              </w:rPr>
-              <w:t>Processing error — check PDF quality and retry</w:t>
-            </w:r>
-          </w:p>
-        </w:tc>
-      </w:tr>
-      <w:tr>
-        <w:tc>
-          <w:tcPr>
-            <w:tcW w:type="dxa" w:w="4320"/>
-          </w:tcPr>
-          <w:p>
-            <w:r>
-              <w:rPr>
-                <w:sz w:val="20"/>
-              </w:rPr>
-              <w:t>APPROVED</w:t>
-            </w:r>
-          </w:p>
-        </w:tc>
-        <w:tc>
-          <w:tcPr>
-            <w:tcW w:type="dxa" w:w="4320"/>
-          </w:tcPr>
-          <w:p>
-            <w:r>
-              <w:rPr>
-                <w:sz w:val="20"/>
-              </w:rPr>
-              <w:t>Data promoted to sales facts — ready for SSR generation</w:t>
+              <w:t>Transformer portfolio products</w:t>
             </w:r>
           </w:p>
         </w:tc>
@@ -6870,58 +6647,151 @@
     </w:tbl>
     <w:p/>
     <w:p>
-      <w:bookmarkStart w:id="69" w:name="toc_69"/>
+      <w:r>
+        <w:t>Group is required when creating or editing a product, when bulk-importing products, and when creating a product from the Review Queue.</w:t>
+      </w:r>
+    </w:p>
+    <w:p>
+      <w:bookmarkStart w:id="60" w:name="toc_60"/>
       <w:pPr>
         <w:pStyle w:val="Heading2"/>
       </w:pPr>
       <w:r>
-        <w:t>13.3 Getting Help</w:t>
+        <w:t>11.3 Adding a Product</w:t>
       </w:r>
-      <w:bookmarkEnd w:id="69"/>
-    </w:p>
-    <w:p>
-      <w:pPr>
-        <w:pStyle w:val="ListBullet"/>
+      <w:bookmarkEnd w:id="60"/>
+    </w:p>
+    <w:p>
+      <w:pPr>
+        <w:pStyle w:val="ListNumber"/>
       </w:pPr>
       <w:r>
-        <w:t>Contact your system administrator for login issues, service outages, or template configuration</w:t>
+        <w:t>Navigate to Products</w:t>
       </w:r>
     </w:p>
     <w:p>
       <w:pPr>
-        <w:pStyle w:val="ListBullet"/>
+        <w:pStyle w:val="ListNumber"/>
       </w:pPr>
       <w:r>
-        <w:t>Refer to docs/pdf-families.md for detailed PDF format family documentation</w:t>
+        <w:t>Click "Add Product"</w:t>
       </w:r>
     </w:p>
     <w:p>
       <w:pPr>
-        <w:pStyle w:val="ListBullet"/>
+        <w:pStyle w:val="ListNumber"/>
       </w:pPr>
       <w:r>
-        <w:t>Run the smoke test checklist (SMOKE_TEST.md) to validate system health</w:t>
+        <w:t>Enter SKU and product name (SKU must be unique)</w:t>
       </w:r>
     </w:p>
     <w:p>
-      <w:bookmarkStart w:id="70" w:name="toc_70"/>
-      <w:pPr>
-        <w:pStyle w:val="Heading1"/>
+      <w:pPr>
+        <w:pStyle w:val="ListNumber"/>
       </w:pPr>
       <w:r>
-        <w:t>14. Appendix</w:t>
+        <w:t>Select Group (Medicronis or Transformer) — required</w:t>
       </w:r>
-      <w:bookmarkEnd w:id="70"/>
-    </w:p>
-    <w:p>
-      <w:bookmarkStart w:id="71" w:name="toc_71"/>
+    </w:p>
+    <w:p>
+      <w:pPr>
+        <w:pStyle w:val="ListNumber"/>
+      </w:pPr>
+      <w:r>
+        <w:t>Optionally set category, composition, manufacturer (existing or new), shipper size</w:t>
+      </w:r>
+    </w:p>
+    <w:p>
+      <w:pPr>
+        <w:pStyle w:val="ListNumber"/>
+      </w:pPr>
+      <w:r>
+        <w:t>Optionally enter pricing fields: MRP, TP, Old SP, New SP, Net Price, Tax, Net Price with 1%</w:t>
+      </w:r>
+    </w:p>
+    <w:p>
+      <w:pPr>
+        <w:pStyle w:val="ListNumber"/>
+      </w:pPr>
+      <w:r>
+        <w:t>Optionally enter Bonus in N+N format (for example 4+1)</w:t>
+      </w:r>
+    </w:p>
+    <w:p>
+      <w:pPr>
+        <w:pStyle w:val="ListNumber"/>
+      </w:pPr>
+      <w:r>
+        <w:t>Add comma-separated aliases if the product appears under alternate names in PDFs</w:t>
+      </w:r>
+    </w:p>
+    <w:p>
+      <w:pPr>
+        <w:pStyle w:val="ListNumber"/>
+      </w:pPr>
+      <w:r>
+        <w:t>Save the product</w:t>
+      </w:r>
+    </w:p>
+    <w:p>
+      <w:bookmarkStart w:id="61" w:name="toc_61"/>
       <w:pPr>
         <w:pStyle w:val="Heading2"/>
       </w:pPr>
       <w:r>
-        <w:t>14.1 Navigation Reference</w:t>
+        <w:t>11.4 Bulk Product Upload</w:t>
       </w:r>
-      <w:bookmarkEnd w:id="71"/>
+      <w:bookmarkEnd w:id="61"/>
+    </w:p>
+    <w:p>
+      <w:pPr>
+        <w:pStyle w:val="ListNumber"/>
+      </w:pPr>
+      <w:r>
+        <w:t>Click "Download Template" on the Products page to get the Medicronis product Excel template</w:t>
+      </w:r>
+    </w:p>
+    <w:p>
+      <w:pPr>
+        <w:pStyle w:val="ListNumber"/>
+      </w:pPr>
+      <w:r>
+        <w:t>Fill rows using the template columns (see table below)</w:t>
+      </w:r>
+    </w:p>
+    <w:p>
+      <w:pPr>
+        <w:pStyle w:val="ListNumber"/>
+      </w:pPr>
+      <w:r>
+        <w:t>Set Group to exactly Medicronis or Transformer on every row</w:t>
+      </w:r>
+    </w:p>
+    <w:p>
+      <w:pPr>
+        <w:pStyle w:val="ListNumber"/>
+      </w:pPr>
+      <w:r>
+        <w:t>Upload the completed .xlsx file via bulk upload</w:t>
+      </w:r>
+    </w:p>
+    <w:p>
+      <w:pPr>
+        <w:pStyle w:val="ListNumber"/>
+      </w:pPr>
+      <w:r>
+        <w:t>Review any row-level import errors, then verify products in the catalog</w:t>
+      </w:r>
+    </w:p>
+    <w:p>
+      <w:bookmarkStart w:id="62" w:name="toc_62"/>
+      <w:pPr>
+        <w:pStyle w:val="Heading2"/>
+      </w:pPr>
+      <w:r>
+        <w:t>11.5 Product Import Template Columns</w:t>
+      </w:r>
+      <w:bookmarkEnd w:id="62"/>
     </w:p>
     <w:tbl>
       <w:tblPr>
@@ -6947,7 +6817,7 @@
                 <w:color w:val="FFFFFF"/>
                 <w:sz w:val="20"/>
               </w:rPr>
-              <w:t>Page</w:t>
+              <w:t>Column</w:t>
             </w:r>
           </w:p>
         </w:tc>
@@ -6963,7 +6833,7 @@
                 <w:color w:val="FFFFFF"/>
                 <w:sz w:val="20"/>
               </w:rPr>
-              <w:t>Route</w:t>
+              <w:t>Required</w:t>
             </w:r>
           </w:p>
         </w:tc>
@@ -6979,7 +6849,7 @@
                 <w:color w:val="FFFFFF"/>
                 <w:sz w:val="20"/>
               </w:rPr>
-              <w:t>Purpose</w:t>
+              <w:t>Notes</w:t>
             </w:r>
           </w:p>
         </w:tc>
@@ -6994,7 +6864,7 @@
               <w:rPr>
                 <w:sz w:val="20"/>
               </w:rPr>
-              <w:t>Dashboard</w:t>
+              <w:t>SKU</w:t>
             </w:r>
           </w:p>
         </w:tc>
@@ -7007,7 +6877,7 @@
               <w:rPr>
                 <w:sz w:val="20"/>
               </w:rPr>
-              <w:t>/dashboard</w:t>
+              <w:t>Yes</w:t>
             </w:r>
           </w:p>
         </w:tc>
@@ -7020,7 +6890,7 @@
               <w:rPr>
                 <w:sz w:val="20"/>
               </w:rPr>
-              <w:t>KPIs, charts, activity summary</w:t>
+              <w:t>Unique product code</w:t>
             </w:r>
           </w:p>
         </w:tc>
@@ -7035,7 +6905,7 @@
               <w:rPr>
                 <w:sz w:val="20"/>
               </w:rPr>
-              <w:t>Upload</w:t>
+              <w:t>Product Name</w:t>
             </w:r>
           </w:p>
         </w:tc>
@@ -7048,7 +6918,7 @@
               <w:rPr>
                 <w:sz w:val="20"/>
               </w:rPr>
-              <w:t>/upload</w:t>
+              <w:t>Yes</w:t>
             </w:r>
           </w:p>
         </w:tc>
@@ -7061,7 +6931,7 @@
               <w:rPr>
                 <w:sz w:val="20"/>
               </w:rPr>
-              <w:t>Submit PDF sales reports</w:t>
+              <w:t>Catalog display name</w:t>
             </w:r>
           </w:p>
         </w:tc>
@@ -7076,7 +6946,7 @@
               <w:rPr>
                 <w:sz w:val="20"/>
               </w:rPr>
-              <w:t>Documents</w:t>
+              <w:t>Category</w:t>
             </w:r>
           </w:p>
         </w:tc>
@@ -7089,7 +6959,7 @@
               <w:rPr>
                 <w:sz w:val="20"/>
               </w:rPr>
-              <w:t>/documents</w:t>
+              <w:t>No</w:t>
             </w:r>
           </w:p>
         </w:tc>
@@ -7102,7 +6972,7 @@
               <w:rPr>
                 <w:sz w:val="20"/>
               </w:rPr>
-              <w:t>View all uploaded documents</w:t>
+              <w:t>Optional classification</w:t>
             </w:r>
           </w:p>
         </w:tc>
@@ -7117,7 +6987,7 @@
               <w:rPr>
                 <w:sz w:val="20"/>
               </w:rPr>
-              <w:t>Document Detail</w:t>
+              <w:t>Group</w:t>
             </w:r>
           </w:p>
         </w:tc>
@@ -7130,7 +7000,7 @@
               <w:rPr>
                 <w:sz w:val="20"/>
               </w:rPr>
-              <w:t>/documents/[id]</w:t>
+              <w:t>Yes</w:t>
             </w:r>
           </w:p>
         </w:tc>
@@ -7143,7 +7013,7 @@
               <w:rPr>
                 <w:sz w:val="20"/>
               </w:rPr>
-              <w:t>View rows, approve, generate SSR</w:t>
+              <w:t>Must be Medicronis or Transformer</w:t>
             </w:r>
           </w:p>
         </w:tc>
@@ -7158,7 +7028,7 @@
               <w:rPr>
                 <w:sz w:val="20"/>
               </w:rPr>
-              <w:t>Review Queue</w:t>
+              <w:t>Composition</w:t>
             </w:r>
           </w:p>
         </w:tc>
@@ -7171,7 +7041,7 @@
               <w:rPr>
                 <w:sz w:val="20"/>
               </w:rPr>
-              <w:t>/review</w:t>
+              <w:t>No</w:t>
             </w:r>
           </w:p>
         </w:tc>
@@ -7184,7 +7054,7 @@
               <w:rPr>
                 <w:sz w:val="20"/>
               </w:rPr>
-              <w:t>Resolve unmatched product rows</w:t>
+              <w:t>Formula / strength text</w:t>
             </w:r>
           </w:p>
         </w:tc>
@@ -7199,7 +7069,7 @@
               <w:rPr>
                 <w:sz w:val="20"/>
               </w:rPr>
-              <w:t>SSR Reports</w:t>
+              <w:t>Manufacturer</w:t>
             </w:r>
           </w:p>
         </w:tc>
@@ -7212,7 +7082,7 @@
               <w:rPr>
                 <w:sz w:val="20"/>
               </w:rPr>
-              <w:t>/reports</w:t>
+              <w:t>No</w:t>
             </w:r>
           </w:p>
         </w:tc>
@@ -7225,7 +7095,7 @@
               <w:rPr>
                 <w:sz w:val="20"/>
               </w:rPr>
-              <w:t>Generate and list SSR reports</w:t>
+              <w:t>Created automatically if new</w:t>
             </w:r>
           </w:p>
         </w:tc>
@@ -7240,7 +7110,7 @@
               <w:rPr>
                 <w:sz w:val="20"/>
               </w:rPr>
-              <w:t>Report Detail</w:t>
+              <w:t>Shipper Size</w:t>
             </w:r>
           </w:p>
         </w:tc>
@@ -7253,7 +7123,7 @@
               <w:rPr>
                 <w:sz w:val="20"/>
               </w:rPr>
-              <w:t>/reports/[id]</w:t>
+              <w:t>No</w:t>
             </w:r>
           </w:p>
         </w:tc>
@@ -7266,7 +7136,7 @@
               <w:rPr>
                 <w:sz w:val="20"/>
               </w:rPr>
-              <w:t>Preview and download Excel</w:t>
+              <w:t>Integer pack size</w:t>
             </w:r>
           </w:p>
         </w:tc>
@@ -7281,7 +7151,7 @@
               <w:rPr>
                 <w:sz w:val="20"/>
               </w:rPr>
-              <w:t>Distributors</w:t>
+              <w:t>MRP, TP, Old SP, New SP</w:t>
             </w:r>
           </w:p>
         </w:tc>
@@ -7294,7 +7164,7 @@
               <w:rPr>
                 <w:sz w:val="20"/>
               </w:rPr>
-              <w:t>/distributors</w:t>
+              <w:t>No</w:t>
             </w:r>
           </w:p>
         </w:tc>
@@ -7307,7 +7177,7 @@
               <w:rPr>
                 <w:sz w:val="20"/>
               </w:rPr>
-              <w:t>Manage distributor network</w:t>
+              <w:t>Pricing decimals</w:t>
             </w:r>
           </w:p>
         </w:tc>
@@ -7322,7 +7192,7 @@
               <w:rPr>
                 <w:sz w:val="20"/>
               </w:rPr>
-              <w:t>Template Wizard</w:t>
+              <w:t>Net Price, Tax, Net Price with 1%</w:t>
             </w:r>
           </w:p>
         </w:tc>
@@ -7335,7 +7205,7 @@
               <w:rPr>
                 <w:sz w:val="20"/>
               </w:rPr>
-              <w:t>/distributors/[id]/template</w:t>
+              <w:t>No</w:t>
             </w:r>
           </w:p>
         </w:tc>
@@ -7348,7 +7218,7 @@
               <w:rPr>
                 <w:sz w:val="20"/>
               </w:rPr>
-              <w:t>Configure PDF column mapping</w:t>
+              <w:t>Pricing decimals</w:t>
             </w:r>
           </w:p>
         </w:tc>
@@ -7363,7 +7233,7 @@
               <w:rPr>
                 <w:sz w:val="20"/>
               </w:rPr>
-              <w:t>Products</w:t>
+              <w:t>Bonus</w:t>
             </w:r>
           </w:p>
         </w:tc>
@@ -7376,7 +7246,7 @@
               <w:rPr>
                 <w:sz w:val="20"/>
               </w:rPr>
-              <w:t>/products</w:t>
+              <w:t>No</w:t>
             </w:r>
           </w:p>
         </w:tc>
@@ -7389,7 +7259,7 @@
               <w:rPr>
                 <w:sz w:val="20"/>
               </w:rPr>
-              <w:t>Manage product catalog</w:t>
+              <w:t>Format N+N (e.g. 10+2)</w:t>
             </w:r>
           </w:p>
         </w:tc>
@@ -7404,7 +7274,7 @@
               <w:rPr>
                 <w:sz w:val="20"/>
               </w:rPr>
-              <w:t>Login</w:t>
+              <w:t>Aliases</w:t>
             </w:r>
           </w:p>
         </w:tc>
@@ -7417,7 +7287,7 @@
               <w:rPr>
                 <w:sz w:val="20"/>
               </w:rPr>
-              <w:t>/login</w:t>
+              <w:t>No</w:t>
             </w:r>
           </w:p>
         </w:tc>
@@ -7430,7 +7300,7 @@
               <w:rPr>
                 <w:sz w:val="20"/>
               </w:rPr>
-              <w:t>Application authentication</w:t>
+              <w:t>Alternate names for matching</w:t>
             </w:r>
           </w:p>
         </w:tc>
@@ -7438,12 +7308,1127 @@
     </w:tbl>
     <w:p/>
     <w:p>
+      <w:bookmarkStart w:id="63" w:name="toc_63"/>
+      <w:pPr>
+        <w:pStyle w:val="Heading2"/>
+      </w:pPr>
+      <w:r>
+        <w:t>11.6 Product Aliases</w:t>
+      </w:r>
+      <w:bookmarkEnd w:id="63"/>
+    </w:p>
+    <w:p>
+      <w:r>
+        <w:t>Aliases are alternate names for a product used during fuzzy matching. For example, a product might appear in distributor PDFs as an abbreviated name or regional spelling variant. Adding aliases improves automatic match rates.</w:t>
+      </w:r>
+    </w:p>
+    <w:p>
+      <w:bookmarkStart w:id="64" w:name="toc_64"/>
+      <w:pPr>
+        <w:pStyle w:val="Heading1"/>
+      </w:pPr>
+      <w:r>
+        <w:t>12. Complete Workflows</w:t>
+      </w:r>
+      <w:bookmarkEnd w:id="64"/>
+    </w:p>
+    <w:p>
+      <w:bookmarkStart w:id="65" w:name="toc_65"/>
+      <w:pPr>
+        <w:pStyle w:val="Heading2"/>
+      </w:pPr>
+      <w:r>
+        <w:t>12.1 Quick Demo Path (No Review Required)</w:t>
+      </w:r>
+      <w:bookmarkEnd w:id="65"/>
+    </w:p>
+    <w:p>
+      <w:r>
+        <w:t>Use sample file medsupply_jul2026.pdf for the fastest end-to-end demonstration.</w:t>
+      </w:r>
+    </w:p>
+    <w:p>
+      <w:pPr>
+        <w:pStyle w:val="ListNumber"/>
+      </w:pPr>
+      <w:r>
+        <w:t>Log in with password: demo</w:t>
+      </w:r>
+    </w:p>
+    <w:p>
+      <w:pPr>
+        <w:pStyle w:val="ListNumber"/>
+      </w:pPr>
+      <w:r>
+        <w:t>Go to Upload</w:t>
+      </w:r>
+    </w:p>
+    <w:p>
+      <w:pPr>
+        <w:pStyle w:val="ListNumber"/>
+      </w:pPr>
+      <w:r>
+        <w:t>Set report date and upload medsupply_jul2026.pdf (auto-detect distributor from header)</w:t>
+      </w:r>
+    </w:p>
+    <w:p>
+      <w:pPr>
+        <w:pStyle w:val="ListNumber"/>
+      </w:pPr>
+      <w:r>
+        <w:t>You are redirected to document detail — verify 6 extracted rows with high match rate</w:t>
+      </w:r>
+    </w:p>
+    <w:p>
+      <w:pPr>
+        <w:pStyle w:val="ListNumber"/>
+      </w:pPr>
+      <w:r>
+        <w:t>Click "Approve &amp; Promote to Sales"</w:t>
+      </w:r>
+    </w:p>
+    <w:p>
+      <w:pPr>
+        <w:pStyle w:val="ListNumber"/>
+      </w:pPr>
+      <w:r>
+        <w:t>Go to Reports or click Generate SSR on the document</w:t>
+      </w:r>
+    </w:p>
+    <w:p>
+      <w:pPr>
+        <w:pStyle w:val="ListNumber"/>
+      </w:pPr>
+      <w:r>
+        <w:t>Click "Download Excel" and open the .xlsx file</w:t>
+      </w:r>
+    </w:p>
+    <w:p>
+      <w:bookmarkStart w:id="66" w:name="toc_66"/>
+      <w:pPr>
+        <w:pStyle w:val="Heading2"/>
+      </w:pPr>
+      <w:r>
+        <w:t>12.2 Full Workflow with Review</w:t>
+      </w:r>
+      <w:bookmarkEnd w:id="66"/>
+    </w:p>
+    <w:p>
+      <w:pPr>
+        <w:pStyle w:val="ListNumber"/>
+      </w:pPr>
+      <w:r>
+        <w:t>Log in to the application</w:t>
+      </w:r>
+    </w:p>
+    <w:p>
+      <w:pPr>
+        <w:pStyle w:val="ListNumber"/>
+      </w:pPr>
+      <w:r>
+        <w:t>Upload pharmalink_jul2026.pdf with auto-detect enabled</w:t>
+      </w:r>
+    </w:p>
+    <w:p>
+      <w:pPr>
+        <w:pStyle w:val="ListNumber"/>
+      </w:pPr>
+      <w:r>
+        <w:t>Document status becomes REVIEW_REQUIRED</w:t>
+      </w:r>
+    </w:p>
+    <w:p>
+      <w:pPr>
+        <w:pStyle w:val="ListNumber"/>
+      </w:pPr>
+      <w:r>
+        <w:t>Open Review Queue from sidebar (check badge count)</w:t>
+      </w:r>
+    </w:p>
+    <w:p>
+      <w:pPr>
+        <w:pStyle w:val="ListNumber"/>
+      </w:pPr>
+      <w:r>
+        <w:t>Resolve each unmatched row (approve, select, create, or reject)</w:t>
+      </w:r>
+    </w:p>
+    <w:p>
+      <w:pPr>
+        <w:pStyle w:val="ListNumber"/>
+      </w:pPr>
+      <w:r>
+        <w:t>Return to document detail — status becomes EXTRACTED</w:t>
+      </w:r>
+    </w:p>
+    <w:p>
+      <w:pPr>
+        <w:pStyle w:val="ListNumber"/>
+      </w:pPr>
+      <w:r>
+        <w:t>Click "Approve &amp; Promote to Sales"</w:t>
+      </w:r>
+    </w:p>
+    <w:p>
+      <w:pPr>
+        <w:pStyle w:val="ListNumber"/>
+      </w:pPr>
+      <w:r>
+        <w:t>Generate SSR report</w:t>
+      </w:r>
+    </w:p>
+    <w:p>
+      <w:pPr>
+        <w:pStyle w:val="ListNumber"/>
+      </w:pPr>
+      <w:r>
+        <w:t>Download and verify Excel output</w:t>
+      </w:r>
+    </w:p>
+    <w:p>
+      <w:bookmarkStart w:id="67" w:name="toc_67"/>
+      <w:pPr>
+        <w:pStyle w:val="Heading2"/>
+      </w:pPr>
+      <w:r>
+        <w:t>12.3 Bulk Upload Workflow</w:t>
+      </w:r>
+      <w:bookmarkEnd w:id="67"/>
+    </w:p>
+    <w:p>
+      <w:pPr>
+        <w:pStyle w:val="ListNumber"/>
+      </w:pPr>
+      <w:r>
+        <w:t>Collect PDF sales reports from multiple distributors</w:t>
+      </w:r>
+    </w:p>
+    <w:p>
+      <w:pPr>
+        <w:pStyle w:val="ListNumber"/>
+      </w:pPr>
+      <w:r>
+        <w:t>Go to Upload and drag all PDF files (or a ZIP) into the upload area</w:t>
+      </w:r>
+    </w:p>
+    <w:p>
+      <w:pPr>
+        <w:pStyle w:val="ListNumber"/>
+      </w:pPr>
+      <w:r>
+        <w:t>Set the shared report date for all files</w:t>
+      </w:r>
+    </w:p>
+    <w:p>
+      <w:pPr>
+        <w:pStyle w:val="ListNumber"/>
+      </w:pPr>
+      <w:r>
+        <w:t>Leave distributor on auto-detect (each PDF matched from its header)</w:t>
+      </w:r>
+    </w:p>
+    <w:p>
+      <w:pPr>
+        <w:pStyle w:val="ListNumber"/>
+      </w:pPr>
+      <w:r>
+        <w:t>Click "Upload Documents"</w:t>
+      </w:r>
+    </w:p>
+    <w:p>
+      <w:pPr>
+        <w:pStyle w:val="ListNumber"/>
+      </w:pPr>
+      <w:r>
+        <w:t>Review the Upload Results card for each file's status</w:t>
+      </w:r>
+    </w:p>
+    <w:p>
+      <w:pPr>
+        <w:pStyle w:val="ListNumber"/>
+      </w:pPr>
+      <w:r>
+        <w:t>Resolve review items, approve each document, then generate consolidated SSR</w:t>
+      </w:r>
+    </w:p>
+    <w:p>
+      <w:bookmarkStart w:id="68" w:name="toc_68"/>
+      <w:pPr>
+        <w:pStyle w:val="Heading2"/>
+      </w:pPr>
+      <w:r>
+        <w:t>12.4 Setting Up a New Distributor</w:t>
+      </w:r>
+      <w:bookmarkEnd w:id="68"/>
+    </w:p>
+    <w:p>
+      <w:pPr>
+        <w:pStyle w:val="ListNumber"/>
+      </w:pPr>
+      <w:r>
+        <w:t>Add the distributor on the Distributors page (or bulk Excel upload)</w:t>
+      </w:r>
+    </w:p>
+    <w:p>
+      <w:pPr>
+        <w:pStyle w:val="ListNumber"/>
+      </w:pPr>
+      <w:r>
+        <w:t>Open the distributor and launch the Template Wizard</w:t>
+      </w:r>
+    </w:p>
+    <w:p>
+      <w:pPr>
+        <w:pStyle w:val="ListNumber"/>
+      </w:pPr>
+      <w:r>
+        <w:t>Upload a sample PDF and configure column mapping (or Family J line-parser indices)</w:t>
+      </w:r>
+    </w:p>
+    <w:p>
+      <w:pPr>
+        <w:pStyle w:val="ListNumber"/>
+      </w:pPr>
+      <w:r>
+        <w:t>Save the template and verify Template Ready shows true</w:t>
+      </w:r>
+    </w:p>
+    <w:p>
+      <w:pPr>
+        <w:pStyle w:val="ListNumber"/>
+      </w:pPr>
+      <w:r>
+        <w:t>Ensure catalog products have the correct Group (Medicronis or Transformer)</w:t>
+      </w:r>
+    </w:p>
+    <w:p>
+      <w:pPr>
+        <w:pStyle w:val="ListNumber"/>
+      </w:pPr>
+      <w:r>
+        <w:t>Upload the first real sales report PDF with auto-detect or override</w:t>
+      </w:r>
+    </w:p>
+    <w:p>
+      <w:pPr>
+        <w:pStyle w:val="ListNumber"/>
+      </w:pPr>
+      <w:r>
+        <w:t>Complete review if needed, then approve and generate SSR</w:t>
+      </w:r>
+    </w:p>
+    <w:p>
+      <w:bookmarkStart w:id="69" w:name="toc_69"/>
+      <w:pPr>
+        <w:pStyle w:val="Heading2"/>
+      </w:pPr>
+      <w:r>
+        <w:t>12.5 Monthly Reporting Cycle</w:t>
+      </w:r>
+      <w:bookmarkEnd w:id="69"/>
+    </w:p>
+    <w:p>
+      <w:pPr>
+        <w:pStyle w:val="ListNumber"/>
+      </w:pPr>
+      <w:r>
+        <w:t>Collect PDF sales reports from all active distributors for the month</w:t>
+      </w:r>
+    </w:p>
+    <w:p>
+      <w:pPr>
+        <w:pStyle w:val="ListNumber"/>
+      </w:pPr>
+      <w:r>
+        <w:t>Upload PDFs individually or in bulk with the correct report date</w:t>
+      </w:r>
+    </w:p>
+    <w:p>
+      <w:pPr>
+        <w:pStyle w:val="ListNumber"/>
+      </w:pPr>
+      <w:r>
+        <w:t>Resolve all review queue items across all documents</w:t>
+      </w:r>
+    </w:p>
+    <w:p>
+      <w:pPr>
+        <w:pStyle w:val="ListNumber"/>
+      </w:pPr>
+      <w:r>
+        <w:t>Approve all extracted documents</w:t>
+      </w:r>
+    </w:p>
+    <w:p>
+      <w:pPr>
+        <w:pStyle w:val="ListNumber"/>
+      </w:pPr>
+      <w:r>
+        <w:t>Go to Reports, select Month view, set the month-end date</w:t>
+      </w:r>
+    </w:p>
+    <w:p>
+      <w:pPr>
+        <w:pStyle w:val="ListNumber"/>
+      </w:pPr>
+      <w:r>
+        <w:t>Generate consolidated SSR and download Excel</w:t>
+      </w:r>
+    </w:p>
+    <w:p>
+      <w:pPr>
+        <w:pStyle w:val="ListNumber"/>
+      </w:pPr>
+      <w:r>
+        <w:t>Distribute the SSR report to stakeholders</w:t>
+      </w:r>
+    </w:p>
+    <w:p>
+      <w:bookmarkStart w:id="70" w:name="toc_70"/>
+      <w:pPr>
+        <w:pStyle w:val="Heading1"/>
+      </w:pPr>
+      <w:r>
+        <w:t>13. Troubleshooting</w:t>
+      </w:r>
+      <w:bookmarkEnd w:id="70"/>
+    </w:p>
+    <w:p>
+      <w:bookmarkStart w:id="71" w:name="toc_71"/>
+      <w:pPr>
+        <w:pStyle w:val="Heading2"/>
+      </w:pPr>
+      <w:r>
+        <w:t>13.1 Common Issues and Solutions</w:t>
+      </w:r>
+      <w:bookmarkEnd w:id="71"/>
+    </w:p>
+    <w:tbl>
+      <w:tblPr>
+        <w:tblStyle w:val="TableGrid"/>
+        <w:tblW w:type="auto" w:w="0"/>
+        <w:tblLook w:firstColumn="1" w:firstRow="1" w:lastColumn="0" w:lastRow="0" w:noHBand="0" w:noVBand="1" w:val="04A0"/>
+      </w:tblPr>
+      <w:tblGrid>
+        <w:gridCol w:w="2880"/>
+        <w:gridCol w:w="2880"/>
+        <w:gridCol w:w="2880"/>
+      </w:tblGrid>
+      <w:tr>
+        <w:tc>
+          <w:tcPr>
+            <w:tcW w:type="dxa" w:w="2880"/>
+            <w:shd w:fill="1F4E79" w:val="clear"/>
+          </w:tcPr>
+          <w:p>
+            <w:r>
+              <w:rPr>
+                <w:b/>
+                <w:color w:val="FFFFFF"/>
+                <w:sz w:val="20"/>
+              </w:rPr>
+              <w:t>Issue</w:t>
+            </w:r>
+          </w:p>
+        </w:tc>
+        <w:tc>
+          <w:tcPr>
+            <w:tcW w:type="dxa" w:w="2880"/>
+            <w:shd w:fill="1F4E79" w:val="clear"/>
+          </w:tcPr>
+          <w:p>
+            <w:r>
+              <w:rPr>
+                <w:b/>
+                <w:color w:val="FFFFFF"/>
+                <w:sz w:val="20"/>
+              </w:rPr>
+              <w:t>Possible Cause</w:t>
+            </w:r>
+          </w:p>
+        </w:tc>
+        <w:tc>
+          <w:tcPr>
+            <w:tcW w:type="dxa" w:w="2880"/>
+            <w:shd w:fill="1F4E79" w:val="clear"/>
+          </w:tcPr>
+          <w:p>
+            <w:r>
+              <w:rPr>
+                <w:b/>
+                <w:color w:val="FFFFFF"/>
+                <w:sz w:val="20"/>
+              </w:rPr>
+              <w:t>Solution</w:t>
+            </w:r>
+          </w:p>
+        </w:tc>
+      </w:tr>
+      <w:tr>
+        <w:tc>
+          <w:tcPr>
+            <w:tcW w:type="dxa" w:w="2880"/>
+          </w:tcPr>
+          <w:p>
+            <w:r>
+              <w:rPr>
+                <w:sz w:val="20"/>
+              </w:rPr>
+              <w:t>Upload fails or 'Extraction failed'</w:t>
+            </w:r>
+          </w:p>
+        </w:tc>
+        <w:tc>
+          <w:tcPr>
+            <w:tcW w:type="dxa" w:w="2880"/>
+          </w:tcPr>
+          <w:p>
+            <w:r>
+              <w:rPr>
+                <w:sz w:val="20"/>
+              </w:rPr>
+              <w:t>PDF worker service not running</w:t>
+            </w:r>
+          </w:p>
+        </w:tc>
+        <w:tc>
+          <w:tcPr>
+            <w:tcW w:type="dxa" w:w="2880"/>
+          </w:tcPr>
+          <w:p>
+            <w:r>
+              <w:rPr>
+                <w:sz w:val="20"/>
+              </w:rPr>
+              <w:t>Ask administrator to start PDF worker; verify health at port 8000</w:t>
+            </w:r>
+          </w:p>
+        </w:tc>
+      </w:tr>
+      <w:tr>
+        <w:tc>
+          <w:tcPr>
+            <w:tcW w:type="dxa" w:w="2880"/>
+          </w:tcPr>
+          <w:p>
+            <w:r>
+              <w:rPr>
+                <w:sz w:val="20"/>
+              </w:rPr>
+              <w:t>Could not detect distributor from PDF header</w:t>
+            </w:r>
+          </w:p>
+        </w:tc>
+        <w:tc>
+          <w:tcPr>
+            <w:tcW w:type="dxa" w:w="2880"/>
+          </w:tcPr>
+          <w:p>
+            <w:r>
+              <w:rPr>
+                <w:sz w:val="20"/>
+              </w:rPr>
+              <w:t>Distributor name not in PDF or not registered</w:t>
+            </w:r>
+          </w:p>
+        </w:tc>
+        <w:tc>
+          <w:tcPr>
+            <w:tcW w:type="dxa" w:w="2880"/>
+          </w:tcPr>
+          <w:p>
+            <w:r>
+              <w:rPr>
+                <w:sz w:val="20"/>
+              </w:rPr>
+              <w:t>Register distributor or use manual override on Upload page</w:t>
+            </w:r>
+          </w:p>
+        </w:tc>
+      </w:tr>
+      <w:tr>
+        <w:tc>
+          <w:tcPr>
+            <w:tcW w:type="dxa" w:w="2880"/>
+          </w:tcPr>
+          <w:p>
+            <w:r>
+              <w:rPr>
+                <w:sz w:val="20"/>
+              </w:rPr>
+              <w:t>Could not match distributor from PDF header</w:t>
+            </w:r>
+          </w:p>
+        </w:tc>
+        <w:tc>
+          <w:tcPr>
+            <w:tcW w:type="dxa" w:w="2880"/>
+          </w:tcPr>
+          <w:p>
+            <w:r>
+              <w:rPr>
+                <w:sz w:val="20"/>
+              </w:rPr>
+              <w:t>Name in PDF differs from registered name</w:t>
+            </w:r>
+          </w:p>
+        </w:tc>
+        <w:tc>
+          <w:tcPr>
+            <w:tcW w:type="dxa" w:w="2880"/>
+          </w:tcPr>
+          <w:p>
+            <w:r>
+              <w:rPr>
+                <w:sz w:val="20"/>
+              </w:rPr>
+              <w:t>Fix distributor name or use manual override</w:t>
+            </w:r>
+          </w:p>
+        </w:tc>
+      </w:tr>
+      <w:tr>
+        <w:tc>
+          <w:tcPr>
+            <w:tcW w:type="dxa" w:w="2880"/>
+          </w:tcPr>
+          <w:p>
+            <w:r>
+              <w:rPr>
+                <w:sz w:val="20"/>
+              </w:rPr>
+              <w:t>Database errors on any page</w:t>
+            </w:r>
+          </w:p>
+        </w:tc>
+        <w:tc>
+          <w:tcPr>
+            <w:tcW w:type="dxa" w:w="2880"/>
+          </w:tcPr>
+          <w:p>
+            <w:r>
+              <w:rPr>
+                <w:sz w:val="20"/>
+              </w:rPr>
+              <w:t>Database not initialized</w:t>
+            </w:r>
+          </w:p>
+        </w:tc>
+        <w:tc>
+          <w:tcPr>
+            <w:tcW w:type="dxa" w:w="2880"/>
+          </w:tcPr>
+          <w:p>
+            <w:r>
+              <w:rPr>
+                <w:sz w:val="20"/>
+              </w:rPr>
+              <w:t>Administrator: run migrations and seed data</w:t>
+            </w:r>
+          </w:p>
+        </w:tc>
+      </w:tr>
+      <w:tr>
+        <w:tc>
+          <w:tcPr>
+            <w:tcW w:type="dxa" w:w="2880"/>
+          </w:tcPr>
+          <w:p>
+            <w:r>
+              <w:rPr>
+                <w:sz w:val="20"/>
+              </w:rPr>
+              <w:t>Empty dashboard sales chart</w:t>
+            </w:r>
+          </w:p>
+        </w:tc>
+        <w:tc>
+          <w:tcPr>
+            <w:tcW w:type="dxa" w:w="2880"/>
+          </w:tcPr>
+          <w:p>
+            <w:r>
+              <w:rPr>
+                <w:sz w:val="20"/>
+              </w:rPr>
+              <w:t>No approved documents yet</w:t>
+            </w:r>
+          </w:p>
+        </w:tc>
+        <w:tc>
+          <w:tcPr>
+            <w:tcW w:type="dxa" w:w="2880"/>
+          </w:tcPr>
+          <w:p>
+            <w:r>
+              <w:rPr>
+                <w:sz w:val="20"/>
+              </w:rPr>
+              <w:t>Approve at least one document to populate chart</w:t>
+            </w:r>
+          </w:p>
+        </w:tc>
+      </w:tr>
+      <w:tr>
+        <w:tc>
+          <w:tcPr>
+            <w:tcW w:type="dxa" w:w="2880"/>
+          </w:tcPr>
+          <w:p>
+            <w:r>
+              <w:rPr>
+                <w:sz w:val="20"/>
+              </w:rPr>
+              <w:t>Template required on upload</w:t>
+            </w:r>
+          </w:p>
+        </w:tc>
+        <w:tc>
+          <w:tcPr>
+            <w:tcW w:type="dxa" w:w="2880"/>
+          </w:tcPr>
+          <w:p>
+            <w:r>
+              <w:rPr>
+                <w:sz w:val="20"/>
+              </w:rPr>
+              <w:t>Distributor has no configured template</w:t>
+            </w:r>
+          </w:p>
+        </w:tc>
+        <w:tc>
+          <w:tcPr>
+            <w:tcW w:type="dxa" w:w="2880"/>
+          </w:tcPr>
+          <w:p>
+            <w:r>
+              <w:rPr>
+                <w:sz w:val="20"/>
+              </w:rPr>
+              <w:t>Configure template via Template Wizard (Section 10)</w:t>
+            </w:r>
+          </w:p>
+        </w:tc>
+      </w:tr>
+      <w:tr>
+        <w:tc>
+          <w:tcPr>
+            <w:tcW w:type="dxa" w:w="2880"/>
+          </w:tcPr>
+          <w:p>
+            <w:r>
+              <w:rPr>
+                <w:sz w:val="20"/>
+              </w:rPr>
+              <w:t>TEMPLATE_MISMATCH status</w:t>
+            </w:r>
+          </w:p>
+        </w:tc>
+        <w:tc>
+          <w:tcPr>
+            <w:tcW w:type="dxa" w:w="2880"/>
+          </w:tcPr>
+          <w:p>
+            <w:r>
+              <w:rPr>
+                <w:sz w:val="20"/>
+              </w:rPr>
+              <w:t>PDF layout changed or wrong mapping</w:t>
+            </w:r>
+          </w:p>
+        </w:tc>
+        <w:tc>
+          <w:tcPr>
+            <w:tcW w:type="dxa" w:w="2880"/>
+          </w:tcPr>
+          <w:p>
+            <w:r>
+              <w:rPr>
+                <w:sz w:val="20"/>
+              </w:rPr>
+              <w:t>Click Re-map PDF Template; check row count drop &gt;30%</w:t>
+            </w:r>
+          </w:p>
+        </w:tc>
+      </w:tr>
+      <w:tr>
+        <w:tc>
+          <w:tcPr>
+            <w:tcW w:type="dxa" w:w="2880"/>
+          </w:tcPr>
+          <w:p>
+            <w:r>
+              <w:rPr>
+                <w:sz w:val="20"/>
+              </w:rPr>
+              <w:t>Review queue won't clear</w:t>
+            </w:r>
+          </w:p>
+        </w:tc>
+        <w:tc>
+          <w:tcPr>
+            <w:tcW w:type="dxa" w:w="2880"/>
+          </w:tcPr>
+          <w:p>
+            <w:r>
+              <w:rPr>
+                <w:sz w:val="20"/>
+              </w:rPr>
+              <w:t>Unresolved UNMATCHED/PENDING rows remain</w:t>
+            </w:r>
+          </w:p>
+        </w:tc>
+        <w:tc>
+          <w:tcPr>
+            <w:tcW w:type="dxa" w:w="2880"/>
+          </w:tcPr>
+          <w:p>
+            <w:r>
+              <w:rPr>
+                <w:sz w:val="20"/>
+              </w:rPr>
+              <w:t>Resolve all rows in Review Queue before approval</w:t>
+            </w:r>
+          </w:p>
+        </w:tc>
+      </w:tr>
+      <w:tr>
+        <w:tc>
+          <w:tcPr>
+            <w:tcW w:type="dxa" w:w="2880"/>
+          </w:tcPr>
+          <w:p>
+            <w:r>
+              <w:rPr>
+                <w:sz w:val="20"/>
+              </w:rPr>
+              <w:t>Approval blocked</w:t>
+            </w:r>
+          </w:p>
+        </w:tc>
+        <w:tc>
+          <w:tcPr>
+            <w:tcW w:type="dxa" w:w="2880"/>
+          </w:tcPr>
+          <w:p>
+            <w:r>
+              <w:rPr>
+                <w:sz w:val="20"/>
+              </w:rPr>
+              <w:t>Unresolved review rows exist</w:t>
+            </w:r>
+          </w:p>
+        </w:tc>
+        <w:tc>
+          <w:tcPr>
+            <w:tcW w:type="dxa" w:w="2880"/>
+          </w:tcPr>
+          <w:p>
+            <w:r>
+              <w:rPr>
+                <w:sz w:val="20"/>
+              </w:rPr>
+              <w:t>Complete all review items first</w:t>
+            </w:r>
+          </w:p>
+        </w:tc>
+      </w:tr>
+      <w:tr>
+        <w:tc>
+          <w:tcPr>
+            <w:tcW w:type="dxa" w:w="2880"/>
+          </w:tcPr>
+          <w:p>
+            <w:r>
+              <w:rPr>
+                <w:sz w:val="20"/>
+              </w:rPr>
+              <w:t>Duplicate upload warning</w:t>
+            </w:r>
+          </w:p>
+        </w:tc>
+        <w:tc>
+          <w:tcPr>
+            <w:tcW w:type="dxa" w:w="2880"/>
+          </w:tcPr>
+          <w:p>
+            <w:r>
+              <w:rPr>
+                <w:sz w:val="20"/>
+              </w:rPr>
+              <w:t>Approved doc exists for same distributor + date</w:t>
+            </w:r>
+          </w:p>
+        </w:tc>
+        <w:tc>
+          <w:tcPr>
+            <w:tcW w:type="dxa" w:w="2880"/>
+          </w:tcPr>
+          <w:p>
+            <w:r>
+              <w:rPr>
+                <w:sz w:val="20"/>
+              </w:rPr>
+              <w:t>Expected; only re-upload to replace existing data</w:t>
+            </w:r>
+          </w:p>
+        </w:tc>
+      </w:tr>
+      <w:tr>
+        <w:tc>
+          <w:tcPr>
+            <w:tcW w:type="dxa" w:w="2880"/>
+          </w:tcPr>
+          <w:p>
+            <w:r>
+              <w:rPr>
+                <w:sz w:val="20"/>
+              </w:rPr>
+              <w:t>Scanned PDF fails</w:t>
+            </w:r>
+          </w:p>
+        </w:tc>
+        <w:tc>
+          <w:tcPr>
+            <w:tcW w:type="dxa" w:w="2880"/>
+          </w:tcPr>
+          <w:p>
+            <w:r>
+              <w:rPr>
+                <w:sz w:val="20"/>
+              </w:rPr>
+              <w:t>No extractable text in PDF</w:t>
+            </w:r>
+          </w:p>
+        </w:tc>
+        <w:tc>
+          <w:tcPr>
+            <w:tcW w:type="dxa" w:w="2880"/>
+          </w:tcPr>
+          <w:p>
+            <w:r>
+              <w:rPr>
+                <w:sz w:val="20"/>
+              </w:rPr>
+              <w:t>Administrator: install Tesseract OCR on worker</w:t>
+            </w:r>
+          </w:p>
+        </w:tc>
+      </w:tr>
+      <w:tr>
+        <w:tc>
+          <w:tcPr>
+            <w:tcW w:type="dxa" w:w="2880"/>
+          </w:tcPr>
+          <w:p>
+            <w:r>
+              <w:rPr>
+                <w:sz w:val="20"/>
+              </w:rPr>
+              <w:t>Downloaded Excel is empty</w:t>
+            </w:r>
+          </w:p>
+        </w:tc>
+        <w:tc>
+          <w:tcPr>
+            <w:tcW w:type="dxa" w:w="2880"/>
+          </w:tcPr>
+          <w:p>
+            <w:r>
+              <w:rPr>
+                <w:sz w:val="20"/>
+              </w:rPr>
+              <w:t>No approved data for selected period</w:t>
+            </w:r>
+          </w:p>
+        </w:tc>
+        <w:tc>
+          <w:tcPr>
+            <w:tcW w:type="dxa" w:w="2880"/>
+          </w:tcPr>
+          <w:p>
+            <w:r>
+              <w:rPr>
+                <w:sz w:val="20"/>
+              </w:rPr>
+              <w:t>Approve documents for the report date first</w:t>
+            </w:r>
+          </w:p>
+        </w:tc>
+      </w:tr>
+      <w:tr>
+        <w:tc>
+          <w:tcPr>
+            <w:tcW w:type="dxa" w:w="2880"/>
+          </w:tcPr>
+          <w:p>
+            <w:r>
+              <w:rPr>
+                <w:sz w:val="20"/>
+              </w:rPr>
+              <w:t>Group column blank in SSR</w:t>
+            </w:r>
+          </w:p>
+        </w:tc>
+        <w:tc>
+          <w:tcPr>
+            <w:tcW w:type="dxa" w:w="2880"/>
+          </w:tcPr>
+          <w:p>
+            <w:r>
+              <w:rPr>
+                <w:sz w:val="20"/>
+              </w:rPr>
+              <w:t>Product missing product group</w:t>
+            </w:r>
+          </w:p>
+        </w:tc>
+        <w:tc>
+          <w:tcPr>
+            <w:tcW w:type="dxa" w:w="2880"/>
+          </w:tcPr>
+          <w:p>
+            <w:r>
+              <w:rPr>
+                <w:sz w:val="20"/>
+              </w:rPr>
+              <w:t>Edit product and set Group to Medicronis or Transformer</w:t>
+            </w:r>
+          </w:p>
+        </w:tc>
+      </w:tr>
+      <w:tr>
+        <w:tc>
+          <w:tcPr>
+            <w:tcW w:type="dxa" w:w="2880"/>
+          </w:tcPr>
+          <w:p>
+            <w:r>
+              <w:rPr>
+                <w:sz w:val="20"/>
+              </w:rPr>
+              <w:t>Product save / import fails on Group</w:t>
+            </w:r>
+          </w:p>
+        </w:tc>
+        <w:tc>
+          <w:tcPr>
+            <w:tcW w:type="dxa" w:w="2880"/>
+          </w:tcPr>
+          <w:p>
+            <w:r>
+              <w:rPr>
+                <w:sz w:val="20"/>
+              </w:rPr>
+              <w:t>Missing or invalid group name</w:t>
+            </w:r>
+          </w:p>
+        </w:tc>
+        <w:tc>
+          <w:tcPr>
+            <w:tcW w:type="dxa" w:w="2880"/>
+          </w:tcPr>
+          <w:p>
+            <w:r>
+              <w:rPr>
+                <w:sz w:val="20"/>
+              </w:rPr>
+              <w:t>Use exactly Medicronis or Transformer</w:t>
+            </w:r>
+          </w:p>
+        </w:tc>
+      </w:tr>
+      <w:tr>
+        <w:tc>
+          <w:tcPr>
+            <w:tcW w:type="dxa" w:w="2880"/>
+          </w:tcPr>
+          <w:p>
+            <w:r>
+              <w:rPr>
+                <w:sz w:val="20"/>
+              </w:rPr>
+              <w:t>Family J extraction wrong quantities</w:t>
+            </w:r>
+          </w:p>
+        </w:tc>
+        <w:tc>
+          <w:tcPr>
+            <w:tcW w:type="dxa" w:w="2880"/>
+          </w:tcPr>
+          <w:p>
+            <w:r>
+              <w:rPr>
+                <w:sz w:val="20"/>
+              </w:rPr>
+              <w:t>Line-parser column indices incorrect</w:t>
+            </w:r>
+          </w:p>
+        </w:tc>
+        <w:tc>
+          <w:tcPr>
+            <w:tcW w:type="dxa" w:w="2880"/>
+          </w:tcPr>
+          <w:p>
+            <w:r>
+              <w:rPr>
+                <w:sz w:val="20"/>
+              </w:rPr>
+              <w:t>Re-open Template Wizard; adjust Sales Units / Sales Value indices</w:t>
+            </w:r>
+          </w:p>
+        </w:tc>
+      </w:tr>
+      <w:tr>
+        <w:tc>
+          <w:tcPr>
+            <w:tcW w:type="dxa" w:w="2880"/>
+          </w:tcPr>
+          <w:p>
+            <w:r>
+              <w:rPr>
+                <w:sz w:val="20"/>
+              </w:rPr>
+              <w:t>Session expired</w:t>
+            </w:r>
+          </w:p>
+        </w:tc>
+        <w:tc>
+          <w:tcPr>
+            <w:tcW w:type="dxa" w:w="2880"/>
+          </w:tcPr>
+          <w:p>
+            <w:r>
+              <w:rPr>
+                <w:sz w:val="20"/>
+              </w:rPr>
+              <w:t>7-day cookie expired</w:t>
+            </w:r>
+          </w:p>
+        </w:tc>
+        <w:tc>
+          <w:tcPr>
+            <w:tcW w:type="dxa" w:w="2880"/>
+          </w:tcPr>
+          <w:p>
+            <w:r>
+              <w:rPr>
+                <w:sz w:val="20"/>
+              </w:rPr>
+              <w:t>Log in again with your password</w:t>
+            </w:r>
+          </w:p>
+        </w:tc>
+      </w:tr>
+    </w:tbl>
+    <w:p/>
+    <w:p>
       <w:bookmarkStart w:id="72" w:name="toc_72"/>
       <w:pPr>
         <w:pStyle w:val="Heading2"/>
       </w:pPr>
       <w:r>
-        <w:t>14.2 Glossary</w:t>
+        <w:t>13.2 Document Status Reference</w:t>
       </w:r>
       <w:bookmarkEnd w:id="72"/>
     </w:p>
@@ -7470,7 +8455,7 @@
                 <w:color w:val="FFFFFF"/>
                 <w:sz w:val="20"/>
               </w:rPr>
-              <w:t>Term</w:t>
+              <w:t>Status</w:t>
             </w:r>
           </w:p>
         </w:tc>
@@ -7486,7 +8471,7 @@
                 <w:color w:val="FFFFFF"/>
                 <w:sz w:val="20"/>
               </w:rPr>
-              <w:t>Definition</w:t>
+              <w:t>Description</w:t>
             </w:r>
           </w:p>
         </w:tc>
@@ -7501,7 +8486,7 @@
               <w:rPr>
                 <w:sz w:val="20"/>
               </w:rPr>
-              <w:t>SSR</w:t>
+              <w:t>UPLOADED</w:t>
             </w:r>
           </w:p>
         </w:tc>
@@ -7514,7 +8499,7 @@
               <w:rPr>
                 <w:sz w:val="20"/>
               </w:rPr>
-              <w:t>Secondary Sales Report — consolidated Excel export of distributor sales data</w:t>
+              <w:t>File saved, processing not yet started</w:t>
             </w:r>
           </w:p>
         </w:tc>
@@ -7529,7 +8514,7 @@
               <w:rPr>
                 <w:sz w:val="20"/>
               </w:rPr>
-              <w:t>Auto-detect</w:t>
+              <w:t>PROCESSING</w:t>
             </w:r>
           </w:p>
         </w:tc>
@@ -7542,7 +8527,7 @@
               <w:rPr>
                 <w:sz w:val="20"/>
               </w:rPr>
-              <w:t>Automatic distributor identification from PDF header text</w:t>
+              <w:t>Extraction and matching in progress</w:t>
             </w:r>
           </w:p>
         </w:tc>
@@ -7557,7 +8542,7 @@
               <w:rPr>
                 <w:sz w:val="20"/>
               </w:rPr>
-              <w:t>PDF Format Family</w:t>
+              <w:t>EXTRACTED</w:t>
             </w:r>
           </w:p>
         </w:tc>
@@ -7570,7 +8555,7 @@
               <w:rPr>
                 <w:sz w:val="20"/>
               </w:rPr>
-              <w:t>Preset layout template (A–J) for a class of distributor PDF reports</w:t>
+              <w:t>All rows extracted and matched — ready for approval</w:t>
             </w:r>
           </w:p>
         </w:tc>
@@ -7585,7 +8570,7 @@
               <w:rPr>
                 <w:sz w:val="20"/>
               </w:rPr>
-              <w:t>Template Config</w:t>
+              <w:t>REVIEW_REQUIRED</w:t>
             </w:r>
           </w:p>
         </w:tc>
@@ -7598,7 +8583,7 @@
               <w:rPr>
                 <w:sz w:val="20"/>
               </w:rPr>
-              <w:t>Per-distributor column mapping stored in the database</w:t>
+              <w:t>Some rows need manual resolution in Review Queue</w:t>
             </w:r>
           </w:p>
         </w:tc>
@@ -7613,7 +8598,7 @@
               <w:rPr>
                 <w:sz w:val="20"/>
               </w:rPr>
-              <w:t>Daily Sales Fact</w:t>
+              <w:t>TEMPLATE_MISMATCH</w:t>
             </w:r>
           </w:p>
         </w:tc>
@@ -7626,7 +8611,7 @@
               <w:rPr>
                 <w:sz w:val="20"/>
               </w:rPr>
-              <w:t>Approved sales record promoted from an extracted document row</w:t>
+              <w:t>PDF layout does not match configured template</w:t>
             </w:r>
           </w:p>
         </w:tc>
@@ -7641,7 +8626,7 @@
               <w:rPr>
                 <w:sz w:val="20"/>
               </w:rPr>
-              <w:t>Match Rate</w:t>
+              <w:t>FAILED</w:t>
             </w:r>
           </w:p>
         </w:tc>
@@ -7654,7 +8639,7 @@
               <w:rPr>
                 <w:sz w:val="20"/>
               </w:rPr>
-              <w:t>Percentage of extracted rows successfully matched to catalog products</w:t>
+              <w:t>Processing error — check PDF quality and retry</w:t>
             </w:r>
           </w:p>
         </w:tc>
@@ -7669,7 +8654,7 @@
               <w:rPr>
                 <w:sz w:val="20"/>
               </w:rPr>
-              <w:t>Review Queue</w:t>
+              <w:t>APPROVED</w:t>
             </w:r>
           </w:p>
         </w:tc>
@@ -7682,63 +8667,7 @@
               <w:rPr>
                 <w:sz w:val="20"/>
               </w:rPr>
-              <w:t>List of unmatched rows requiring manual resolution</w:t>
-            </w:r>
-          </w:p>
-        </w:tc>
-      </w:tr>
-      <w:tr>
-        <w:tc>
-          <w:tcPr>
-            <w:tcW w:type="dxa" w:w="4320"/>
-          </w:tcPr>
-          <w:p>
-            <w:r>
-              <w:rPr>
-                <w:sz w:val="20"/>
-              </w:rPr>
-              <w:t>Distributor Product Mapping</w:t>
-            </w:r>
-          </w:p>
-        </w:tc>
-        <w:tc>
-          <w:tcPr>
-            <w:tcW w:type="dxa" w:w="4320"/>
-          </w:tcPr>
-          <w:p>
-            <w:r>
-              <w:rPr>
-                <w:sz w:val="20"/>
-              </w:rPr>
-              <w:t>Saved alias linking a distributor's product name to a catalog SKU</w:t>
-            </w:r>
-          </w:p>
-        </w:tc>
-      </w:tr>
-      <w:tr>
-        <w:tc>
-          <w:tcPr>
-            <w:tcW w:type="dxa" w:w="4320"/>
-          </w:tcPr>
-          <w:p>
-            <w:r>
-              <w:rPr>
-                <w:sz w:val="20"/>
-              </w:rPr>
-              <w:t>Processing Pipeline</w:t>
-            </w:r>
-          </w:p>
-        </w:tc>
-        <w:tc>
-          <w:tcPr>
-            <w:tcW w:type="dxa" w:w="4320"/>
-          </w:tcPr>
-          <w:p>
-            <w:r>
-              <w:rPr>
-                <w:sz w:val="20"/>
-              </w:rPr>
-              <w:t>Upload → Extract → Match Products → Review Exceptions stepper on Upload page</w:t>
+              <w:t>Data promoted to sales facts — ready for SSR generation</w:t>
             </w:r>
           </w:p>
         </w:tc>
@@ -7751,9 +8680,1025 @@
         <w:pStyle w:val="Heading2"/>
       </w:pPr>
       <w:r>
+        <w:t>13.3 Getting Help</w:t>
+      </w:r>
+      <w:bookmarkEnd w:id="73"/>
+    </w:p>
+    <w:p>
+      <w:pPr>
+        <w:pStyle w:val="ListBullet"/>
+      </w:pPr>
+      <w:r>
+        <w:t>Contact your system administrator for login issues, service outages, or template configuration</w:t>
+      </w:r>
+    </w:p>
+    <w:p>
+      <w:pPr>
+        <w:pStyle w:val="ListBullet"/>
+      </w:pPr>
+      <w:r>
+        <w:t>Refer to docs/pdf-families.md for detailed PDF format family documentation</w:t>
+      </w:r>
+    </w:p>
+    <w:p>
+      <w:pPr>
+        <w:pStyle w:val="ListBullet"/>
+      </w:pPr>
+      <w:r>
+        <w:t>Run the smoke test checklist (SMOKE_TEST.md) to validate system health</w:t>
+      </w:r>
+    </w:p>
+    <w:p>
+      <w:bookmarkStart w:id="74" w:name="toc_74"/>
+      <w:pPr>
+        <w:pStyle w:val="Heading1"/>
+      </w:pPr>
+      <w:r>
+        <w:t>14. Appendix</w:t>
+      </w:r>
+      <w:bookmarkEnd w:id="74"/>
+    </w:p>
+    <w:p>
+      <w:bookmarkStart w:id="75" w:name="toc_75"/>
+      <w:pPr>
+        <w:pStyle w:val="Heading2"/>
+      </w:pPr>
+      <w:r>
+        <w:t>14.1 Navigation Reference</w:t>
+      </w:r>
+      <w:bookmarkEnd w:id="75"/>
+    </w:p>
+    <w:tbl>
+      <w:tblPr>
+        <w:tblStyle w:val="TableGrid"/>
+        <w:tblW w:type="auto" w:w="0"/>
+        <w:tblLook w:firstColumn="1" w:firstRow="1" w:lastColumn="0" w:lastRow="0" w:noHBand="0" w:noVBand="1" w:val="04A0"/>
+      </w:tblPr>
+      <w:tblGrid>
+        <w:gridCol w:w="2880"/>
+        <w:gridCol w:w="2880"/>
+        <w:gridCol w:w="2880"/>
+      </w:tblGrid>
+      <w:tr>
+        <w:tc>
+          <w:tcPr>
+            <w:tcW w:type="dxa" w:w="2880"/>
+            <w:shd w:fill="1F4E79" w:val="clear"/>
+          </w:tcPr>
+          <w:p>
+            <w:r>
+              <w:rPr>
+                <w:b/>
+                <w:color w:val="FFFFFF"/>
+                <w:sz w:val="20"/>
+              </w:rPr>
+              <w:t>Page</w:t>
+            </w:r>
+          </w:p>
+        </w:tc>
+        <w:tc>
+          <w:tcPr>
+            <w:tcW w:type="dxa" w:w="2880"/>
+            <w:shd w:fill="1F4E79" w:val="clear"/>
+          </w:tcPr>
+          <w:p>
+            <w:r>
+              <w:rPr>
+                <w:b/>
+                <w:color w:val="FFFFFF"/>
+                <w:sz w:val="20"/>
+              </w:rPr>
+              <w:t>Route</w:t>
+            </w:r>
+          </w:p>
+        </w:tc>
+        <w:tc>
+          <w:tcPr>
+            <w:tcW w:type="dxa" w:w="2880"/>
+            <w:shd w:fill="1F4E79" w:val="clear"/>
+          </w:tcPr>
+          <w:p>
+            <w:r>
+              <w:rPr>
+                <w:b/>
+                <w:color w:val="FFFFFF"/>
+                <w:sz w:val="20"/>
+              </w:rPr>
+              <w:t>Purpose</w:t>
+            </w:r>
+          </w:p>
+        </w:tc>
+      </w:tr>
+      <w:tr>
+        <w:tc>
+          <w:tcPr>
+            <w:tcW w:type="dxa" w:w="2880"/>
+          </w:tcPr>
+          <w:p>
+            <w:r>
+              <w:rPr>
+                <w:sz w:val="20"/>
+              </w:rPr>
+              <w:t>Dashboard</w:t>
+            </w:r>
+          </w:p>
+        </w:tc>
+        <w:tc>
+          <w:tcPr>
+            <w:tcW w:type="dxa" w:w="2880"/>
+          </w:tcPr>
+          <w:p>
+            <w:r>
+              <w:rPr>
+                <w:sz w:val="20"/>
+              </w:rPr>
+              <w:t>/dashboard</w:t>
+            </w:r>
+          </w:p>
+        </w:tc>
+        <w:tc>
+          <w:tcPr>
+            <w:tcW w:type="dxa" w:w="2880"/>
+          </w:tcPr>
+          <w:p>
+            <w:r>
+              <w:rPr>
+                <w:sz w:val="20"/>
+              </w:rPr>
+              <w:t>KPIs, charts, activity summary</w:t>
+            </w:r>
+          </w:p>
+        </w:tc>
+      </w:tr>
+      <w:tr>
+        <w:tc>
+          <w:tcPr>
+            <w:tcW w:type="dxa" w:w="2880"/>
+          </w:tcPr>
+          <w:p>
+            <w:r>
+              <w:rPr>
+                <w:sz w:val="20"/>
+              </w:rPr>
+              <w:t>Upload</w:t>
+            </w:r>
+          </w:p>
+        </w:tc>
+        <w:tc>
+          <w:tcPr>
+            <w:tcW w:type="dxa" w:w="2880"/>
+          </w:tcPr>
+          <w:p>
+            <w:r>
+              <w:rPr>
+                <w:sz w:val="20"/>
+              </w:rPr>
+              <w:t>/upload</w:t>
+            </w:r>
+          </w:p>
+        </w:tc>
+        <w:tc>
+          <w:tcPr>
+            <w:tcW w:type="dxa" w:w="2880"/>
+          </w:tcPr>
+          <w:p>
+            <w:r>
+              <w:rPr>
+                <w:sz w:val="20"/>
+              </w:rPr>
+              <w:t>Submit PDF sales reports</w:t>
+            </w:r>
+          </w:p>
+        </w:tc>
+      </w:tr>
+      <w:tr>
+        <w:tc>
+          <w:tcPr>
+            <w:tcW w:type="dxa" w:w="2880"/>
+          </w:tcPr>
+          <w:p>
+            <w:r>
+              <w:rPr>
+                <w:sz w:val="20"/>
+              </w:rPr>
+              <w:t>Documents</w:t>
+            </w:r>
+          </w:p>
+        </w:tc>
+        <w:tc>
+          <w:tcPr>
+            <w:tcW w:type="dxa" w:w="2880"/>
+          </w:tcPr>
+          <w:p>
+            <w:r>
+              <w:rPr>
+                <w:sz w:val="20"/>
+              </w:rPr>
+              <w:t>/documents</w:t>
+            </w:r>
+          </w:p>
+        </w:tc>
+        <w:tc>
+          <w:tcPr>
+            <w:tcW w:type="dxa" w:w="2880"/>
+          </w:tcPr>
+          <w:p>
+            <w:r>
+              <w:rPr>
+                <w:sz w:val="20"/>
+              </w:rPr>
+              <w:t>View all uploaded documents</w:t>
+            </w:r>
+          </w:p>
+        </w:tc>
+      </w:tr>
+      <w:tr>
+        <w:tc>
+          <w:tcPr>
+            <w:tcW w:type="dxa" w:w="2880"/>
+          </w:tcPr>
+          <w:p>
+            <w:r>
+              <w:rPr>
+                <w:sz w:val="20"/>
+              </w:rPr>
+              <w:t>Document Detail</w:t>
+            </w:r>
+          </w:p>
+        </w:tc>
+        <w:tc>
+          <w:tcPr>
+            <w:tcW w:type="dxa" w:w="2880"/>
+          </w:tcPr>
+          <w:p>
+            <w:r>
+              <w:rPr>
+                <w:sz w:val="20"/>
+              </w:rPr>
+              <w:t>/documents/[id]</w:t>
+            </w:r>
+          </w:p>
+        </w:tc>
+        <w:tc>
+          <w:tcPr>
+            <w:tcW w:type="dxa" w:w="2880"/>
+          </w:tcPr>
+          <w:p>
+            <w:r>
+              <w:rPr>
+                <w:sz w:val="20"/>
+              </w:rPr>
+              <w:t>View rows, approve, generate SSR</w:t>
+            </w:r>
+          </w:p>
+        </w:tc>
+      </w:tr>
+      <w:tr>
+        <w:tc>
+          <w:tcPr>
+            <w:tcW w:type="dxa" w:w="2880"/>
+          </w:tcPr>
+          <w:p>
+            <w:r>
+              <w:rPr>
+                <w:sz w:val="20"/>
+              </w:rPr>
+              <w:t>Review Queue</w:t>
+            </w:r>
+          </w:p>
+        </w:tc>
+        <w:tc>
+          <w:tcPr>
+            <w:tcW w:type="dxa" w:w="2880"/>
+          </w:tcPr>
+          <w:p>
+            <w:r>
+              <w:rPr>
+                <w:sz w:val="20"/>
+              </w:rPr>
+              <w:t>/review</w:t>
+            </w:r>
+          </w:p>
+        </w:tc>
+        <w:tc>
+          <w:tcPr>
+            <w:tcW w:type="dxa" w:w="2880"/>
+          </w:tcPr>
+          <w:p>
+            <w:r>
+              <w:rPr>
+                <w:sz w:val="20"/>
+              </w:rPr>
+              <w:t>Resolve unmatched product rows</w:t>
+            </w:r>
+          </w:p>
+        </w:tc>
+      </w:tr>
+      <w:tr>
+        <w:tc>
+          <w:tcPr>
+            <w:tcW w:type="dxa" w:w="2880"/>
+          </w:tcPr>
+          <w:p>
+            <w:r>
+              <w:rPr>
+                <w:sz w:val="20"/>
+              </w:rPr>
+              <w:t>SSR Reports</w:t>
+            </w:r>
+          </w:p>
+        </w:tc>
+        <w:tc>
+          <w:tcPr>
+            <w:tcW w:type="dxa" w:w="2880"/>
+          </w:tcPr>
+          <w:p>
+            <w:r>
+              <w:rPr>
+                <w:sz w:val="20"/>
+              </w:rPr>
+              <w:t>/reports</w:t>
+            </w:r>
+          </w:p>
+        </w:tc>
+        <w:tc>
+          <w:tcPr>
+            <w:tcW w:type="dxa" w:w="2880"/>
+          </w:tcPr>
+          <w:p>
+            <w:r>
+              <w:rPr>
+                <w:sz w:val="20"/>
+              </w:rPr>
+              <w:t>Generate and list SSR reports</w:t>
+            </w:r>
+          </w:p>
+        </w:tc>
+      </w:tr>
+      <w:tr>
+        <w:tc>
+          <w:tcPr>
+            <w:tcW w:type="dxa" w:w="2880"/>
+          </w:tcPr>
+          <w:p>
+            <w:r>
+              <w:rPr>
+                <w:sz w:val="20"/>
+              </w:rPr>
+              <w:t>Report Detail</w:t>
+            </w:r>
+          </w:p>
+        </w:tc>
+        <w:tc>
+          <w:tcPr>
+            <w:tcW w:type="dxa" w:w="2880"/>
+          </w:tcPr>
+          <w:p>
+            <w:r>
+              <w:rPr>
+                <w:sz w:val="20"/>
+              </w:rPr>
+              <w:t>/reports/[id]</w:t>
+            </w:r>
+          </w:p>
+        </w:tc>
+        <w:tc>
+          <w:tcPr>
+            <w:tcW w:type="dxa" w:w="2880"/>
+          </w:tcPr>
+          <w:p>
+            <w:r>
+              <w:rPr>
+                <w:sz w:val="20"/>
+              </w:rPr>
+              <w:t>Preview and download Excel</w:t>
+            </w:r>
+          </w:p>
+        </w:tc>
+      </w:tr>
+      <w:tr>
+        <w:tc>
+          <w:tcPr>
+            <w:tcW w:type="dxa" w:w="2880"/>
+          </w:tcPr>
+          <w:p>
+            <w:r>
+              <w:rPr>
+                <w:sz w:val="20"/>
+              </w:rPr>
+              <w:t>Distributors</w:t>
+            </w:r>
+          </w:p>
+        </w:tc>
+        <w:tc>
+          <w:tcPr>
+            <w:tcW w:type="dxa" w:w="2880"/>
+          </w:tcPr>
+          <w:p>
+            <w:r>
+              <w:rPr>
+                <w:sz w:val="20"/>
+              </w:rPr>
+              <w:t>/distributors</w:t>
+            </w:r>
+          </w:p>
+        </w:tc>
+        <w:tc>
+          <w:tcPr>
+            <w:tcW w:type="dxa" w:w="2880"/>
+          </w:tcPr>
+          <w:p>
+            <w:r>
+              <w:rPr>
+                <w:sz w:val="20"/>
+              </w:rPr>
+              <w:t>Manage distributor network</w:t>
+            </w:r>
+          </w:p>
+        </w:tc>
+      </w:tr>
+      <w:tr>
+        <w:tc>
+          <w:tcPr>
+            <w:tcW w:type="dxa" w:w="2880"/>
+          </w:tcPr>
+          <w:p>
+            <w:r>
+              <w:rPr>
+                <w:sz w:val="20"/>
+              </w:rPr>
+              <w:t>Template Wizard</w:t>
+            </w:r>
+          </w:p>
+        </w:tc>
+        <w:tc>
+          <w:tcPr>
+            <w:tcW w:type="dxa" w:w="2880"/>
+          </w:tcPr>
+          <w:p>
+            <w:r>
+              <w:rPr>
+                <w:sz w:val="20"/>
+              </w:rPr>
+              <w:t>/distributors/[id]/template</w:t>
+            </w:r>
+          </w:p>
+        </w:tc>
+        <w:tc>
+          <w:tcPr>
+            <w:tcW w:type="dxa" w:w="2880"/>
+          </w:tcPr>
+          <w:p>
+            <w:r>
+              <w:rPr>
+                <w:sz w:val="20"/>
+              </w:rPr>
+              <w:t>Configure PDF column mapping</w:t>
+            </w:r>
+          </w:p>
+        </w:tc>
+      </w:tr>
+      <w:tr>
+        <w:tc>
+          <w:tcPr>
+            <w:tcW w:type="dxa" w:w="2880"/>
+          </w:tcPr>
+          <w:p>
+            <w:r>
+              <w:rPr>
+                <w:sz w:val="20"/>
+              </w:rPr>
+              <w:t>Products</w:t>
+            </w:r>
+          </w:p>
+        </w:tc>
+        <w:tc>
+          <w:tcPr>
+            <w:tcW w:type="dxa" w:w="2880"/>
+          </w:tcPr>
+          <w:p>
+            <w:r>
+              <w:rPr>
+                <w:sz w:val="20"/>
+              </w:rPr>
+              <w:t>/products</w:t>
+            </w:r>
+          </w:p>
+        </w:tc>
+        <w:tc>
+          <w:tcPr>
+            <w:tcW w:type="dxa" w:w="2880"/>
+          </w:tcPr>
+          <w:p>
+            <w:r>
+              <w:rPr>
+                <w:sz w:val="20"/>
+              </w:rPr>
+              <w:t>Manage product catalog</w:t>
+            </w:r>
+          </w:p>
+        </w:tc>
+      </w:tr>
+      <w:tr>
+        <w:tc>
+          <w:tcPr>
+            <w:tcW w:type="dxa" w:w="2880"/>
+          </w:tcPr>
+          <w:p>
+            <w:r>
+              <w:rPr>
+                <w:sz w:val="20"/>
+              </w:rPr>
+              <w:t>Login</w:t>
+            </w:r>
+          </w:p>
+        </w:tc>
+        <w:tc>
+          <w:tcPr>
+            <w:tcW w:type="dxa" w:w="2880"/>
+          </w:tcPr>
+          <w:p>
+            <w:r>
+              <w:rPr>
+                <w:sz w:val="20"/>
+              </w:rPr>
+              <w:t>/login</w:t>
+            </w:r>
+          </w:p>
+        </w:tc>
+        <w:tc>
+          <w:tcPr>
+            <w:tcW w:type="dxa" w:w="2880"/>
+          </w:tcPr>
+          <w:p>
+            <w:r>
+              <w:rPr>
+                <w:sz w:val="20"/>
+              </w:rPr>
+              <w:t>Application authentication</w:t>
+            </w:r>
+          </w:p>
+        </w:tc>
+      </w:tr>
+    </w:tbl>
+    <w:p/>
+    <w:p>
+      <w:bookmarkStart w:id="76" w:name="toc_76"/>
+      <w:pPr>
+        <w:pStyle w:val="Heading2"/>
+      </w:pPr>
+      <w:r>
+        <w:t>14.2 Glossary</w:t>
+      </w:r>
+      <w:bookmarkEnd w:id="76"/>
+    </w:p>
+    <w:tbl>
+      <w:tblPr>
+        <w:tblStyle w:val="TableGrid"/>
+        <w:tblW w:type="auto" w:w="0"/>
+        <w:tblLook w:firstColumn="1" w:firstRow="1" w:lastColumn="0" w:lastRow="0" w:noHBand="0" w:noVBand="1" w:val="04A0"/>
+      </w:tblPr>
+      <w:tblGrid>
+        <w:gridCol w:w="4320"/>
+        <w:gridCol w:w="4320"/>
+      </w:tblGrid>
+      <w:tr>
+        <w:tc>
+          <w:tcPr>
+            <w:tcW w:type="dxa" w:w="4320"/>
+            <w:shd w:fill="1F4E79" w:val="clear"/>
+          </w:tcPr>
+          <w:p>
+            <w:r>
+              <w:rPr>
+                <w:b/>
+                <w:color w:val="FFFFFF"/>
+                <w:sz w:val="20"/>
+              </w:rPr>
+              <w:t>Term</w:t>
+            </w:r>
+          </w:p>
+        </w:tc>
+        <w:tc>
+          <w:tcPr>
+            <w:tcW w:type="dxa" w:w="4320"/>
+            <w:shd w:fill="1F4E79" w:val="clear"/>
+          </w:tcPr>
+          <w:p>
+            <w:r>
+              <w:rPr>
+                <w:b/>
+                <w:color w:val="FFFFFF"/>
+                <w:sz w:val="20"/>
+              </w:rPr>
+              <w:t>Definition</w:t>
+            </w:r>
+          </w:p>
+        </w:tc>
+      </w:tr>
+      <w:tr>
+        <w:tc>
+          <w:tcPr>
+            <w:tcW w:type="dxa" w:w="4320"/>
+          </w:tcPr>
+          <w:p>
+            <w:r>
+              <w:rPr>
+                <w:sz w:val="20"/>
+              </w:rPr>
+              <w:t>SSR</w:t>
+            </w:r>
+          </w:p>
+        </w:tc>
+        <w:tc>
+          <w:tcPr>
+            <w:tcW w:type="dxa" w:w="4320"/>
+          </w:tcPr>
+          <w:p>
+            <w:r>
+              <w:rPr>
+                <w:sz w:val="20"/>
+              </w:rPr>
+              <w:t>Secondary Sales Report — consolidated Medicronis Excel export of distributor sales data</w:t>
+            </w:r>
+          </w:p>
+        </w:tc>
+      </w:tr>
+      <w:tr>
+        <w:tc>
+          <w:tcPr>
+            <w:tcW w:type="dxa" w:w="4320"/>
+          </w:tcPr>
+          <w:p>
+            <w:r>
+              <w:rPr>
+                <w:sz w:val="20"/>
+              </w:rPr>
+              <w:t>DATA sheet</w:t>
+            </w:r>
+          </w:p>
+        </w:tc>
+        <w:tc>
+          <w:tcPr>
+            <w:tcW w:type="dxa" w:w="4320"/>
+          </w:tcPr>
+          <w:p>
+            <w:r>
+              <w:rPr>
+                <w:sz w:val="20"/>
+              </w:rPr>
+              <w:t>Primary SSR workbook sheet with distributor × product metrics, LMTD, and inventory columns</w:t>
+            </w:r>
+          </w:p>
+        </w:tc>
+      </w:tr>
+      <w:tr>
+        <w:tc>
+          <w:tcPr>
+            <w:tcW w:type="dxa" w:w="4320"/>
+          </w:tcPr>
+          <w:p>
+            <w:r>
+              <w:rPr>
+                <w:sz w:val="20"/>
+              </w:rPr>
+              <w:t>Auto-detect</w:t>
+            </w:r>
+          </w:p>
+        </w:tc>
+        <w:tc>
+          <w:tcPr>
+            <w:tcW w:type="dxa" w:w="4320"/>
+          </w:tcPr>
+          <w:p>
+            <w:r>
+              <w:rPr>
+                <w:sz w:val="20"/>
+              </w:rPr>
+              <w:t>Automatic distributor identification from PDF header text</w:t>
+            </w:r>
+          </w:p>
+        </w:tc>
+      </w:tr>
+      <w:tr>
+        <w:tc>
+          <w:tcPr>
+            <w:tcW w:type="dxa" w:w="4320"/>
+          </w:tcPr>
+          <w:p>
+            <w:r>
+              <w:rPr>
+                <w:sz w:val="20"/>
+              </w:rPr>
+              <w:t>PDF Format Family</w:t>
+            </w:r>
+          </w:p>
+        </w:tc>
+        <w:tc>
+          <w:tcPr>
+            <w:tcW w:type="dxa" w:w="4320"/>
+          </w:tcPr>
+          <w:p>
+            <w:r>
+              <w:rPr>
+                <w:sz w:val="20"/>
+              </w:rPr>
+              <w:t>Preset layout template (A–J) for a class of distributor PDF reports</w:t>
+            </w:r>
+          </w:p>
+        </w:tc>
+      </w:tr>
+      <w:tr>
+        <w:tc>
+          <w:tcPr>
+            <w:tcW w:type="dxa" w:w="4320"/>
+          </w:tcPr>
+          <w:p>
+            <w:r>
+              <w:rPr>
+                <w:sz w:val="20"/>
+              </w:rPr>
+              <w:t>Family J / Line parser</w:t>
+            </w:r>
+          </w:p>
+        </w:tc>
+        <w:tc>
+          <w:tcPr>
+            <w:tcW w:type="dxa" w:w="4320"/>
+          </w:tcPr>
+          <w:p>
+            <w:r>
+              <w:rPr>
+                <w:sz w:val="20"/>
+              </w:rPr>
+              <w:t>Text-line extraction mode when the PDF has no usable table grid</w:t>
+            </w:r>
+          </w:p>
+        </w:tc>
+      </w:tr>
+      <w:tr>
+        <w:tc>
+          <w:tcPr>
+            <w:tcW w:type="dxa" w:w="4320"/>
+          </w:tcPr>
+          <w:p>
+            <w:r>
+              <w:rPr>
+                <w:sz w:val="20"/>
+              </w:rPr>
+              <w:t>Template Config</w:t>
+            </w:r>
+          </w:p>
+        </w:tc>
+        <w:tc>
+          <w:tcPr>
+            <w:tcW w:type="dxa" w:w="4320"/>
+          </w:tcPr>
+          <w:p>
+            <w:r>
+              <w:rPr>
+                <w:sz w:val="20"/>
+              </w:rPr>
+              <w:t>Per-distributor column mapping stored in the database</w:t>
+            </w:r>
+          </w:p>
+        </w:tc>
+      </w:tr>
+      <w:tr>
+        <w:tc>
+          <w:tcPr>
+            <w:tcW w:type="dxa" w:w="4320"/>
+          </w:tcPr>
+          <w:p>
+            <w:r>
+              <w:rPr>
+                <w:sz w:val="20"/>
+              </w:rPr>
+              <w:t>Product Group</w:t>
+            </w:r>
+          </w:p>
+        </w:tc>
+        <w:tc>
+          <w:tcPr>
+            <w:tcW w:type="dxa" w:w="4320"/>
+          </w:tcPr>
+          <w:p>
+            <w:r>
+              <w:rPr>
+                <w:sz w:val="20"/>
+              </w:rPr>
+              <w:t>Required catalog attribute: Medicronis or Transformer — appears as Group on SSR</w:t>
+            </w:r>
+          </w:p>
+        </w:tc>
+      </w:tr>
+      <w:tr>
+        <w:tc>
+          <w:tcPr>
+            <w:tcW w:type="dxa" w:w="4320"/>
+          </w:tcPr>
+          <w:p>
+            <w:r>
+              <w:rPr>
+                <w:sz w:val="20"/>
+              </w:rPr>
+              <w:t>Daily Sales Fact</w:t>
+            </w:r>
+          </w:p>
+        </w:tc>
+        <w:tc>
+          <w:tcPr>
+            <w:tcW w:type="dxa" w:w="4320"/>
+          </w:tcPr>
+          <w:p>
+            <w:r>
+              <w:rPr>
+                <w:sz w:val="20"/>
+              </w:rPr>
+              <w:t>Approved sales record promoted from an extracted document row</w:t>
+            </w:r>
+          </w:p>
+        </w:tc>
+      </w:tr>
+      <w:tr>
+        <w:tc>
+          <w:tcPr>
+            <w:tcW w:type="dxa" w:w="4320"/>
+          </w:tcPr>
+          <w:p>
+            <w:r>
+              <w:rPr>
+                <w:sz w:val="20"/>
+              </w:rPr>
+              <w:t>Match Rate</w:t>
+            </w:r>
+          </w:p>
+        </w:tc>
+        <w:tc>
+          <w:tcPr>
+            <w:tcW w:type="dxa" w:w="4320"/>
+          </w:tcPr>
+          <w:p>
+            <w:r>
+              <w:rPr>
+                <w:sz w:val="20"/>
+              </w:rPr>
+              <w:t>Percentage of extracted rows successfully matched to catalog products</w:t>
+            </w:r>
+          </w:p>
+        </w:tc>
+      </w:tr>
+      <w:tr>
+        <w:tc>
+          <w:tcPr>
+            <w:tcW w:type="dxa" w:w="4320"/>
+          </w:tcPr>
+          <w:p>
+            <w:r>
+              <w:rPr>
+                <w:sz w:val="20"/>
+              </w:rPr>
+              <w:t>Review Queue</w:t>
+            </w:r>
+          </w:p>
+        </w:tc>
+        <w:tc>
+          <w:tcPr>
+            <w:tcW w:type="dxa" w:w="4320"/>
+          </w:tcPr>
+          <w:p>
+            <w:r>
+              <w:rPr>
+                <w:sz w:val="20"/>
+              </w:rPr>
+              <w:t>List of unmatched rows requiring manual resolution</w:t>
+            </w:r>
+          </w:p>
+        </w:tc>
+      </w:tr>
+      <w:tr>
+        <w:tc>
+          <w:tcPr>
+            <w:tcW w:type="dxa" w:w="4320"/>
+          </w:tcPr>
+          <w:p>
+            <w:r>
+              <w:rPr>
+                <w:sz w:val="20"/>
+              </w:rPr>
+              <w:t>Distributor Product Mapping</w:t>
+            </w:r>
+          </w:p>
+        </w:tc>
+        <w:tc>
+          <w:tcPr>
+            <w:tcW w:type="dxa" w:w="4320"/>
+          </w:tcPr>
+          <w:p>
+            <w:r>
+              <w:rPr>
+                <w:sz w:val="20"/>
+              </w:rPr>
+              <w:t>Saved alias linking a distributor's product name to a catalog SKU</w:t>
+            </w:r>
+          </w:p>
+        </w:tc>
+      </w:tr>
+      <w:tr>
+        <w:tc>
+          <w:tcPr>
+            <w:tcW w:type="dxa" w:w="4320"/>
+          </w:tcPr>
+          <w:p>
+            <w:r>
+              <w:rPr>
+                <w:sz w:val="20"/>
+              </w:rPr>
+              <w:t>LMTD</w:t>
+            </w:r>
+          </w:p>
+        </w:tc>
+        <w:tc>
+          <w:tcPr>
+            <w:tcW w:type="dxa" w:w="4320"/>
+          </w:tcPr>
+          <w:p>
+            <w:r>
+              <w:rPr>
+                <w:sz w:val="20"/>
+              </w:rPr>
+              <w:t>Last Month To Date — same calendar day in the prior month for comparison metrics</w:t>
+            </w:r>
+          </w:p>
+        </w:tc>
+      </w:tr>
+      <w:tr>
+        <w:tc>
+          <w:tcPr>
+            <w:tcW w:type="dxa" w:w="4320"/>
+          </w:tcPr>
+          <w:p>
+            <w:r>
+              <w:rPr>
+                <w:sz w:val="20"/>
+              </w:rPr>
+              <w:t>Inventory (SSR)</w:t>
+            </w:r>
+          </w:p>
+        </w:tc>
+        <w:tc>
+          <w:tcPr>
+            <w:tcW w:type="dxa" w:w="4320"/>
+          </w:tcPr>
+          <w:p>
+            <w:r>
+              <w:rPr>
+                <w:sz w:val="20"/>
+              </w:rPr>
+              <w:t>Computed target stock = Sales Units × 1.5</w:t>
+            </w:r>
+          </w:p>
+        </w:tc>
+      </w:tr>
+      <w:tr>
+        <w:tc>
+          <w:tcPr>
+            <w:tcW w:type="dxa" w:w="4320"/>
+          </w:tcPr>
+          <w:p>
+            <w:r>
+              <w:rPr>
+                <w:sz w:val="20"/>
+              </w:rPr>
+              <w:t>Processing Pipeline</w:t>
+            </w:r>
+          </w:p>
+        </w:tc>
+        <w:tc>
+          <w:tcPr>
+            <w:tcW w:type="dxa" w:w="4320"/>
+          </w:tcPr>
+          <w:p>
+            <w:r>
+              <w:rPr>
+                <w:sz w:val="20"/>
+              </w:rPr>
+              <w:t>Upload → Extract → Match Products → Review Exceptions stepper on Upload page</w:t>
+            </w:r>
+          </w:p>
+        </w:tc>
+      </w:tr>
+    </w:tbl>
+    <w:p/>
+    <w:p>
+      <w:bookmarkStart w:id="77" w:name="toc_77"/>
+      <w:pPr>
+        <w:pStyle w:val="Heading2"/>
+      </w:pPr>
+      <w:r>
         <w:t>14.3 Known Limitations (Demo Version)</w:t>
       </w:r>
-      <w:bookmarkEnd w:id="73"/>
+      <w:bookmarkEnd w:id="77"/>
     </w:p>
     <w:p>
       <w:pPr>
@@ -7784,6 +9729,14 @@
         <w:pStyle w:val="ListBullet"/>
       </w:pPr>
       <w:r>
+        <w:t>Product groups are fixed to Medicronis and Transformer (seeded; not user-editable in UI)</w:t>
+      </w:r>
+    </w:p>
+    <w:p>
+      <w:pPr>
+        <w:pStyle w:val="ListBullet"/>
+      </w:pPr>
+      <w:r>
         <w:t>OCR is optional — scanned PDFs may fail without Tesseract installed</w:t>
       </w:r>
     </w:p>
@@ -7804,14 +9757,14 @@
       </w:r>
     </w:p>
     <w:p>
-      <w:bookmarkStart w:id="74" w:name="toc_74"/>
+      <w:bookmarkStart w:id="78" w:name="toc_78"/>
       <w:pPr>
         <w:pStyle w:val="Heading2"/>
       </w:pPr>
       <w:r>
         <w:t>14.4 Sample Files</w:t>
       </w:r>
-      <w:bookmarkEnd w:id="74"/>
+      <w:bookmarkEnd w:id="78"/>
     </w:p>
     <w:p>
       <w:r>
@@ -7858,7 +9811,7 @@
           <w:color w:val="646464"/>
           <w:sz w:val="20"/>
         </w:rPr>
-        <w:t>Medicronis Sales Intelligence User Manual — Version 1.1 — August 2026</w:t>
+        <w:t>Medicronis Sales Intelligence User Manual — Version 1.2 — August 2026</w:t>
       </w:r>
     </w:p>
     <w:sectPr>
